--- a/downloads/workbook/ai-6-week-14.docx
+++ b/downloads/workbook/ai-6-week-14.docx
@@ -961,6 +961,178 @@
         <w:t>Project connection: For the Grounded Learning Service, retain an annotated trace and the changed-case result. Name the contract or evidence that makes the deciding step valid, so another team can review it.</w:t>
       </w:r>
     </w:p>
+    <w:p>
+      <w:pPr>
+        <w:pStyle w:val="Heading1"/>
+      </w:pPr>
+      <w:r>
+        <w:t>13. Project portfolio milestone</w:t>
+      </w:r>
+    </w:p>
+    <w:p>
+      <w:r>
+        <w:t>Project: Grounded Learning Service</w:t>
+      </w:r>
+    </w:p>
+    <w:p>
+      <w:r>
+        <w:t>Current milestone: Test changed cases. Keep normal, boundary and failure cases; compare expected and observed results.</w:t>
+      </w:r>
+    </w:p>
+    <w:p>
+      <w:r>
+        <w:t>For the Grounded Learning Service, retain an annotated trace and the changed-case result. Name the contract or evidence that makes the deciding step valid, so another team can review it.</w:t>
+      </w:r>
+    </w:p>
+    <w:tbl>
+      <w:tblPr>
+        <w:tblStyle w:val="LightShading-Accent1"/>
+        <w:tblW w:type="auto" w:w="0"/>
+        <w:tblLook w:firstColumn="1" w:firstRow="1" w:lastColumn="0" w:lastRow="0" w:noHBand="0" w:noVBand="1" w:val="04A0"/>
+      </w:tblPr>
+      <w:tblGrid>
+        <w:gridCol w:w="5112"/>
+        <w:gridCol w:w="5112"/>
+      </w:tblGrid>
+      <w:tr>
+        <w:trPr>
+          <w:tblHeader/>
+        </w:trPr>
+        <w:tc>
+          <w:tcPr>
+            <w:tcW w:type="dxa" w:w="5112"/>
+          </w:tcPr>
+          <w:p>
+            <w:r>
+              <w:t>Evidence to keep</w:t>
+            </w:r>
+          </w:p>
+        </w:tc>
+        <w:tc>
+          <w:tcPr>
+            <w:tcW w:type="dxa" w:w="5112"/>
+          </w:tcPr>
+          <w:p>
+            <w:r>
+              <w:t>My record</w:t>
+            </w:r>
+          </w:p>
+        </w:tc>
+      </w:tr>
+      <w:tr>
+        <w:tc>
+          <w:tcPr>
+            <w:tcW w:type="dxa" w:w="5112"/>
+          </w:tcPr>
+          <w:p>
+            <w:r>
+              <w:t>This week’s input and deciding step</w:t>
+            </w:r>
+          </w:p>
+        </w:tc>
+        <w:tc>
+          <w:tcPr>
+            <w:tcW w:type="dxa" w:w="5112"/>
+          </w:tcPr>
+          <w:p>
+            <w:r/>
+          </w:p>
+        </w:tc>
+      </w:tr>
+      <w:tr>
+        <w:tc>
+          <w:tcPr>
+            <w:tcW w:type="dxa" w:w="5112"/>
+          </w:tcPr>
+          <w:p>
+            <w:r>
+              <w:t>Prediction and actual result (or labelled paper trace)</w:t>
+            </w:r>
+          </w:p>
+        </w:tc>
+        <w:tc>
+          <w:tcPr>
+            <w:tcW w:type="dxa" w:w="5112"/>
+          </w:tcPr>
+          <w:p>
+            <w:r/>
+          </w:p>
+        </w:tc>
+      </w:tr>
+      <w:tr>
+        <w:tc>
+          <w:tcPr>
+            <w:tcW w:type="dxa" w:w="5112"/>
+          </w:tcPr>
+          <w:p>
+            <w:r>
+              <w:t>One change since the previous checkpoint and why</w:t>
+            </w:r>
+          </w:p>
+        </w:tc>
+        <w:tc>
+          <w:tcPr>
+            <w:tcW w:type="dxa" w:w="5112"/>
+          </w:tcPr>
+          <w:p>
+            <w:r/>
+          </w:p>
+        </w:tc>
+      </w:tr>
+      <w:tr>
+        <w:tc>
+          <w:tcPr>
+            <w:tcW w:type="dxa" w:w="5112"/>
+          </w:tcPr>
+          <w:p>
+            <w:r>
+              <w:t>One error or limit and the next test</w:t>
+            </w:r>
+          </w:p>
+        </w:tc>
+        <w:tc>
+          <w:tcPr>
+            <w:tcW w:type="dxa" w:w="5112"/>
+          </w:tcPr>
+          <w:p>
+            <w:r/>
+          </w:p>
+        </w:tc>
+      </w:tr>
+    </w:tbl>
+    <w:p>
+      <w:pPr>
+        <w:pStyle w:val="Heading3"/>
+      </w:pPr>
+      <w:r>
+        <w:t>Explain what this week adds to your project. Reuse last week’s record rather than starting again.</w:t>
+      </w:r>
+    </w:p>
+    <w:p>
+      <w:r>
+        <w:t>________________________________________________________________</w:t>
+      </w:r>
+    </w:p>
+    <w:p>
+      <w:r>
+        <w:t>________________________________________________________________</w:t>
+      </w:r>
+    </w:p>
+    <w:p>
+      <w:r>
+        <w:t>________________________________________________________________</w:t>
+      </w:r>
+    </w:p>
+    <w:p>
+      <w:r>
+        <w:t>________________________________________________________________</w:t>
+      </w:r>
+    </w:p>
+    <w:p>
+      <w:r>
+        <w:t>________________________________________________________________</w:t>
+      </w:r>
+    </w:p>
     <w:sectPr>
       <w:pgSz w:w="12240" w:h="15840"/>
       <w:pgMar w:top="936" w:right="1008" w:bottom="936" w:left="1008" w:header="720" w:footer="720" w:gutter="0"/>

--- a/downloads/workbook/ai-6-week-14.docx
+++ b/downloads/workbook/ai-6-week-14.docx
@@ -1133,6 +1133,235 @@
         <w:t>________________________________________________________________</w:t>
       </w:r>
     </w:p>
+    <w:p>
+      <w:pPr>
+        <w:pStyle w:val="Heading1"/>
+      </w:pPr>
+      <w:r>
+        <w:t>14. Supported practice and learning evidence</w:t>
+      </w:r>
+    </w:p>
+    <w:p>
+      <w:r>
+        <w:t>Use this supported practice once, in the browser or on paper. Keep the reserved independent assessment for a separate first attempt before teacher feedback.</w:t>
+      </w:r>
+    </w:p>
+    <w:p>
+      <w:r>
+        <w:t>Plan around missing evidence. A bot must answer a tower-height question using approved cards only.</w:t>
+      </w:r>
+    </w:p>
+    <w:p>
+      <w:pPr>
+        <w:pStyle w:val="Heading3"/>
+      </w:pPr>
+      <w:r>
+        <w:t>Practice 1: explain the deciding evidence</w:t>
+      </w:r>
+    </w:p>
+    <w:p>
+      <w:r>
+        <w:t>Which labelled step matches this detail? Ask for an approved source card if the question should be answered.</w:t>
+      </w:r>
+    </w:p>
+    <w:p>
+      <w:r>
+        <w:t>1. Select allowed action</w:t>
+      </w:r>
+    </w:p>
+    <w:p>
+      <w:r>
+        <w:t>2. Explain next step</w:t>
+      </w:r>
+    </w:p>
+    <w:p>
+      <w:r>
+        <w:t>3. Name missing input</w:t>
+      </w:r>
+    </w:p>
+    <w:p>
+      <w:pPr>
+        <w:pStyle w:val="Heading3"/>
+      </w:pPr>
+      <w:r>
+        <w:t>My selected conclusion, deciding fact and explanation</w:t>
+      </w:r>
+    </w:p>
+    <w:p>
+      <w:r>
+        <w:t>________________________________________________________________</w:t>
+      </w:r>
+    </w:p>
+    <w:p>
+      <w:r>
+        <w:t>________________________________________________________________</w:t>
+      </w:r>
+    </w:p>
+    <w:p>
+      <w:r>
+        <w:t>________________________________________________________________</w:t>
+      </w:r>
+    </w:p>
+    <w:p>
+      <w:r>
+        <w:t>________________________________________________________________</w:t>
+      </w:r>
+    </w:p>
+    <w:p>
+      <w:r>
+        <w:t>________________________________________________________________</w:t>
+      </w:r>
+    </w:p>
+    <w:p>
+      <w:r>
+        <w:t>Hint if needed: Read the steps in the pictorial case. Match the supplied detail to the stage that performs or records it.</w:t>
+      </w:r>
+    </w:p>
+    <w:p>
+      <w:r>
+        <w:t>After your attempt, compare with the supported explanation: Explain next step Ask for an approved source card if the question should be answered. Planning selects useful actions within available evidence and authority. More steps cannot create permission to access an excluded source.</w:t>
+      </w:r>
+    </w:p>
+    <w:p>
+      <w:pPr>
+        <w:pStyle w:val="Heading3"/>
+      </w:pPr>
+      <w:r>
+        <w:t>Practice 2: explain the deciding evidence</w:t>
+      </w:r>
+    </w:p>
+    <w:p>
+      <w:r>
+        <w:t>Changed-case practice: Supply an approved card giving height 24 metres. Which conclusion is supported by the supplied facts?</w:t>
+      </w:r>
+    </w:p>
+    <w:p>
+      <w:r>
+        <w:t>1. We can decide the result without examining the changed input or the procedure.</w:t>
+      </w:r>
+    </w:p>
+    <w:p>
+      <w:r>
+        <w:t>2. This one example guarantees correct results for every future input.</w:t>
+      </w:r>
+    </w:p>
+    <w:p>
+      <w:r>
+        <w:t>3. The bot can retrieve it and answer 24 metres with attribution.</w:t>
+      </w:r>
+    </w:p>
+    <w:p>
+      <w:pPr>
+        <w:pStyle w:val="Heading3"/>
+      </w:pPr>
+      <w:r>
+        <w:t>My selected conclusion, deciding fact and explanation</w:t>
+      </w:r>
+    </w:p>
+    <w:p>
+      <w:r>
+        <w:t>________________________________________________________________</w:t>
+      </w:r>
+    </w:p>
+    <w:p>
+      <w:r>
+        <w:t>________________________________________________________________</w:t>
+      </w:r>
+    </w:p>
+    <w:p>
+      <w:r>
+        <w:t>________________________________________________________________</w:t>
+      </w:r>
+    </w:p>
+    <w:p>
+      <w:r>
+        <w:t>________________________________________________________________</w:t>
+      </w:r>
+    </w:p>
+    <w:p>
+      <w:r>
+        <w:t>________________________________________________________________</w:t>
+      </w:r>
+    </w:p>
+    <w:p>
+      <w:r>
+        <w:t>Hint if needed: Use the changed condition and the deciding step in the pictorial trace. The answer must say what follows from those facts.</w:t>
+      </w:r>
+    </w:p>
+    <w:p>
+      <w:r>
+        <w:t>After your attempt, compare with the supported explanation: The bot can retrieve it and answer 24 metres with attribution. The missing factual input is now available within the allowed collection.</w:t>
+      </w:r>
+    </w:p>
+    <w:p>
+      <w:pPr>
+        <w:pStyle w:val="Heading3"/>
+      </w:pPr>
+      <w:r>
+        <w:t>Repair a missing building block</w:t>
+      </w:r>
+    </w:p>
+    <w:p>
+      <w:r>
+        <w:t>Review State machines for bounded agents (ai-6/13). Goal: Explain the mechanism and terminology of state machines for bounded agents. Short practice: Trace A and B through the state diagram. Name B’s forbidden transition and explain whether adding checking→querying permits that shortcut.. Return to this week and explain what you changed.</w:t>
+      </w:r>
+    </w:p>
+    <w:p>
+      <w:r>
+        <w:t>Review Failure budgets and service objectives (ai-6/11). Goal: Explain the mechanism and terminology of failure budgets and service objectives. Short practice: Calculate the maximum allowed failures among 100 requests. Does 97 successes and 3 failures meet the target, and what changes after one failure becomes a success?. Return to this week and explain what you changed.</w:t>
+      </w:r>
+    </w:p>
+    <w:p>
+      <w:r>
+        <w:t>Review Testing model-dependent behaviour (ai-6/8). Goal: Explain the mechanism and terminology of testing model-dependent behaviour. Short practice: Score "Friday in room B" and "Friday in room D" against both mandatory criteria. Would a correct 25-word response pass, and why?. Return to this week and explain what you changed.</w:t>
+      </w:r>
+    </w:p>
+    <w:p>
+      <w:pPr>
+        <w:pStyle w:val="Heading3"/>
+      </w:pPr>
+      <w:r>
+        <w:t>Keep your completed work</w:t>
+      </w:r>
+    </w:p>
+    <w:p>
+      <w:r>
+        <w:t>Use Download completed work in the hosted lesson to export your answers, reflections, practice feedback and code-run evidence. Open the HTML copy to read or print it. Drafts stay in this browser when storage is available; clear drafts on a shared device.</w:t>
+      </w:r>
+    </w:p>
+    <w:p>
+      <w:pPr>
+        <w:pStyle w:val="Heading3"/>
+      </w:pPr>
+      <w:r>
+        <w:t>What I repaired, the evidence I kept and the next test</w:t>
+      </w:r>
+    </w:p>
+    <w:p>
+      <w:r>
+        <w:t>________________________________________________________________</w:t>
+      </w:r>
+    </w:p>
+    <w:p>
+      <w:r>
+        <w:t>________________________________________________________________</w:t>
+      </w:r>
+    </w:p>
+    <w:p>
+      <w:r>
+        <w:t>________________________________________________________________</w:t>
+      </w:r>
+    </w:p>
+    <w:p>
+      <w:r>
+        <w:t>________________________________________________________________</w:t>
+      </w:r>
+    </w:p>
+    <w:p>
+      <w:r>
+        <w:t>________________________________________________________________</w:t>
+      </w:r>
+    </w:p>
     <w:sectPr>
       <w:pgSz w:w="12240" w:h="15840"/>
       <w:pgMar w:top="936" w:right="1008" w:bottom="936" w:left="1008" w:header="720" w:footer="720" w:gutter="0"/>

--- a/downloads/workbook/ai-6-week-14.docx
+++ b/downloads/workbook/ai-6-week-14.docx
@@ -30,33 +30,57 @@
     </w:p>
     <w:p>
       <w:r>
-        <w:t>Try the recall before opening notes. Then use a different colour or a labelled second line to correct your explanation.</w:t>
+        <w:t>Record your starting explanation for Planning and action selection before opening notes. Show any later correction separately.</w:t>
       </w:r>
     </w:p>
     <w:p>
       <w:pPr>
-        <w:pStyle w:val="Heading3"/>
-      </w:pPr>
-      <w:r>
-        <w:t>State machines for bounded agents</w:t>
+        <w:spacing w:line="336" w:lineRule="auto" w:after="180"/>
+      </w:pPr>
+      <w:r>
+        <w:rPr>
+          <w:b w:val="0"/>
+        </w:rPr>
+        <w:t>Try the recall before opening notes. Then use a different colour or a labelled second line to correct your ex</w:t>
+      </w:r>
+      <w:r>
+        <w:rPr>
+          <w:b/>
+        </w:rPr>
+        <w:t>plan</w:t>
+      </w:r>
+      <w:r>
+        <w:rPr>
+          <w:b w:val="0"/>
+        </w:rPr>
+        <w:t>ation.</w:t>
       </w:r>
     </w:p>
     <w:p>
-      <w:r>
-        <w:t>Without opening the old lesson, explain one key idea from State machines for bounded agents. Give an example and a mistake that the idea helps you avoid.</w:t>
+      <w:pPr>
+        <w:pStyle w:val="Heading3"/>
+      </w:pPr>
+      <w:r>
+        <w:t>State machines for bounded agents</w:t>
       </w:r>
     </w:p>
     <w:p>
       <w:pPr>
-        <w:pStyle w:val="Heading3"/>
-      </w:pPr>
-      <w:r>
-        <w:t>My remembered idea, example and correction</w:t>
+        <w:spacing w:line="336" w:lineRule="auto" w:after="180"/>
+      </w:pPr>
+      <w:r>
+        <w:rPr>
+          <w:b w:val="0"/>
+        </w:rPr>
+        <w:t>Without opening the old lesson, explain one key idea from State machines for bounded agents. Give an example and a mistake that the idea helps you avoid.</w:t>
       </w:r>
     </w:p>
     <w:p>
-      <w:r>
-        <w:t>________________________________________________________________</w:t>
+      <w:pPr>
+        <w:pStyle w:val="Heading3"/>
+      </w:pPr>
+      <w:r>
+        <w:t>My remembered idea, example and correction</w:t>
       </w:r>
     </w:p>
     <w:p>
@@ -70,29 +94,35 @@
       </w:r>
     </w:p>
     <w:p>
-      <w:pPr>
-        <w:pStyle w:val="Heading3"/>
-      </w:pPr>
-      <w:r>
-        <w:t>Failure budgets and service objectives</w:t>
+      <w:r>
+        <w:t>________________________________________________________________</w:t>
       </w:r>
     </w:p>
     <w:p>
-      <w:r>
-        <w:t>Without opening the old lesson, explain one key idea from Failure budgets and service objectives. Give an example and a mistake that the idea helps you avoid.</w:t>
+      <w:pPr>
+        <w:pStyle w:val="Heading3"/>
+      </w:pPr>
+      <w:r>
+        <w:t>Failure budgets and service objectives</w:t>
       </w:r>
     </w:p>
     <w:p>
       <w:pPr>
-        <w:pStyle w:val="Heading3"/>
-      </w:pPr>
-      <w:r>
-        <w:t>My remembered idea, example and correction</w:t>
+        <w:spacing w:line="336" w:lineRule="auto" w:after="180"/>
+      </w:pPr>
+      <w:r>
+        <w:rPr>
+          <w:b w:val="0"/>
+        </w:rPr>
+        <w:t>Without opening the old lesson, explain one key idea from Failure budgets and service objectives. Give an example and a mistake that the idea helps you avoid.</w:t>
       </w:r>
     </w:p>
     <w:p>
-      <w:r>
-        <w:t>________________________________________________________________</w:t>
+      <w:pPr>
+        <w:pStyle w:val="Heading3"/>
+      </w:pPr>
+      <w:r>
+        <w:t>My remembered idea, example and correction</w:t>
       </w:r>
     </w:p>
     <w:p>
@@ -106,29 +136,35 @@
       </w:r>
     </w:p>
     <w:p>
-      <w:pPr>
-        <w:pStyle w:val="Heading3"/>
-      </w:pPr>
-      <w:r>
-        <w:t>Testing model-dependent behaviour</w:t>
+      <w:r>
+        <w:t>________________________________________________________________</w:t>
       </w:r>
     </w:p>
     <w:p>
-      <w:r>
-        <w:t>Without opening the old lesson, explain one key idea from Testing model-dependent behaviour. Give an example and a mistake that the idea helps you avoid.</w:t>
+      <w:pPr>
+        <w:pStyle w:val="Heading3"/>
+      </w:pPr>
+      <w:r>
+        <w:t>Testing model-dependent behaviour</w:t>
       </w:r>
     </w:p>
     <w:p>
       <w:pPr>
-        <w:pStyle w:val="Heading3"/>
-      </w:pPr>
-      <w:r>
-        <w:t>My remembered idea, example and correction</w:t>
+        <w:spacing w:line="336" w:lineRule="auto" w:after="180"/>
+      </w:pPr>
+      <w:r>
+        <w:rPr>
+          <w:b w:val="0"/>
+        </w:rPr>
+        <w:t>Without opening the old lesson, explain one key idea from Testing model-dependent behaviour. Give an example and a mistake that the idea helps you avoid.</w:t>
       </w:r>
     </w:p>
     <w:p>
-      <w:r>
-        <w:t>________________________________________________________________</w:t>
+      <w:pPr>
+        <w:pStyle w:val="Heading3"/>
+      </w:pPr>
+      <w:r>
+        <w:t>My remembered idea, example and correction</w:t>
       </w:r>
     </w:p>
     <w:p>
@@ -142,16 +178,56 @@
       </w:r>
     </w:p>
     <w:p>
-      <w:pPr>
-        <w:pStyle w:val="Heading1"/>
-      </w:pPr>
-      <w:r>
-        <w:t>02. Practise with fading help</w:t>
+      <w:r>
+        <w:t>________________________________________________________________</w:t>
       </w:r>
     </w:p>
     <w:p>
-      <w:r>
-        <w:t>Use W2: Trace the worked case for Planning and action selection. Record the answer once; the lesson and workbook refer to the same attempt.</w:t>
+      <w:pPr>
+        <w:pStyle w:val="Heading1"/>
+      </w:pPr>
+      <w:r>
+        <w:t>02. Practise with fading help</w:t>
+      </w:r>
+    </w:p>
+    <w:p>
+      <w:r>
+        <w:t>Complete the supported Planning and action selection trace and record the first step you can explain without help.</w:t>
+      </w:r>
+    </w:p>
+    <w:p>
+      <w:pPr>
+        <w:spacing w:line="336" w:lineRule="auto" w:after="180"/>
+      </w:pPr>
+      <w:r>
+        <w:rPr>
+          <w:b w:val="0"/>
+        </w:rPr>
+        <w:t xml:space="preserve">Use W2: Trace the worked case for </w:t>
+      </w:r>
+      <w:r>
+        <w:rPr>
+          <w:b/>
+        </w:rPr>
+        <w:t>Plan</w:t>
+      </w:r>
+      <w:r>
+        <w:rPr>
+          <w:b w:val="0"/>
+        </w:rPr>
+        <w:t xml:space="preserve">ning and </w:t>
+      </w:r>
+      <w:r>
+        <w:rPr>
+          <w:b/>
+        </w:rPr>
+        <w:t>action selection</w:t>
+      </w:r>
+      <w:r>
+        <w:rPr>
+          <w:b w:val="0"/>
+        </w:rPr>
+        <w:t>. Record the answer once; the lesson and workbook refer to the same attempt.</w:t>
       </w:r>
     </w:p>
     <w:tbl>
@@ -279,25 +355,85 @@
     </w:p>
     <w:p>
       <w:r>
-        <w:t>Use the worked case for Planning and action selection. Proposed explanation: “The worked result establishes every future case”. Decide whether this explanation is supported. Point to the step or supplied fact that decides; explain your repair if needed.</w:t>
+        <w:t>Check the proposed Planning and action selection explanation against the supplied facts before discussing it.</w:t>
       </w:r>
     </w:p>
     <w:p>
       <w:pPr>
-        <w:pStyle w:val="Heading3"/>
-      </w:pPr>
-      <w:r>
-        <w:t>My explanation before partner discussion</w:t>
+        <w:spacing w:line="336" w:lineRule="auto" w:after="180"/>
+      </w:pPr>
+      <w:r>
+        <w:rPr>
+          <w:b w:val="0"/>
+        </w:rPr>
+        <w:t xml:space="preserve">Use the worked case for </w:t>
+      </w:r>
+      <w:r>
+        <w:rPr>
+          <w:b/>
+        </w:rPr>
+        <w:t>Plan</w:t>
+      </w:r>
+      <w:r>
+        <w:rPr>
+          <w:b w:val="0"/>
+        </w:rPr>
+        <w:t xml:space="preserve">ning and </w:t>
+      </w:r>
+      <w:r>
+        <w:rPr>
+          <w:b/>
+        </w:rPr>
+        <w:t>action selection</w:t>
+      </w:r>
+      <w:r>
+        <w:rPr>
+          <w:b w:val="0"/>
+        </w:rPr>
+        <w:t>. Proposed ex</w:t>
+      </w:r>
+      <w:r>
+        <w:rPr>
+          <w:b/>
+        </w:rPr>
+        <w:t>plan</w:t>
+      </w:r>
+      <w:r>
+        <w:rPr>
+          <w:b w:val="0"/>
+        </w:rPr>
+        <w:t>ation: “The worked result establishes every future case”. Decide whether this ex</w:t>
+      </w:r>
+      <w:r>
+        <w:rPr>
+          <w:b/>
+        </w:rPr>
+        <w:t>plan</w:t>
+      </w:r>
+      <w:r>
+        <w:rPr>
+          <w:b w:val="0"/>
+        </w:rPr>
+        <w:t>ation is supported.</w:t>
       </w:r>
     </w:p>
     <w:p>
-      <w:r>
-        <w:t>________________________________________________________________</w:t>
+      <w:pPr>
+        <w:spacing w:line="336" w:lineRule="auto" w:after="180"/>
+      </w:pPr>
+      <w:r>
+        <w:rPr>
+          <w:b w:val="0"/>
+        </w:rPr>
+        <w:t>Point to the step or supplied fact that decides; explain your repair if needed.</w:t>
       </w:r>
     </w:p>
     <w:p>
-      <w:r>
-        <w:t>________________________________________________________________</w:t>
+      <w:pPr>
+        <w:pStyle w:val="Heading3"/>
+      </w:pPr>
+      <w:r>
+        <w:t>My explanation before partner discussion</w:t>
       </w:r>
     </w:p>
     <w:p>
@@ -311,47 +447,71 @@
       </w:r>
     </w:p>
     <w:p>
-      <w:pPr>
-        <w:pStyle w:val="Heading1"/>
-      </w:pPr>
-      <w:r>
-        <w:t>04. Independent transfer case</w:t>
+      <w:r>
+        <w:t>________________________________________________________________</w:t>
       </w:r>
     </w:p>
     <w:p>
-      <w:pPr>
-        <w:pStyle w:val="Heading3"/>
-      </w:pPr>
-      <w:r>
-        <w:t>Independent case: Apply a new case independently</w:t>
+      <w:r>
+        <w:t>________________________________________________________________</w:t>
       </w:r>
     </w:p>
     <w:p>
-      <w:r>
-        <w:t>Plan validates input then sends a message before checking recipient approval. The task authorises drafting only. Locate violation.</w:t>
+      <w:pPr>
+        <w:pStyle w:val="Heading1"/>
+      </w:pPr>
+      <w:r>
+        <w:t>04. Independent transfer case</w:t>
       </w:r>
     </w:p>
     <w:p>
-      <w:pPr>
-        <w:pStyle w:val="Heading3"/>
-      </w:pPr>
-      <w:r>
-        <w:t>My independent explanation, trace and limits</w:t>
+      <w:r>
+        <w:t>Write one first attempt at the reserved independent case before feedback. Repeated copies of that case refer to the same recorded attempt.</w:t>
       </w:r>
     </w:p>
     <w:p>
-      <w:r>
-        <w:t>________________________________________________________________</w:t>
+      <w:pPr>
+        <w:pStyle w:val="Heading3"/>
+      </w:pPr>
+      <w:r>
+        <w:t>Independent case: Apply a new case independently</w:t>
       </w:r>
     </w:p>
     <w:p>
-      <w:r>
-        <w:t>________________________________________________________________</w:t>
+      <w:pPr>
+        <w:spacing w:line="336" w:lineRule="auto" w:after="180"/>
+      </w:pPr>
+      <w:r>
+        <w:rPr>
+          <w:b/>
+        </w:rPr>
+        <w:t>Plan</w:t>
+      </w:r>
+      <w:r>
+        <w:rPr>
+          <w:b w:val="0"/>
+        </w:rPr>
+        <w:t xml:space="preserve"> validates </w:t>
+      </w:r>
+      <w:r>
+        <w:rPr>
+          <w:b/>
+        </w:rPr>
+        <w:t>input</w:t>
+      </w:r>
+      <w:r>
+        <w:rPr>
+          <w:b w:val="0"/>
+        </w:rPr>
+        <w:t xml:space="preserve"> then sends a message before checking recipient approval. The task authorises drafting only. Locate violation.</w:t>
       </w:r>
     </w:p>
     <w:p>
-      <w:r>
-        <w:t>________________________________________________________________</w:t>
+      <w:pPr>
+        <w:pStyle w:val="Heading3"/>
+      </w:pPr>
+      <w:r>
+        <w:t>My independent explanation, trace and limits</w:t>
       </w:r>
     </w:p>
     <w:p>
@@ -376,48 +536,96 @@
     </w:p>
     <w:p>
       <w:r>
-        <w:t>Attempt this case before feedback. Record any help. Earlier examples below are further practice; a case already practised with feedback cannot establish fresh transfer.</w:t>
+        <w:t>________________________________________________________________</w:t>
       </w:r>
     </w:p>
     <w:p>
-      <w:pPr>
-        <w:pStyle w:val="Heading1"/>
-      </w:pPr>
-      <w:r>
-        <w:t>05. W1 Explain the mechanism</w:t>
+      <w:r>
+        <w:t>________________________________________________________________</w:t>
       </w:r>
     </w:p>
     <w:p>
       <w:r>
-        <w:t>Explain the weekly mechanism in your own words. Use the worked scenario to name its input, decision rule and output.</w:t>
+        <w:t>________________________________________________________________</w:t>
       </w:r>
     </w:p>
     <w:p>
       <w:pPr>
-        <w:pStyle w:val="Heading3"/>
-      </w:pPr>
-      <w:r>
-        <w:t>My reasoning and evidence</w:t>
+        <w:spacing w:line="336" w:lineRule="auto" w:after="180"/>
+      </w:pPr>
+      <w:r>
+        <w:rPr>
+          <w:b w:val="0"/>
+        </w:rPr>
+        <w:t>Attempt this case before feedback. Record any help. Earlier examples below are further practice; a case already practised with feedback cannot establish fresh transfer.</w:t>
       </w:r>
     </w:p>
     <w:p>
-      <w:r>
-        <w:t>________________________________________________________________</w:t>
+      <w:pPr>
+        <w:pStyle w:val="Heading1"/>
+      </w:pPr>
+      <w:r>
+        <w:t>05. W1 Explain the mechanism</w:t>
       </w:r>
     </w:p>
     <w:p>
       <w:r>
-        <w:t>________________________________________________________________</w:t>
+        <w:t>Explain the mechanism. Apply the supplied Planning and action selection facts and keep your reasoning.</w:t>
       </w:r>
     </w:p>
     <w:p>
-      <w:r>
-        <w:t>________________________________________________________________</w:t>
+      <w:pPr>
+        <w:spacing w:line="336" w:lineRule="auto" w:after="180"/>
+      </w:pPr>
+      <w:r>
+        <w:rPr>
+          <w:b w:val="0"/>
+        </w:rPr>
+        <w:t xml:space="preserve">Explain the weekly </w:t>
+      </w:r>
+      <w:r>
+        <w:rPr>
+          <w:b/>
+        </w:rPr>
+        <w:t>mechanism</w:t>
+      </w:r>
+      <w:r>
+        <w:rPr>
+          <w:b w:val="0"/>
+        </w:rPr>
+        <w:t xml:space="preserve"> in your own words. Use the worked scenario to name its </w:t>
+      </w:r>
+      <w:r>
+        <w:rPr>
+          <w:b/>
+        </w:rPr>
+        <w:t>input</w:t>
+      </w:r>
+      <w:r>
+        <w:rPr>
+          <w:b w:val="0"/>
+        </w:rPr>
+        <w:t xml:space="preserve">, decision rule and </w:t>
+      </w:r>
+      <w:r>
+        <w:rPr>
+          <w:b/>
+        </w:rPr>
+        <w:t>output</w:t>
+      </w:r>
+      <w:r>
+        <w:rPr>
+          <w:b w:val="0"/>
+        </w:rPr>
+        <w:t>.</w:t>
       </w:r>
     </w:p>
     <w:p>
-      <w:r>
-        <w:t>________________________________________________________________</w:t>
+      <w:pPr>
+        <w:pStyle w:val="Heading3"/>
+      </w:pPr>
+      <w:r>
+        <w:t>My reasoning and evidence</w:t>
       </w:r>
     </w:p>
     <w:p>
@@ -431,24 +639,18 @@
       </w:r>
     </w:p>
     <w:p>
-      <w:pPr>
-        <w:pStyle w:val="Heading1"/>
-      </w:pPr>
-      <w:r>
-        <w:t>06. W2 Trace the worked case</w:t>
+      <w:r>
+        <w:t>________________________________________________________________</w:t>
       </w:r>
     </w:p>
     <w:p>
       <w:r>
-        <w:t>Generated plan retrieves a room, books it and then answers. It calls booking necessary for helpfulness. Show the intermediate steps and give the conclusion with its scope.</w:t>
+        <w:t>________________________________________________________________</w:t>
       </w:r>
     </w:p>
     <w:p>
-      <w:pPr>
-        <w:pStyle w:val="Heading3"/>
-      </w:pPr>
-      <w:r>
-        <w:t>My reasoning and evidence</w:t>
+      <w:r>
+        <w:t>________________________________________________________________</w:t>
       </w:r>
     </w:p>
     <w:p>
@@ -457,23 +659,47 @@
       </w:r>
     </w:p>
     <w:p>
-      <w:r>
-        <w:t>________________________________________________________________</w:t>
+      <w:pPr>
+        <w:pStyle w:val="Heading1"/>
+      </w:pPr>
+      <w:r>
+        <w:t>06. W2 Trace the worked case</w:t>
       </w:r>
     </w:p>
     <w:p>
       <w:r>
-        <w:t>________________________________________________________________</w:t>
+        <w:t>Trace the worked case. Apply the supplied Planning and action selection facts and keep your reasoning.</w:t>
       </w:r>
     </w:p>
     <w:p>
-      <w:r>
-        <w:t>________________________________________________________________</w:t>
+      <w:pPr>
+        <w:spacing w:line="336" w:lineRule="auto" w:after="180"/>
+      </w:pPr>
+      <w:r>
+        <w:rPr>
+          <w:b w:val="0"/>
+        </w:rPr>
+        <w:t xml:space="preserve">Generated </w:t>
+      </w:r>
+      <w:r>
+        <w:rPr>
+          <w:b/>
+        </w:rPr>
+        <w:t>plan</w:t>
+      </w:r>
+      <w:r>
+        <w:rPr>
+          <w:b w:val="0"/>
+        </w:rPr>
+        <w:t xml:space="preserve"> retrieves a room, books it and then answers. It calls booking necessary for helpfulness. Show the intermediate steps and give the conclusion with its scope.</w:t>
       </w:r>
     </w:p>
     <w:p>
-      <w:r>
-        <w:t>________________________________________________________________</w:t>
+      <w:pPr>
+        <w:pStyle w:val="Heading3"/>
+      </w:pPr>
+      <w:r>
+        <w:t>My reasoning and evidence</w:t>
       </w:r>
     </w:p>
     <w:p>
@@ -487,24 +713,18 @@
       </w:r>
     </w:p>
     <w:p>
-      <w:pPr>
-        <w:pStyle w:val="Heading1"/>
-      </w:pPr>
-      <w:r>
-        <w:t>07. W3 Audit the limit</w:t>
+      <w:r>
+        <w:t>________________________________________________________________</w:t>
       </w:r>
     </w:p>
     <w:p>
       <w:r>
-        <w:t>A report omits this qualification: A plausible plan is not an approval or proof that its prerequisites hold. Explain how omitting it could change a reader's interpretation, and write an accurate replacement.</w:t>
+        <w:t>________________________________________________________________</w:t>
       </w:r>
     </w:p>
     <w:p>
-      <w:pPr>
-        <w:pStyle w:val="Heading3"/>
-      </w:pPr>
-      <w:r>
-        <w:t>My reasoning and evidence</w:t>
+      <w:r>
+        <w:t>________________________________________________________________</w:t>
       </w:r>
     </w:p>
     <w:p>
@@ -518,44 +738,74 @@
       </w:r>
     </w:p>
     <w:p>
-      <w:r>
-        <w:t>________________________________________________________________</w:t>
+      <w:pPr>
+        <w:pStyle w:val="Heading1"/>
+      </w:pPr>
+      <w:r>
+        <w:t>07. W3 Audit the limit</w:t>
       </w:r>
     </w:p>
     <w:p>
       <w:r>
-        <w:t>________________________________________________________________</w:t>
+        <w:t>Audit the limit. Apply the supplied Planning and action selection facts and keep your reasoning.</w:t>
       </w:r>
     </w:p>
     <w:p>
-      <w:r>
-        <w:t>________________________________________________________________</w:t>
+      <w:pPr>
+        <w:spacing w:line="336" w:lineRule="auto" w:after="180"/>
+      </w:pPr>
+      <w:r>
+        <w:rPr>
+          <w:b w:val="0"/>
+        </w:rPr>
+        <w:t xml:space="preserve">A report omits this qualification: A plausible </w:t>
+      </w:r>
+      <w:r>
+        <w:rPr>
+          <w:b/>
+        </w:rPr>
+        <w:t>plan</w:t>
+      </w:r>
+      <w:r>
+        <w:rPr>
+          <w:b w:val="0"/>
+        </w:rPr>
+        <w:t xml:space="preserve"> is not an approval or proof that its </w:t>
+      </w:r>
+      <w:r>
+        <w:rPr>
+          <w:b/>
+        </w:rPr>
+        <w:t>prerequisite</w:t>
+      </w:r>
+      <w:r>
+        <w:rPr>
+          <w:b w:val="0"/>
+        </w:rPr>
+        <w:t>s hold. Explain how omitting it could change a reader's interpretation, and write an accurate replacement.</w:t>
       </w:r>
     </w:p>
     <w:p>
-      <w:r>
-        <w:t>________________________________________________________________</w:t>
+      <w:pPr>
+        <w:pStyle w:val="Heading3"/>
+      </w:pPr>
+      <w:r>
+        <w:t>My reasoning and evidence</w:t>
       </w:r>
     </w:p>
     <w:p>
-      <w:pPr>
-        <w:pStyle w:val="Heading1"/>
-      </w:pPr>
-      <w:r>
-        <w:t>08. W4 Apply a new case independently</w:t>
+      <w:r>
+        <w:t>________________________________________________________________</w:t>
       </w:r>
     </w:p>
     <w:p>
       <w:r>
-        <w:t>Plan validates input then sends a message before checking recipient approval. The task authorises drafting only. Locate violation.</w:t>
+        <w:t>________________________________________________________________</w:t>
       </w:r>
     </w:p>
     <w:p>
-      <w:pPr>
-        <w:pStyle w:val="Heading3"/>
-      </w:pPr>
-      <w:r>
-        <w:t>My reasoning and evidence</w:t>
+      <w:r>
+        <w:t>________________________________________________________________</w:t>
       </w:r>
     </w:p>
     <w:p>
@@ -574,23 +824,53 @@
       </w:r>
     </w:p>
     <w:p>
-      <w:r>
-        <w:t>________________________________________________________________</w:t>
+      <w:pPr>
+        <w:pStyle w:val="Heading1"/>
+      </w:pPr>
+      <w:r>
+        <w:t>08. W4 Apply a new case independently</w:t>
       </w:r>
     </w:p>
     <w:p>
       <w:r>
-        <w:t>________________________________________________________________</w:t>
+        <w:t>Attempt before feedback. If this repeats the selected independent case, reuse that first attempt; otherwise keep a separate record. Apply a new case independently. Apply the supplied Planning and action selection facts and keep your reasoning.</w:t>
       </w:r>
     </w:p>
     <w:p>
-      <w:r>
-        <w:t>________________________________________________________________</w:t>
+      <w:pPr>
+        <w:spacing w:line="336" w:lineRule="auto" w:after="180"/>
+      </w:pPr>
+      <w:r>
+        <w:rPr>
+          <w:b/>
+        </w:rPr>
+        <w:t>Plan</w:t>
+      </w:r>
+      <w:r>
+        <w:rPr>
+          <w:b w:val="0"/>
+        </w:rPr>
+        <w:t xml:space="preserve"> validates </w:t>
+      </w:r>
+      <w:r>
+        <w:rPr>
+          <w:b/>
+        </w:rPr>
+        <w:t>input</w:t>
+      </w:r>
+      <w:r>
+        <w:rPr>
+          <w:b w:val="0"/>
+        </w:rPr>
+        <w:t xml:space="preserve"> then sends a message before checking recipient approval. The task authorises drafting only. Locate violation.</w:t>
       </w:r>
     </w:p>
     <w:p>
-      <w:r>
-        <w:t>________________________________________________________________</w:t>
+      <w:pPr>
+        <w:pStyle w:val="Heading3"/>
+      </w:pPr>
+      <w:r>
+        <w:t>My reasoning and evidence</w:t>
       </w:r>
     </w:p>
     <w:p>
@@ -599,24 +879,18 @@
       </w:r>
     </w:p>
     <w:p>
-      <w:pPr>
-        <w:pStyle w:val="Heading1"/>
-      </w:pPr>
-      <w:r>
-        <w:t>09. W5 Design a revealing follow-up</w:t>
+      <w:r>
+        <w:t>________________________________________________________________</w:t>
       </w:r>
     </w:p>
     <w:p>
       <w:r>
-        <w:t>For the worked scenario, propose one additional case that could reveal a failure, describe its expected outcome before running it, and explain what would need to remain fixed for a fair comparison. Do not reuse W4 as a new final test after receiving feedback.</w:t>
+        <w:t>________________________________________________________________</w:t>
       </w:r>
     </w:p>
     <w:p>
-      <w:pPr>
-        <w:pStyle w:val="Heading3"/>
-      </w:pPr>
-      <w:r>
-        <w:t>My reasoning and evidence</w:t>
+      <w:r>
+        <w:t>________________________________________________________________</w:t>
       </w:r>
     </w:p>
     <w:p>
@@ -640,39 +914,51 @@
       </w:r>
     </w:p>
     <w:p>
-      <w:r>
-        <w:t>________________________________________________________________</w:t>
+      <w:pPr>
+        <w:pStyle w:val="Heading1"/>
+      </w:pPr>
+      <w:r>
+        <w:t>09. W5 Design a revealing follow-up</w:t>
       </w:r>
     </w:p>
     <w:p>
       <w:r>
-        <w:t>________________________________________________________________</w:t>
+        <w:t>Design a revealing follow-up. Apply the supplied Planning and action selection facts and keep your reasoning.</w:t>
       </w:r>
     </w:p>
     <w:p>
-      <w:r>
-        <w:t>________________________________________________________________</w:t>
+      <w:pPr>
+        <w:spacing w:line="336" w:lineRule="auto" w:after="180"/>
+      </w:pPr>
+      <w:r>
+        <w:rPr>
+          <w:b w:val="0"/>
+        </w:rPr>
+        <w:t>For the worked scenario, propose one additional case that could reveal a failure, describe its expected outcome before running it, and explain what would need to remain fixed for a fair comparison.</w:t>
       </w:r>
     </w:p>
     <w:p>
       <w:pPr>
-        <w:pStyle w:val="Heading1"/>
-      </w:pPr>
-      <w:r>
-        <w:t>10. Project checkpoint and reflection</w:t>
+        <w:spacing w:line="336" w:lineRule="auto" w:after="180"/>
+      </w:pPr>
+      <w:r>
+        <w:rPr>
+          <w:b w:val="0"/>
+        </w:rPr>
+        <w:t>Do not reuse W4 as a new final test after receiving feedback.</w:t>
       </w:r>
     </w:p>
     <w:p>
-      <w:r>
-        <w:t>Add a labelled planning and action selection evidence sheet to Grounded Learning Service. Show how you can explain the mechanism and terminology of planning and action selection. Use the supplied fictional case and keep its inputs, intermediate steps, calculation or prediction, and limitation. Connect this record to last week’s record; a matching answer without a trace is insufficient.</w:t>
+      <w:pPr>
+        <w:pStyle w:val="Heading3"/>
+      </w:pPr>
+      <w:r>
+        <w:t>My reasoning and evidence</w:t>
       </w:r>
     </w:p>
     <w:p>
-      <w:pPr>
-        <w:pStyle w:val="Heading3"/>
-      </w:pPr>
-      <w:r>
-        <w:t>My project change, supporting evidence and remaining limit</w:t>
+      <w:r>
+        <w:t>________________________________________________________________</w:t>
       </w:r>
     </w:p>
     <w:p>
@@ -710,7 +996,181 @@
         <w:pStyle w:val="Heading1"/>
       </w:pPr>
       <w:r>
+        <w:t>10. Project checkpoint and reflection</w:t>
+      </w:r>
+    </w:p>
+    <w:p>
+      <w:r>
+        <w:t>Connect Planning and action selection to Grounded Learning Service, identify a limit and choose the next useful test.</w:t>
+      </w:r>
+    </w:p>
+    <w:p>
+      <w:pPr>
+        <w:spacing w:line="336" w:lineRule="auto" w:after="180"/>
+      </w:pPr>
+      <w:r>
+        <w:rPr>
+          <w:b w:val="0"/>
+        </w:rPr>
+        <w:t xml:space="preserve">Add a labelled </w:t>
+      </w:r>
+      <w:r>
+        <w:rPr>
+          <w:b/>
+        </w:rPr>
+        <w:t>plan</w:t>
+      </w:r>
+      <w:r>
+        <w:rPr>
+          <w:b w:val="0"/>
+        </w:rPr>
+        <w:t xml:space="preserve">ning and </w:t>
+      </w:r>
+      <w:r>
+        <w:rPr>
+          <w:b/>
+        </w:rPr>
+        <w:t>action selection</w:t>
+      </w:r>
+      <w:r>
+        <w:rPr>
+          <w:b w:val="0"/>
+        </w:rPr>
+        <w:t xml:space="preserve"> </w:t>
+      </w:r>
+      <w:r>
+        <w:rPr>
+          <w:b/>
+        </w:rPr>
+        <w:t>evidence</w:t>
+      </w:r>
+      <w:r>
+        <w:rPr>
+          <w:b w:val="0"/>
+        </w:rPr>
+        <w:t xml:space="preserve"> sheet to Grounded Learning Service. Show how you can explain the </w:t>
+      </w:r>
+      <w:r>
+        <w:rPr>
+          <w:b/>
+        </w:rPr>
+        <w:t>mechanism</w:t>
+      </w:r>
+      <w:r>
+        <w:rPr>
+          <w:b w:val="0"/>
+        </w:rPr>
+        <w:t xml:space="preserve"> and terminology of </w:t>
+      </w:r>
+      <w:r>
+        <w:rPr>
+          <w:b/>
+        </w:rPr>
+        <w:t>plan</w:t>
+      </w:r>
+      <w:r>
+        <w:rPr>
+          <w:b w:val="0"/>
+        </w:rPr>
+        <w:t xml:space="preserve">ning and </w:t>
+      </w:r>
+      <w:r>
+        <w:rPr>
+          <w:b/>
+        </w:rPr>
+        <w:t>action selection</w:t>
+      </w:r>
+      <w:r>
+        <w:rPr>
+          <w:b w:val="0"/>
+        </w:rPr>
+        <w:t>.</w:t>
+      </w:r>
+    </w:p>
+    <w:p>
+      <w:pPr>
+        <w:spacing w:line="336" w:lineRule="auto" w:after="180"/>
+      </w:pPr>
+      <w:r>
+        <w:rPr>
+          <w:b w:val="0"/>
+        </w:rPr>
+        <w:t xml:space="preserve">Use the supplied fictional case and keep its </w:t>
+      </w:r>
+      <w:r>
+        <w:rPr>
+          <w:b/>
+        </w:rPr>
+        <w:t>input</w:t>
+      </w:r>
+      <w:r>
+        <w:rPr>
+          <w:b w:val="0"/>
+        </w:rPr>
+        <w:t xml:space="preserve">s, intermediate steps, calculation or </w:t>
+      </w:r>
+      <w:r>
+        <w:rPr>
+          <w:b/>
+        </w:rPr>
+        <w:t>prediction</w:t>
+      </w:r>
+      <w:r>
+        <w:rPr>
+          <w:b w:val="0"/>
+        </w:rPr>
+        <w:t>, and limitation. Connect this record to last week’s record; a matching answer without a trace is insufficient.</w:t>
+      </w:r>
+    </w:p>
+    <w:p>
+      <w:pPr>
+        <w:pStyle w:val="Heading3"/>
+      </w:pPr>
+      <w:r>
+        <w:t>My project change, supporting evidence and remaining limit</w:t>
+      </w:r>
+    </w:p>
+    <w:p>
+      <w:r>
+        <w:t>________________________________________________________________</w:t>
+      </w:r>
+    </w:p>
+    <w:p>
+      <w:r>
+        <w:t>________________________________________________________________</w:t>
+      </w:r>
+    </w:p>
+    <w:p>
+      <w:r>
+        <w:t>________________________________________________________________</w:t>
+      </w:r>
+    </w:p>
+    <w:p>
+      <w:r>
+        <w:t>________________________________________________________________</w:t>
+      </w:r>
+    </w:p>
+    <w:p>
+      <w:r>
+        <w:t>________________________________________________________________</w:t>
+      </w:r>
+    </w:p>
+    <w:p>
+      <w:r>
+        <w:t>________________________________________________________________</w:t>
+      </w:r>
+    </w:p>
+    <w:p>
+      <w:pPr>
+        <w:pStyle w:val="Heading1"/>
+      </w:pPr>
+      <w:r>
         <w:t>11. Feedback, return check and learning record</w:t>
+      </w:r>
+    </w:p>
+    <w:p>
+      <w:r>
+        <w:t>Record the first repaired step and a different case to revisit after a delay.</w:t>
       </w:r>
     </w:p>
     <w:tbl>
@@ -850,7 +1310,13 @@
       </w:tr>
     </w:tbl>
     <w:p>
-      <w:r>
+      <w:pPr>
+        <w:spacing w:line="336" w:lineRule="auto" w:after="180"/>
+      </w:pPr>
+      <w:r>
+        <w:rPr>
+          <w:b w:val="0"/>
+        </w:rPr>
         <w:t>Revisit this idea with your teacher after a delay. Familiarity is different from explaining and using it on a changed case.</w:t>
       </w:r>
     </w:p>
@@ -864,11 +1330,46 @@
     </w:p>
     <w:p>
       <w:r>
-        <w:t>Plan around missing evidence. A bot must answer a tower-height question using approved cards only.</w:t>
+        <w:t>Plan around missing evidence. A bot must answer a tower-height question using approved cards only. Explain the labelled step before checking the changed condition.</w:t>
       </w:r>
     </w:p>
     <w:p>
-      <w:r>
+      <w:pPr>
+        <w:spacing w:line="336" w:lineRule="auto" w:after="180"/>
+      </w:pPr>
+      <w:r>
+        <w:rPr>
+          <w:b/>
+        </w:rPr>
+        <w:t>Plan</w:t>
+      </w:r>
+      <w:r>
+        <w:rPr>
+          <w:b w:val="0"/>
+        </w:rPr>
+        <w:t xml:space="preserve"> around missing </w:t>
+      </w:r>
+      <w:r>
+        <w:rPr>
+          <w:b/>
+        </w:rPr>
+        <w:t>evidence</w:t>
+      </w:r>
+      <w:r>
+        <w:rPr>
+          <w:b w:val="0"/>
+        </w:rPr>
+        <w:t>. A bot must answer a tower-height question using approved cards only.</w:t>
+      </w:r>
+    </w:p>
+    <w:p>
+      <w:pPr>
+        <w:spacing w:line="336" w:lineRule="auto" w:after="180"/>
+      </w:pPr>
+      <w:r>
+        <w:rPr>
+          <w:b w:val="0"/>
+        </w:rPr>
         <w:t>Search finds no height card. Allowed actions: search, clarify, return unsupported. Unapproved web access is excluded.</w:t>
       </w:r>
     </w:p>
@@ -909,8 +1410,27 @@
       </w:r>
     </w:p>
     <w:p>
-      <w:r>
-        <w:t>Choose a permitted plan when no approved tower-height card exists. What new answer becomes supported after a card records 24 metres, and why could the bot not invent it earlier?</w:t>
+      <w:pPr>
+        <w:spacing w:line="336" w:lineRule="auto" w:after="180"/>
+        <w:shd w:fill="F5F1FB"/>
+      </w:pPr>
+      <w:r>
+        <w:rPr>
+          <w:b w:val="0"/>
+        </w:rPr>
+        <w:t xml:space="preserve">Choose a permitted </w:t>
+      </w:r>
+      <w:r>
+        <w:rPr>
+          <w:b/>
+        </w:rPr>
+        <w:t>plan</w:t>
+      </w:r>
+      <w:r>
+        <w:rPr>
+          <w:b w:val="0"/>
+        </w:rPr>
+        <w:t xml:space="preserve"> when no approved tower-height card exists. What new answer becomes supported after a card records 24 metres, and why could the bot not invent it earlier?</w:t>
       </w:r>
     </w:p>
     <w:p>
@@ -952,36 +1472,116 @@
       </w:r>
     </w:p>
     <w:p>
-      <w:r>
-        <w:t>Support used: alone / hint / worked example. This record is practice evidence.</w:t>
+      <w:pPr>
+        <w:pStyle w:val="Heading3"/>
+      </w:pPr>
+      <w:r>
+        <w:t>Record the help used</w:t>
       </w:r>
     </w:p>
     <w:p>
-      <w:r>
-        <w:t>Project connection: For the Grounded Learning Service, retain an annotated trace and the changed-case result. Name the contract or evidence that makes the deciding step valid, so another team can review it.</w:t>
+      <w:pPr>
+        <w:spacing w:line="336" w:lineRule="auto" w:after="180"/>
+        <w:shd w:fill="F1F6F8"/>
+      </w:pPr>
+      <w:r>
+        <w:rPr>
+          <w:b w:val="0"/>
+        </w:rPr>
+        <w:t xml:space="preserve">Support used: alone / hint / worked example. This record is practice </w:t>
+      </w:r>
+      <w:r>
+        <w:rPr>
+          <w:b/>
+        </w:rPr>
+        <w:t>evidence</w:t>
+      </w:r>
+      <w:r>
+        <w:rPr>
+          <w:b w:val="0"/>
+        </w:rPr>
+        <w:t>.</w:t>
       </w:r>
     </w:p>
     <w:p>
       <w:pPr>
-        <w:pStyle w:val="Heading1"/>
-      </w:pPr>
-      <w:r>
-        <w:t>13. Project portfolio milestone</w:t>
+        <w:spacing w:line="336" w:lineRule="auto" w:after="180"/>
+      </w:pPr>
+      <w:r>
+        <w:rPr>
+          <w:b w:val="0"/>
+        </w:rPr>
+        <w:t xml:space="preserve">Project connection: For the Grounded Learning Service, retain an annotated trace and the changed-case result. Name the contract or </w:t>
+      </w:r>
+      <w:r>
+        <w:rPr>
+          <w:b/>
+        </w:rPr>
+        <w:t>evidence</w:t>
+      </w:r>
+      <w:r>
+        <w:rPr>
+          <w:b w:val="0"/>
+        </w:rPr>
+        <w:t xml:space="preserve"> that makes the deciding step valid, so another team can review it.</w:t>
       </w:r>
     </w:p>
     <w:p>
-      <w:r>
-        <w:t>Project: Grounded Learning Service</w:t>
+      <w:pPr>
+        <w:pStyle w:val="Heading1"/>
+      </w:pPr>
+      <w:r>
+        <w:t>13. Project portfolio milestone</w:t>
       </w:r>
     </w:p>
     <w:p>
       <w:r>
-        <w:t>Current milestone: Test changed cases. Keep normal, boundary and failure cases; compare expected and observed results.</w:t>
+        <w:t>Keep this week’s input, deciding step, result and limit together in the Grounded Learning Service record.</w:t>
       </w:r>
     </w:p>
     <w:p>
-      <w:r>
-        <w:t>For the Grounded Learning Service, retain an annotated trace and the changed-case result. Name the contract or evidence that makes the deciding step valid, so another team can review it.</w:t>
+      <w:pPr>
+        <w:spacing w:line="336" w:lineRule="auto" w:after="180"/>
+      </w:pPr>
+      <w:r>
+        <w:rPr>
+          <w:b w:val="0"/>
+        </w:rPr>
+        <w:t>Project: Grounded Learning Service</w:t>
+      </w:r>
+    </w:p>
+    <w:p>
+      <w:pPr>
+        <w:spacing w:line="336" w:lineRule="auto" w:after="180"/>
+      </w:pPr>
+      <w:r>
+        <w:rPr>
+          <w:b w:val="0"/>
+        </w:rPr>
+        <w:t>Current milestone: Test changed cases. Keep normal, boundary and failure cases; compare expected and observed results.</w:t>
+      </w:r>
+    </w:p>
+    <w:p>
+      <w:pPr>
+        <w:spacing w:line="336" w:lineRule="auto" w:after="180"/>
+      </w:pPr>
+      <w:r>
+        <w:rPr>
+          <w:b w:val="0"/>
+        </w:rPr>
+        <w:t xml:space="preserve">For the Grounded Learning Service, retain an annotated trace and the changed-case result. Name the contract or </w:t>
+      </w:r>
+      <w:r>
+        <w:rPr>
+          <w:b/>
+        </w:rPr>
+        <w:t>evidence</w:t>
+      </w:r>
+      <w:r>
+        <w:rPr>
+          <w:b w:val="0"/>
+        </w:rPr>
+        <w:t xml:space="preserve"> that makes the deciding step valid, so another team can review it.</w:t>
       </w:r>
     </w:p>
     <w:tbl>
@@ -1143,53 +1743,116 @@
     </w:p>
     <w:p>
       <w:r>
-        <w:t>Use this supported practice once, in the browser or on paper. Keep the reserved independent assessment for a separate first attempt before teacher feedback.</w:t>
+        <w:t>Try the supported questions before comparing with hints and feedback. Record what you repaired and the evidence you retained.</w:t>
       </w:r>
     </w:p>
     <w:p>
-      <w:r>
-        <w:t>Plan around missing evidence. A bot must answer a tower-height question using approved cards only.</w:t>
+      <w:pPr>
+        <w:spacing w:line="336" w:lineRule="auto" w:after="180"/>
+      </w:pPr>
+      <w:r>
+        <w:rPr>
+          <w:b w:val="0"/>
+        </w:rPr>
+        <w:t>Use this supported practice once, in the browser or on paper. Keep the reserved independent assessment for a separate first attempt before teacher feedback.</w:t>
       </w:r>
     </w:p>
     <w:p>
       <w:pPr>
-        <w:pStyle w:val="Heading3"/>
-      </w:pPr>
-      <w:r>
-        <w:t>Practice 1: explain the deciding evidence</w:t>
+        <w:spacing w:line="336" w:lineRule="auto" w:after="180"/>
+      </w:pPr>
+      <w:r>
+        <w:rPr>
+          <w:b/>
+        </w:rPr>
+        <w:t>Plan</w:t>
+      </w:r>
+      <w:r>
+        <w:rPr>
+          <w:b w:val="0"/>
+        </w:rPr>
+        <w:t xml:space="preserve"> around missing </w:t>
+      </w:r>
+      <w:r>
+        <w:rPr>
+          <w:b/>
+        </w:rPr>
+        <w:t>evidence</w:t>
+      </w:r>
+      <w:r>
+        <w:rPr>
+          <w:b w:val="0"/>
+        </w:rPr>
+        <w:t>. A bot must answer a tower-height question using approved cards only.</w:t>
       </w:r>
     </w:p>
     <w:p>
-      <w:r>
-        <w:t>Which labelled step matches this detail? Ask for an approved source card if the question should be answered.</w:t>
+      <w:pPr>
+        <w:pStyle w:val="Heading3"/>
+      </w:pPr>
+      <w:r>
+        <w:t>Practice 1: explain the deciding evidence</w:t>
       </w:r>
     </w:p>
     <w:p>
-      <w:r>
-        <w:t>1. Select allowed action</w:t>
+      <w:pPr>
+        <w:spacing w:line="336" w:lineRule="auto" w:after="180"/>
+      </w:pPr>
+      <w:r>
+        <w:rPr>
+          <w:b w:val="0"/>
+        </w:rPr>
+        <w:t>Which labelled step matches this detail? Ask for an approved source card if the question should be answered.</w:t>
       </w:r>
     </w:p>
     <w:p>
-      <w:r>
-        <w:t>2. Explain next step</w:t>
+      <w:pPr>
+        <w:spacing w:line="336" w:lineRule="auto" w:after="180"/>
+        <w:shd w:fill="F4F9FC"/>
+      </w:pPr>
+      <w:r>
+        <w:rPr>
+          <w:b w:val="0"/>
+        </w:rPr>
+        <w:t>1. Select allowed action</w:t>
       </w:r>
     </w:p>
     <w:p>
-      <w:r>
-        <w:t>3. Name missing input</w:t>
+      <w:pPr>
+        <w:spacing w:line="336" w:lineRule="auto" w:after="180"/>
+        <w:shd w:fill="F4F9FC"/>
+      </w:pPr>
+      <w:r>
+        <w:rPr>
+          <w:b w:val="0"/>
+        </w:rPr>
+        <w:t>2. Explain next step</w:t>
       </w:r>
     </w:p>
     <w:p>
       <w:pPr>
-        <w:pStyle w:val="Heading3"/>
-      </w:pPr>
-      <w:r>
-        <w:t>My selected conclusion, deciding fact and explanation</w:t>
+        <w:spacing w:line="336" w:lineRule="auto" w:after="180"/>
+        <w:shd w:fill="F4F9FC"/>
+      </w:pPr>
+      <w:r>
+        <w:rPr>
+          <w:b w:val="0"/>
+        </w:rPr>
+        <w:t xml:space="preserve">3. Name missing </w:t>
+      </w:r>
+      <w:r>
+        <w:rPr>
+          <w:b/>
+        </w:rPr>
+        <w:t>input</w:t>
       </w:r>
     </w:p>
     <w:p>
-      <w:r>
-        <w:t>________________________________________________________________</w:t>
+      <w:pPr>
+        <w:pStyle w:val="Heading3"/>
+      </w:pPr>
+      <w:r>
+        <w:t>My selected conclusion, deciding fact and explanation</w:t>
       </w:r>
     </w:p>
     <w:p>
@@ -1214,40 +1877,103 @@
     </w:p>
     <w:p>
       <w:r>
-        <w:t>Hint if needed: Read the steps in the pictorial case. Match the supplied detail to the stage that performs or records it.</w:t>
+        <w:t>________________________________________________________________</w:t>
       </w:r>
     </w:p>
     <w:p>
-      <w:r>
-        <w:t>After your attempt, compare with the supported explanation: Explain next step Ask for an approved source card if the question should be answered. Planning selects useful actions within available evidence and authority. More steps cannot create permission to access an excluded source.</w:t>
+      <w:pPr>
+        <w:pStyle w:val="Heading3"/>
+      </w:pPr>
+      <w:r>
+        <w:t>Hint · try first</w:t>
       </w:r>
     </w:p>
     <w:p>
       <w:pPr>
-        <w:pStyle w:val="Heading3"/>
-      </w:pPr>
-      <w:r>
-        <w:t>Practice 2: explain the deciding evidence</w:t>
+        <w:spacing w:line="336" w:lineRule="auto" w:after="180"/>
+        <w:shd w:fill="F1F6F8"/>
+      </w:pPr>
+      <w:r>
+        <w:rPr>
+          <w:b w:val="0"/>
+        </w:rPr>
+        <w:t>Hint if needed: Read the steps in the pictorial case. Match the supplied detail to the stage that performs or records it.</w:t>
       </w:r>
     </w:p>
     <w:p>
-      <w:r>
-        <w:t>Changed-case practice: Supply an approved card giving height 24 metres. Which conclusion is supported by the supplied facts?</w:t>
+      <w:pPr>
+        <w:pStyle w:val="Heading3"/>
+      </w:pPr>
+      <w:r>
+        <w:t>Feedback · compare after trying</w:t>
       </w:r>
     </w:p>
     <w:p>
-      <w:r>
-        <w:t>1. We can decide the result without examining the changed input or the procedure.</w:t>
+      <w:pPr>
+        <w:spacing w:line="336" w:lineRule="auto" w:after="180"/>
+        <w:shd w:fill="F1F6FC"/>
+      </w:pPr>
+      <w:r>
+        <w:rPr>
+          <w:b w:val="0"/>
+        </w:rPr>
+        <w:t>After your attempt, compare with the supported ex</w:t>
+      </w:r>
+      <w:r>
+        <w:rPr>
+          <w:b/>
+        </w:rPr>
+        <w:t>plan</w:t>
+      </w:r>
+      <w:r>
+        <w:rPr>
+          <w:b w:val="0"/>
+        </w:rPr>
+        <w:t xml:space="preserve">ation: Explain next step Ask for an approved source card if the question should be answered. </w:t>
+      </w:r>
+      <w:r>
+        <w:rPr>
+          <w:b/>
+        </w:rPr>
+        <w:t>Plan</w:t>
+      </w:r>
+      <w:r>
+        <w:rPr>
+          <w:b w:val="0"/>
+        </w:rPr>
+        <w:t xml:space="preserve">ning selects useful actions within available </w:t>
+      </w:r>
+      <w:r>
+        <w:rPr>
+          <w:b/>
+        </w:rPr>
+        <w:t>evidence</w:t>
+      </w:r>
+      <w:r>
+        <w:rPr>
+          <w:b w:val="0"/>
+        </w:rPr>
+        <w:t xml:space="preserve"> and authority.</w:t>
       </w:r>
     </w:p>
     <w:p>
-      <w:r>
-        <w:t>2. This one example guarantees correct results for every future input.</w:t>
+      <w:pPr>
+        <w:spacing w:line="336" w:lineRule="auto" w:after="180"/>
+        <w:shd w:fill="F1F6FC"/>
+      </w:pPr>
+      <w:r>
+        <w:rPr>
+          <w:b w:val="0"/>
+        </w:rPr>
+        <w:t>More steps cannot create permission to access an excluded source.</w:t>
       </w:r>
     </w:p>
     <w:p>
-      <w:r>
-        <w:t>3. The bot can retrieve it and answer 24 metres with attribution.</w:t>
+      <w:pPr>
+        <w:pStyle w:val="Heading3"/>
+      </w:pPr>
+      <w:r>
+        <w:t>Practice 2: explain the deciding evidence</w:t>
       </w:r>
     </w:p>
     <w:p>
@@ -1255,91 +1981,1199 @@
         <w:pStyle w:val="Heading3"/>
       </w:pPr>
       <w:r>
-        <w:t>My selected conclusion, deciding fact and explanation</w:t>
+        <w:t>Changed case · predict first</w:t>
       </w:r>
     </w:p>
     <w:p>
-      <w:r>
-        <w:t>________________________________________________________________</w:t>
+      <w:pPr>
+        <w:spacing w:line="336" w:lineRule="auto" w:after="180"/>
+        <w:shd w:fill="F5F1FB"/>
+      </w:pPr>
+      <w:r>
+        <w:rPr>
+          <w:b w:val="0"/>
+        </w:rPr>
+        <w:t>Changed-case practice: Supply an approved card giving height 24 metres. Which conclusion is supported by the supplied facts?</w:t>
       </w:r>
     </w:p>
     <w:p>
-      <w:r>
-        <w:t>________________________________________________________________</w:t>
+      <w:pPr>
+        <w:spacing w:line="336" w:lineRule="auto" w:after="180"/>
+        <w:shd w:fill="F4F9FC"/>
+      </w:pPr>
+      <w:r>
+        <w:rPr>
+          <w:b w:val="0"/>
+        </w:rPr>
+        <w:t xml:space="preserve">1. We can decide the result without examining the changed </w:t>
+      </w:r>
+      <w:r>
+        <w:rPr>
+          <w:b/>
+        </w:rPr>
+        <w:t>input</w:t>
+      </w:r>
+      <w:r>
+        <w:rPr>
+          <w:b w:val="0"/>
+        </w:rPr>
+        <w:t xml:space="preserve"> or the procedure.</w:t>
       </w:r>
     </w:p>
     <w:p>
-      <w:r>
-        <w:t>________________________________________________________________</w:t>
+      <w:pPr>
+        <w:spacing w:line="336" w:lineRule="auto" w:after="180"/>
+        <w:shd w:fill="F4F9FC"/>
+      </w:pPr>
+      <w:r>
+        <w:rPr>
+          <w:b w:val="0"/>
+        </w:rPr>
+        <w:t xml:space="preserve">2. This one example guarantees correct results for every future </w:t>
+      </w:r>
+      <w:r>
+        <w:rPr>
+          <w:b/>
+        </w:rPr>
+        <w:t>input</w:t>
+      </w:r>
+      <w:r>
+        <w:rPr>
+          <w:b w:val="0"/>
+        </w:rPr>
+        <w:t>.</w:t>
       </w:r>
     </w:p>
     <w:p>
-      <w:r>
-        <w:t>________________________________________________________________</w:t>
+      <w:pPr>
+        <w:spacing w:line="336" w:lineRule="auto" w:after="180"/>
+        <w:shd w:fill="F4F9FC"/>
+      </w:pPr>
+      <w:r>
+        <w:rPr>
+          <w:b w:val="0"/>
+        </w:rPr>
+        <w:t>3. The bot can retrieve it and answer 24 metres with attribution.</w:t>
       </w:r>
     </w:p>
     <w:p>
-      <w:r>
-        <w:t>________________________________________________________________</w:t>
+      <w:pPr>
+        <w:pStyle w:val="Heading3"/>
+      </w:pPr>
+      <w:r>
+        <w:t>My selected conclusion, deciding fact and explanation</w:t>
       </w:r>
     </w:p>
     <w:p>
       <w:r>
-        <w:t>Hint if needed: Use the changed condition and the deciding step in the pictorial trace. The answer must say what follows from those facts.</w:t>
+        <w:t>________________________________________________________________</w:t>
       </w:r>
     </w:p>
     <w:p>
       <w:r>
-        <w:t>After your attempt, compare with the supported explanation: The bot can retrieve it and answer 24 metres with attribution. The missing factual input is now available within the allowed collection.</w:t>
+        <w:t>________________________________________________________________</w:t>
       </w:r>
     </w:p>
     <w:p>
-      <w:pPr>
-        <w:pStyle w:val="Heading3"/>
-      </w:pPr>
-      <w:r>
-        <w:t>Repair a missing building block</w:t>
+      <w:r>
+        <w:t>________________________________________________________________</w:t>
       </w:r>
     </w:p>
     <w:p>
       <w:r>
-        <w:t>Review State machines for bounded agents (ai-6/13). Goal: Explain the mechanism and terminology of state machines for bounded agents. Short practice: Trace A and B through the state diagram. Name B’s forbidden transition and explain whether adding checking→querying permits that shortcut.. Return to this week and explain what you changed.</w:t>
+        <w:t>________________________________________________________________</w:t>
       </w:r>
     </w:p>
     <w:p>
       <w:r>
-        <w:t>Review Failure budgets and service objectives (ai-6/11). Goal: Explain the mechanism and terminology of failure budgets and service objectives. Short practice: Calculate the maximum allowed failures among 100 requests. Does 97 successes and 3 failures meet the target, and what changes after one failure becomes a success?. Return to this week and explain what you changed.</w:t>
+        <w:t>________________________________________________________________</w:t>
       </w:r>
     </w:p>
     <w:p>
-      <w:r>
-        <w:t>Review Testing model-dependent behaviour (ai-6/8). Goal: Explain the mechanism and terminology of testing model-dependent behaviour. Short practice: Score "Friday in room B" and "Friday in room D" against both mandatory criteria. Would a correct 25-word response pass, and why?. Return to this week and explain what you changed.</w:t>
+      <w:pPr>
+        <w:pStyle w:val="Heading3"/>
+      </w:pPr>
+      <w:r>
+        <w:t>Hint · try first</w:t>
       </w:r>
     </w:p>
     <w:p>
       <w:pPr>
-        <w:pStyle w:val="Heading3"/>
-      </w:pPr>
-      <w:r>
-        <w:t>Keep your completed work</w:t>
+        <w:spacing w:line="336" w:lineRule="auto" w:after="180"/>
+        <w:shd w:fill="F1F6F8"/>
+      </w:pPr>
+      <w:r>
+        <w:rPr>
+          <w:b w:val="0"/>
+        </w:rPr>
+        <w:t>Hint if needed: Use the changed condition and the deciding step in the pictorial trace. The answer must say what follows from those facts.</w:t>
       </w:r>
     </w:p>
     <w:p>
-      <w:r>
-        <w:t>Use Download completed work in the hosted lesson to export your answers, reflections, practice feedback and code-run evidence. Open the HTML copy to read or print it. Drafts stay in this browser when storage is available; clear drafts on a shared device.</w:t>
+      <w:pPr>
+        <w:pStyle w:val="Heading3"/>
+      </w:pPr>
+      <w:r>
+        <w:t>Feedback · compare after trying</w:t>
       </w:r>
     </w:p>
     <w:p>
       <w:pPr>
-        <w:pStyle w:val="Heading3"/>
-      </w:pPr>
-      <w:r>
-        <w:t>What I repaired, the evidence I kept and the next test</w:t>
+        <w:spacing w:line="336" w:lineRule="auto" w:after="180"/>
+        <w:shd w:fill="F1F6FC"/>
+      </w:pPr>
+      <w:r>
+        <w:rPr>
+          <w:b w:val="0"/>
+        </w:rPr>
+        <w:t>After your attempt, compare with the supported ex</w:t>
+      </w:r>
+      <w:r>
+        <w:rPr>
+          <w:b/>
+        </w:rPr>
+        <w:t>plan</w:t>
+      </w:r>
+      <w:r>
+        <w:rPr>
+          <w:b w:val="0"/>
+        </w:rPr>
+        <w:t xml:space="preserve">ation: The bot can retrieve it and answer 24 metres with attribution. The missing factual </w:t>
+      </w:r>
+      <w:r>
+        <w:rPr>
+          <w:b/>
+        </w:rPr>
+        <w:t>input</w:t>
+      </w:r>
+      <w:r>
+        <w:rPr>
+          <w:b w:val="0"/>
+        </w:rPr>
+        <w:t xml:space="preserve"> is now available within the allowed collection.</w:t>
       </w:r>
     </w:p>
     <w:p>
+      <w:pPr>
+        <w:pStyle w:val="Heading3"/>
+      </w:pPr>
+      <w:r>
+        <w:t>Repair a missing building block</w:t>
+      </w:r>
+    </w:p>
+    <w:p>
+      <w:pPr>
+        <w:spacing w:line="336" w:lineRule="auto" w:after="180"/>
+      </w:pPr>
+      <w:r>
+        <w:rPr>
+          <w:b w:val="0"/>
+        </w:rPr>
+        <w:t xml:space="preserve">Review State machines for bounded agents (ai-6/13). Goal: Explain the </w:t>
+      </w:r>
+      <w:r>
+        <w:rPr>
+          <w:b/>
+        </w:rPr>
+        <w:t>mechanism</w:t>
+      </w:r>
+      <w:r>
+        <w:rPr>
+          <w:b w:val="0"/>
+        </w:rPr>
+        <w:t xml:space="preserve"> and terminology of state machines for bounded agents. Short practice: Trace A and B through the state diagram.</w:t>
+      </w:r>
+    </w:p>
+    <w:p>
+      <w:pPr>
+        <w:spacing w:line="336" w:lineRule="auto" w:after="180"/>
+      </w:pPr>
+      <w:r>
+        <w:rPr>
+          <w:b w:val="0"/>
+        </w:rPr>
+        <w:t>Name B’s forbidden transition and explain whether adding checking→querying permits that shortcut.. Return to this week and explain what you changed.</w:t>
+      </w:r>
+    </w:p>
+    <w:p>
+      <w:pPr>
+        <w:spacing w:line="336" w:lineRule="auto" w:after="180"/>
+      </w:pPr>
+      <w:r>
+        <w:rPr>
+          <w:b w:val="0"/>
+        </w:rPr>
+        <w:t xml:space="preserve">Review Failure budgets and service objectives (ai-6/11). Goal: Explain the </w:t>
+      </w:r>
+      <w:r>
+        <w:rPr>
+          <w:b/>
+        </w:rPr>
+        <w:t>mechanism</w:t>
+      </w:r>
+      <w:r>
+        <w:rPr>
+          <w:b w:val="0"/>
+        </w:rPr>
+        <w:t xml:space="preserve"> and terminology of failure budgets and service objectives. Short practice: Calculate the maximum allowed failures among 100 requests.</w:t>
+      </w:r>
+    </w:p>
+    <w:p>
+      <w:pPr>
+        <w:spacing w:line="336" w:lineRule="auto" w:after="180"/>
+      </w:pPr>
+      <w:r>
+        <w:rPr>
+          <w:b w:val="0"/>
+        </w:rPr>
+        <w:t>Does 97 successes and 3 failures meet the target, and what changes after one failure becomes a success?. Return to this week and explain what you changed.</w:t>
+      </w:r>
+    </w:p>
+    <w:p>
+      <w:pPr>
+        <w:spacing w:line="336" w:lineRule="auto" w:after="180"/>
+      </w:pPr>
+      <w:r>
+        <w:rPr>
+          <w:b w:val="0"/>
+        </w:rPr>
+        <w:t xml:space="preserve">Review Testing model-dependent behaviour (ai-6/8). Goal: Explain the </w:t>
+      </w:r>
+      <w:r>
+        <w:rPr>
+          <w:b/>
+        </w:rPr>
+        <w:t>mechanism</w:t>
+      </w:r>
+      <w:r>
+        <w:rPr>
+          <w:b w:val="0"/>
+        </w:rPr>
+        <w:t xml:space="preserve"> and terminology of testing model-dependent behaviour.</w:t>
+      </w:r>
+    </w:p>
+    <w:p>
+      <w:pPr>
+        <w:spacing w:line="336" w:lineRule="auto" w:after="180"/>
+      </w:pPr>
+      <w:r>
+        <w:rPr>
+          <w:b w:val="0"/>
+        </w:rPr>
+        <w:t>Short practice: Score "Friday in room B" and "Friday in room D" against both mandatory criteria. Would a correct 25-word response pass, and why?. Return to this week and explain what you changed.</w:t>
+      </w:r>
+    </w:p>
+    <w:p>
+      <w:pPr>
+        <w:pStyle w:val="Heading3"/>
+      </w:pPr>
+      <w:r>
+        <w:t>Keep your completed work</w:t>
+      </w:r>
+    </w:p>
+    <w:p>
+      <w:pPr>
+        <w:spacing w:line="336" w:lineRule="auto" w:after="180"/>
+      </w:pPr>
+      <w:r>
+        <w:rPr>
+          <w:b w:val="0"/>
+        </w:rPr>
+        <w:t xml:space="preserve">Use Download completed work in the hosted lesson to export your answers, reflections, practice feedback and code-run </w:t>
+      </w:r>
+      <w:r>
+        <w:rPr>
+          <w:b/>
+        </w:rPr>
+        <w:t>evidence</w:t>
+      </w:r>
+      <w:r>
+        <w:rPr>
+          <w:b w:val="0"/>
+        </w:rPr>
+        <w:t>. Open the HTML copy to read or print it.</w:t>
+      </w:r>
+    </w:p>
+    <w:p>
+      <w:pPr>
+        <w:spacing w:line="336" w:lineRule="auto" w:after="180"/>
+      </w:pPr>
+      <w:r>
+        <w:rPr>
+          <w:b w:val="0"/>
+        </w:rPr>
+        <w:t>Drafts stay in this browser when storage is available; clear drafts on a shared device.</w:t>
+      </w:r>
+    </w:p>
+    <w:p>
+      <w:pPr>
+        <w:pStyle w:val="Heading3"/>
+      </w:pPr>
+      <w:r>
+        <w:t>What I repaired, the evidence I kept and the next test</w:t>
+      </w:r>
+    </w:p>
+    <w:p>
       <w:r>
         <w:t>________________________________________________________________</w:t>
+      </w:r>
+    </w:p>
+    <w:p>
+      <w:r>
+        <w:t>________________________________________________________________</w:t>
+      </w:r>
+    </w:p>
+    <w:p>
+      <w:r>
+        <w:t>________________________________________________________________</w:t>
+      </w:r>
+    </w:p>
+    <w:p>
+      <w:r>
+        <w:t>________________________________________________________________</w:t>
+      </w:r>
+    </w:p>
+    <w:p>
+      <w:r>
+        <w:t>________________________________________________________________</w:t>
+      </w:r>
+    </w:p>
+    <w:p>
+      <w:pPr>
+        <w:pStyle w:val="Heading1"/>
+      </w:pPr>
+      <w:r>
+        <w:t>15. Visual concept journey</w:t>
+      </w:r>
+    </w:p>
+    <w:p>
+      <w:r>
+        <w:t>Explain each Planning and action selection picture from its labels, then record a relevant limit.</w:t>
+      </w:r>
+    </w:p>
+    <w:p>
+      <w:pPr>
+        <w:pStyle w:val="Heading3"/>
+      </w:pPr>
+      <w:r>
+        <w:t>01. Planning and action selection: the case</w:t>
+      </w:r>
+    </w:p>
+    <w:p>
+      <w:r>
+        <w:drawing>
+          <wp:inline xmlns:a="http://schemas.openxmlformats.org/drawingml/2006/main" xmlns:pic="http://schemas.openxmlformats.org/drawingml/2006/picture">
+            <wp:extent cx="5486400" cy="2834640"/>
+            <wp:docPr id="2" name="Picture 2" descr="Plan around missing evidence. A bot must answer a tower-height question using approved cards only. Supplied facts: Search finds no height card. Allowed actions: search, clarify, return unsupported. Unapproved web access is excluded."/>
+            <wp:cNvGraphicFramePr>
+              <a:graphicFrameLocks noChangeAspect="1"/>
+            </wp:cNvGraphicFramePr>
+            <a:graphic>
+              <a:graphicData uri="http://schemas.openxmlformats.org/drawingml/2006/picture">
+                <pic:pic>
+                  <pic:nvPicPr>
+                    <pic:cNvPr id="0" name="academy-story-ai-6-14-01.png"/>
+                    <pic:cNvPicPr/>
+                  </pic:nvPicPr>
+                  <pic:blipFill>
+                    <a:blip r:embed="rId10"/>
+                    <a:stretch>
+                      <a:fillRect/>
+                    </a:stretch>
+                  </pic:blipFill>
+                  <pic:spPr>
+                    <a:xfrm>
+                      <a:off x="0" y="0"/>
+                      <a:ext cx="5486400" cy="2834640"/>
+                    </a:xfrm>
+                    <a:prstGeom prst="rect"/>
+                  </pic:spPr>
+                </pic:pic>
+              </a:graphicData>
+            </a:graphic>
+          </wp:inline>
+        </w:drawing>
+      </w:r>
+    </w:p>
+    <w:p>
+      <w:pPr>
+        <w:spacing w:line="336" w:lineRule="auto" w:after="180"/>
+      </w:pPr>
+      <w:r>
+        <w:rPr>
+          <w:b/>
+        </w:rPr>
+        <w:t>Plan</w:t>
+      </w:r>
+      <w:r>
+        <w:rPr>
+          <w:b w:val="0"/>
+        </w:rPr>
+        <w:t xml:space="preserve"> around missing </w:t>
+      </w:r>
+      <w:r>
+        <w:rPr>
+          <w:b/>
+        </w:rPr>
+        <w:t>evidence</w:t>
+      </w:r>
+      <w:r>
+        <w:rPr>
+          <w:b w:val="0"/>
+        </w:rPr>
+        <w:t>. A bot must answer a tower-height question using approved cards only. Supplied facts: Search finds no height card. Allowed actions: search, clarify, return unsupported.</w:t>
+      </w:r>
+    </w:p>
+    <w:p>
+      <w:pPr>
+        <w:spacing w:line="336" w:lineRule="auto" w:after="180"/>
+      </w:pPr>
+      <w:r>
+        <w:rPr>
+          <w:b w:val="0"/>
+        </w:rPr>
+        <w:t>Unapproved web access is excluded.</w:t>
+      </w:r>
+    </w:p>
+    <w:p>
+      <w:pPr>
+        <w:spacing w:line="336" w:lineRule="auto" w:after="180"/>
+        <w:shd w:fill="F5F1FB"/>
+      </w:pPr>
+      <w:r>
+        <w:rPr>
+          <w:b w:val="0"/>
+        </w:rPr>
+        <w:t>Point to the given fact that matters most. Explain why it matters.</w:t>
+      </w:r>
+    </w:p>
+    <w:p>
+      <w:pPr>
+        <w:pStyle w:val="Heading3"/>
+      </w:pPr>
+      <w:r>
+        <w:t>My picture explanation, deciding evidence and one limit</w:t>
+      </w:r>
+    </w:p>
+    <w:p>
+      <w:r>
+        <w:t>________________________________________________________________</w:t>
+      </w:r>
+    </w:p>
+    <w:p>
+      <w:r>
+        <w:t>________________________________________________________________</w:t>
+      </w:r>
+    </w:p>
+    <w:p>
+      <w:r>
+        <w:t>________________________________________________________________</w:t>
+      </w:r>
+    </w:p>
+    <w:p>
+      <w:r>
+        <w:t>________________________________________________________________</w:t>
+      </w:r>
+    </w:p>
+    <w:p>
+      <w:pPr>
+        <w:pStyle w:val="Heading3"/>
+      </w:pPr>
+      <w:r>
+        <w:t>02. Follow the deciding steps</w:t>
+      </w:r>
+    </w:p>
+    <w:p>
+      <w:r>
+        <w:drawing>
+          <wp:inline xmlns:a="http://schemas.openxmlformats.org/drawingml/2006/main" xmlns:pic="http://schemas.openxmlformats.org/drawingml/2006/picture">
+            <wp:extent cx="5486400" cy="3182112"/>
+            <wp:docPr id="3" name="Picture 3" descr="Name missing input: A supported height answer needs an approved height record. → Select allowed action: After the empty search, return unsupported rather than inventing a number. → Explain next step: Ask for an approved source card if the question should be answered."/>
+            <wp:cNvGraphicFramePr>
+              <a:graphicFrameLocks noChangeAspect="1"/>
+            </wp:cNvGraphicFramePr>
+            <a:graphic>
+              <a:graphicData uri="http://schemas.openxmlformats.org/drawingml/2006/picture">
+                <pic:pic>
+                  <pic:nvPicPr>
+                    <pic:cNvPr id="0" name="academy-story-ai-6-14-02.png"/>
+                    <pic:cNvPicPr/>
+                  </pic:nvPicPr>
+                  <pic:blipFill>
+                    <a:blip r:embed="rId11"/>
+                    <a:stretch>
+                      <a:fillRect/>
+                    </a:stretch>
+                  </pic:blipFill>
+                  <pic:spPr>
+                    <a:xfrm>
+                      <a:off x="0" y="0"/>
+                      <a:ext cx="5486400" cy="3182112"/>
+                    </a:xfrm>
+                    <a:prstGeom prst="rect"/>
+                  </pic:spPr>
+                </pic:pic>
+              </a:graphicData>
+            </a:graphic>
+          </wp:inline>
+        </w:drawing>
+      </w:r>
+    </w:p>
+    <w:p>
+      <w:pPr>
+        <w:spacing w:line="336" w:lineRule="auto" w:after="180"/>
+      </w:pPr>
+      <w:r>
+        <w:rPr>
+          <w:b w:val="0"/>
+        </w:rPr>
+        <w:t xml:space="preserve">Name missing </w:t>
+      </w:r>
+      <w:r>
+        <w:rPr>
+          <w:b/>
+        </w:rPr>
+        <w:t>input</w:t>
+      </w:r>
+      <w:r>
+        <w:rPr>
+          <w:b w:val="0"/>
+        </w:rPr>
+        <w:t>: A supported height answer needs an approved height record. → Select allowed action: After the empty search, return unsupported rather than inventing a number. → Explain next step: Ask for an approved source card if the question should be answered.</w:t>
+      </w:r>
+    </w:p>
+    <w:p>
+      <w:pPr>
+        <w:spacing w:line="336" w:lineRule="auto" w:after="180"/>
+        <w:shd w:fill="F5F1FB"/>
+      </w:pPr>
+      <w:r>
+        <w:rPr>
+          <w:b w:val="0"/>
+        </w:rPr>
+        <w:t xml:space="preserve">Point to each numbered stage and explain which recorded </w:t>
+      </w:r>
+      <w:r>
+        <w:rPr>
+          <w:b/>
+        </w:rPr>
+        <w:t>input</w:t>
+      </w:r>
+      <w:r>
+        <w:rPr>
+          <w:b w:val="0"/>
+        </w:rPr>
+        <w:t xml:space="preserve"> it uses.</w:t>
+      </w:r>
+    </w:p>
+    <w:p>
+      <w:pPr>
+        <w:pStyle w:val="Heading3"/>
+      </w:pPr>
+      <w:r>
+        <w:t>My picture explanation, deciding evidence and one limit</w:t>
+      </w:r>
+    </w:p>
+    <w:p>
+      <w:r>
+        <w:t>________________________________________________________________</w:t>
+      </w:r>
+    </w:p>
+    <w:p>
+      <w:r>
+        <w:t>________________________________________________________________</w:t>
+      </w:r>
+    </w:p>
+    <w:p>
+      <w:r>
+        <w:t>________________________________________________________________</w:t>
+      </w:r>
+    </w:p>
+    <w:p>
+      <w:r>
+        <w:t>________________________________________________________________</w:t>
+      </w:r>
+    </w:p>
+    <w:p>
+      <w:pPr>
+        <w:pStyle w:val="Heading3"/>
+      </w:pPr>
+      <w:r>
+        <w:t>03. Planning and action selection — evidence trace</w:t>
+      </w:r>
+    </w:p>
+    <w:p>
+      <w:r>
+        <w:drawing>
+          <wp:inline xmlns:a="http://schemas.openxmlformats.org/drawingml/2006/main" xmlns:pic="http://schemas.openxmlformats.org/drawingml/2006/picture">
+            <wp:extent cx="5486400" cy="2843784"/>
+            <wp:docPr id="4" name="Picture 4" descr="Planning and action selection — evidence trace. Generated plan retrieves a room, books it and then answers. It calls booking necessary for helpfulness. | For read-only reporting, allowed plan is validate -&gt; retrieve -&gt; verify -&gt; answer. If retrieval lacks evidence, route to review. Reject write or send steps before they run. | Booking is outside the task boundary. Execute only permitted reporting steps, with a fallback if evidence is insufficient."/>
+            <wp:cNvGraphicFramePr>
+              <a:graphicFrameLocks noChangeAspect="1"/>
+            </wp:cNvGraphicFramePr>
+            <a:graphic>
+              <a:graphicData uri="http://schemas.openxmlformats.org/drawingml/2006/picture">
+                <pic:pic>
+                  <pic:nvPicPr>
+                    <pic:cNvPr id="0" name="academy-story-ai-6-14-03.png"/>
+                    <pic:cNvPicPr/>
+                  </pic:nvPicPr>
+                  <pic:blipFill>
+                    <a:blip r:embed="rId12"/>
+                    <a:stretch>
+                      <a:fillRect/>
+                    </a:stretch>
+                  </pic:blipFill>
+                  <pic:spPr>
+                    <a:xfrm>
+                      <a:off x="0" y="0"/>
+                      <a:ext cx="5486400" cy="2843784"/>
+                    </a:xfrm>
+                    <a:prstGeom prst="rect"/>
+                  </pic:spPr>
+                </pic:pic>
+              </a:graphicData>
+            </a:graphic>
+          </wp:inline>
+        </w:drawing>
+      </w:r>
+    </w:p>
+    <w:p>
+      <w:pPr>
+        <w:spacing w:line="336" w:lineRule="auto" w:after="180"/>
+      </w:pPr>
+      <w:r>
+        <w:rPr>
+          <w:b/>
+        </w:rPr>
+        <w:t>Plan</w:t>
+      </w:r>
+      <w:r>
+        <w:rPr>
+          <w:b w:val="0"/>
+        </w:rPr>
+        <w:t xml:space="preserve">ning and </w:t>
+      </w:r>
+      <w:r>
+        <w:rPr>
+          <w:b/>
+        </w:rPr>
+        <w:t>action selection</w:t>
+      </w:r>
+      <w:r>
+        <w:rPr>
+          <w:b w:val="0"/>
+        </w:rPr>
+        <w:t xml:space="preserve"> — </w:t>
+      </w:r>
+      <w:r>
+        <w:rPr>
+          <w:b/>
+        </w:rPr>
+        <w:t>evidence</w:t>
+      </w:r>
+      <w:r>
+        <w:rPr>
+          <w:b w:val="0"/>
+        </w:rPr>
+        <w:t xml:space="preserve"> trace. Generated </w:t>
+      </w:r>
+      <w:r>
+        <w:rPr>
+          <w:b/>
+        </w:rPr>
+        <w:t>plan</w:t>
+      </w:r>
+      <w:r>
+        <w:rPr>
+          <w:b w:val="0"/>
+        </w:rPr>
+        <w:t xml:space="preserve"> retrieves a room, books it and then answers.</w:t>
+      </w:r>
+    </w:p>
+    <w:p>
+      <w:pPr>
+        <w:spacing w:line="336" w:lineRule="auto" w:after="180"/>
+      </w:pPr>
+      <w:r>
+        <w:rPr>
+          <w:b w:val="0"/>
+        </w:rPr>
+        <w:t xml:space="preserve">It calls booking necessary for helpfulness. | For read-only reporting, allowed </w:t>
+      </w:r>
+      <w:r>
+        <w:rPr>
+          <w:b/>
+        </w:rPr>
+        <w:t>plan</w:t>
+      </w:r>
+      <w:r>
+        <w:rPr>
+          <w:b w:val="0"/>
+        </w:rPr>
+        <w:t xml:space="preserve"> is validate -&gt; retrieve -&gt; verify -&gt; answer. If retrieval lacks </w:t>
+      </w:r>
+      <w:r>
+        <w:rPr>
+          <w:b/>
+        </w:rPr>
+        <w:t>evidence</w:t>
+      </w:r>
+      <w:r>
+        <w:rPr>
+          <w:b w:val="0"/>
+        </w:rPr>
+        <w:t>, route to review.</w:t>
+      </w:r>
+    </w:p>
+    <w:p>
+      <w:pPr>
+        <w:spacing w:line="336" w:lineRule="auto" w:after="180"/>
+      </w:pPr>
+      <w:r>
+        <w:rPr>
+          <w:b w:val="0"/>
+        </w:rPr>
+        <w:t xml:space="preserve">Reject write or send steps before they run. | Booking is outside the task boundary. Execute only permitted reporting steps, with a fallback if </w:t>
+      </w:r>
+      <w:r>
+        <w:rPr>
+          <w:b/>
+        </w:rPr>
+        <w:t>evidence</w:t>
+      </w:r>
+      <w:r>
+        <w:rPr>
+          <w:b w:val="0"/>
+        </w:rPr>
+        <w:t xml:space="preserve"> is insufficient.</w:t>
+      </w:r>
+    </w:p>
+    <w:p>
+      <w:pPr>
+        <w:spacing w:line="336" w:lineRule="auto" w:after="180"/>
+        <w:shd w:fill="F5F1FB"/>
+      </w:pPr>
+      <w:r>
+        <w:rPr>
+          <w:b w:val="0"/>
+        </w:rPr>
+        <w:t>Read the labels and values. Explain the relationship the model shows.</w:t>
+      </w:r>
+    </w:p>
+    <w:p>
+      <w:pPr>
+        <w:pStyle w:val="Heading3"/>
+      </w:pPr>
+      <w:r>
+        <w:t>My picture explanation, deciding evidence and one limit</w:t>
+      </w:r>
+    </w:p>
+    <w:p>
+      <w:r>
+        <w:t>________________________________________________________________</w:t>
+      </w:r>
+    </w:p>
+    <w:p>
+      <w:r>
+        <w:t>________________________________________________________________</w:t>
+      </w:r>
+    </w:p>
+    <w:p>
+      <w:r>
+        <w:t>________________________________________________________________</w:t>
+      </w:r>
+    </w:p>
+    <w:p>
+      <w:r>
+        <w:t>________________________________________________________________</w:t>
+      </w:r>
+    </w:p>
+    <w:p>
+      <w:pPr>
+        <w:pStyle w:val="Heading3"/>
+      </w:pPr>
+      <w:r>
+        <w:t>04. Change one thing. Trace what follows.</w:t>
+      </w:r>
+    </w:p>
+    <w:p>
+      <w:r>
+        <w:drawing>
+          <wp:inline xmlns:a="http://schemas.openxmlformats.org/drawingml/2006/main" xmlns:pic="http://schemas.openxmlformats.org/drawingml/2006/picture">
+            <wp:extent cx="5486400" cy="3026664"/>
+            <wp:docPr id="5" name="Picture 5" descr="Original case: Ask for an approved source card if the question should be answered. Changed condition: Supply an approved card giving height 24 metres. Expected result: The bot can retrieve it and answer 24 metres with attribution. Reason: The missing factual input is now available within the allowed collection."/>
+            <wp:cNvGraphicFramePr>
+              <a:graphicFrameLocks noChangeAspect="1"/>
+            </wp:cNvGraphicFramePr>
+            <a:graphic>
+              <a:graphicData uri="http://schemas.openxmlformats.org/drawingml/2006/picture">
+                <pic:pic>
+                  <pic:nvPicPr>
+                    <pic:cNvPr id="0" name="academy-story-ai-6-14-04.png"/>
+                    <pic:cNvPicPr/>
+                  </pic:nvPicPr>
+                  <pic:blipFill>
+                    <a:blip r:embed="rId13"/>
+                    <a:stretch>
+                      <a:fillRect/>
+                    </a:stretch>
+                  </pic:blipFill>
+                  <pic:spPr>
+                    <a:xfrm>
+                      <a:off x="0" y="0"/>
+                      <a:ext cx="5486400" cy="3026664"/>
+                    </a:xfrm>
+                    <a:prstGeom prst="rect"/>
+                  </pic:spPr>
+                </pic:pic>
+              </a:graphicData>
+            </a:graphic>
+          </wp:inline>
+        </w:drawing>
+      </w:r>
+    </w:p>
+    <w:p>
+      <w:pPr>
+        <w:spacing w:line="336" w:lineRule="auto" w:after="180"/>
+      </w:pPr>
+      <w:r>
+        <w:rPr>
+          <w:b w:val="0"/>
+        </w:rPr>
+        <w:t>Original case: Ask for an approved source card if the question should be answered. Changed condition: Supply an approved card giving height 24 metres.</w:t>
+      </w:r>
+    </w:p>
+    <w:p>
+      <w:pPr>
+        <w:spacing w:line="336" w:lineRule="auto" w:after="180"/>
+      </w:pPr>
+      <w:r>
+        <w:rPr>
+          <w:b w:val="0"/>
+        </w:rPr>
+        <w:t xml:space="preserve">Expected result: The bot can retrieve it and answer 24 metres with attribution. Reason: The missing factual </w:t>
+      </w:r>
+      <w:r>
+        <w:rPr>
+          <w:b/>
+        </w:rPr>
+        <w:t>input</w:t>
+      </w:r>
+      <w:r>
+        <w:rPr>
+          <w:b w:val="0"/>
+        </w:rPr>
+        <w:t xml:space="preserve"> is now available within the allowed collection.</w:t>
+      </w:r>
+    </w:p>
+    <w:p>
+      <w:pPr>
+        <w:spacing w:line="336" w:lineRule="auto" w:after="180"/>
+        <w:shd w:fill="F5F1FB"/>
+      </w:pPr>
+      <w:r>
+        <w:rPr>
+          <w:b w:val="0"/>
+        </w:rPr>
+        <w:t>Predict before checking the worked changed-case result. Name what changed and what the supplied facts allow you to conclude.</w:t>
+      </w:r>
+    </w:p>
+    <w:p>
+      <w:pPr>
+        <w:pStyle w:val="Heading3"/>
+      </w:pPr>
+      <w:r>
+        <w:t>My picture explanation, deciding evidence and one limit</w:t>
+      </w:r>
+    </w:p>
+    <w:p>
+      <w:r>
+        <w:t>________________________________________________________________</w:t>
+      </w:r>
+    </w:p>
+    <w:p>
+      <w:r>
+        <w:t>________________________________________________________________</w:t>
+      </w:r>
+    </w:p>
+    <w:p>
+      <w:r>
+        <w:t>________________________________________________________________</w:t>
+      </w:r>
+    </w:p>
+    <w:p>
+      <w:r>
+        <w:t>________________________________________________________________</w:t>
+      </w:r>
+    </w:p>
+    <w:p>
+      <w:pPr>
+        <w:pStyle w:val="Heading3"/>
+      </w:pPr>
+      <w:r>
+        <w:t>05. Connect the explanation to its limit</w:t>
+      </w:r>
+    </w:p>
+    <w:p>
+      <w:r>
+        <w:drawing>
+          <wp:inline xmlns:a="http://schemas.openxmlformats.org/drawingml/2006/main" xmlns:pic="http://schemas.openxmlformats.org/drawingml/2006/picture">
+            <wp:extent cx="5486400" cy="2834640"/>
+            <wp:docPr id="6" name="Picture 6" descr="Planning selects useful actions within available evidence and authority. More steps cannot create permission to access an excluded source. Limit: Source validity still matters; the presence of a card does not independently verify its accuracy."/>
+            <wp:cNvGraphicFramePr>
+              <a:graphicFrameLocks noChangeAspect="1"/>
+            </wp:cNvGraphicFramePr>
+            <a:graphic>
+              <a:graphicData uri="http://schemas.openxmlformats.org/drawingml/2006/picture">
+                <pic:pic>
+                  <pic:nvPicPr>
+                    <pic:cNvPr id="0" name="academy-story-ai-6-14-05.png"/>
+                    <pic:cNvPicPr/>
+                  </pic:nvPicPr>
+                  <pic:blipFill>
+                    <a:blip r:embed="rId14"/>
+                    <a:stretch>
+                      <a:fillRect/>
+                    </a:stretch>
+                  </pic:blipFill>
+                  <pic:spPr>
+                    <a:xfrm>
+                      <a:off x="0" y="0"/>
+                      <a:ext cx="5486400" cy="2834640"/>
+                    </a:xfrm>
+                    <a:prstGeom prst="rect"/>
+                  </pic:spPr>
+                </pic:pic>
+              </a:graphicData>
+            </a:graphic>
+          </wp:inline>
+        </w:drawing>
+      </w:r>
+    </w:p>
+    <w:p>
+      <w:pPr>
+        <w:spacing w:line="336" w:lineRule="auto" w:after="180"/>
+      </w:pPr>
+      <w:r>
+        <w:rPr>
+          <w:b/>
+        </w:rPr>
+        <w:t>Plan</w:t>
+      </w:r>
+      <w:r>
+        <w:rPr>
+          <w:b w:val="0"/>
+        </w:rPr>
+        <w:t xml:space="preserve">ning selects useful actions within available </w:t>
+      </w:r>
+      <w:r>
+        <w:rPr>
+          <w:b/>
+        </w:rPr>
+        <w:t>evidence</w:t>
+      </w:r>
+      <w:r>
+        <w:rPr>
+          <w:b w:val="0"/>
+        </w:rPr>
+        <w:t xml:space="preserve"> and authority. More steps cannot create permission to access an excluded source.</w:t>
+      </w:r>
+    </w:p>
+    <w:p>
+      <w:pPr>
+        <w:spacing w:line="336" w:lineRule="auto" w:after="180"/>
+      </w:pPr>
+      <w:r>
+        <w:rPr>
+          <w:b w:val="0"/>
+        </w:rPr>
+        <w:t>Limit: Source validity still matters; the presence of a card does not independently verify its accuracy.</w:t>
+      </w:r>
+    </w:p>
+    <w:p>
+      <w:pPr>
+        <w:spacing w:line="336" w:lineRule="auto" w:after="180"/>
+        <w:shd w:fill="F5F1FB"/>
+      </w:pPr>
+      <w:r>
+        <w:rPr>
+          <w:b w:val="0"/>
+        </w:rPr>
+        <w:t>Explain the case, then point to a limit on the claim.</w:t>
+      </w:r>
+    </w:p>
+    <w:p>
+      <w:pPr>
+        <w:pStyle w:val="Heading3"/>
+      </w:pPr>
+      <w:r>
+        <w:t>My picture explanation, deciding evidence and one limit</w:t>
+      </w:r>
+    </w:p>
+    <w:p>
+      <w:r>
+        <w:t>________________________________________________________________</w:t>
+      </w:r>
+    </w:p>
+    <w:p>
+      <w:r>
+        <w:t>________________________________________________________________</w:t>
+      </w:r>
+    </w:p>
+    <w:p>
+      <w:r>
+        <w:t>________________________________________________________________</w:t>
+      </w:r>
+    </w:p>
+    <w:p>
+      <w:r>
+        <w:t>________________________________________________________________</w:t>
+      </w:r>
+    </w:p>
+    <w:p>
+      <w:pPr>
+        <w:pStyle w:val="Heading3"/>
+      </w:pPr>
+      <w:r>
+        <w:t>06. Make the idea visible in your project</w:t>
+      </w:r>
+    </w:p>
+    <w:p>
+      <w:r>
+        <w:drawing>
+          <wp:inline xmlns:a="http://schemas.openxmlformats.org/drawingml/2006/main" xmlns:pic="http://schemas.openxmlformats.org/drawingml/2006/picture">
+            <wp:extent cx="5486400" cy="3529584"/>
+            <wp:docPr id="7" name="Picture 7" descr="For the Grounded Learning Service, retain an annotated trace and the changed-case result. Name the contract or evidence that makes the deciding step valid, so another team can review it. Draw your input, deciding step, result and limit. Supported question: Choose a permitted plan when no approved tower-height card exists. What new answer becomes supported after a card records 24 metres, and why could the bot not invent it earlier?"/>
+            <wp:cNvGraphicFramePr>
+              <a:graphicFrameLocks noChangeAspect="1"/>
+            </wp:cNvGraphicFramePr>
+            <a:graphic>
+              <a:graphicData uri="http://schemas.openxmlformats.org/drawingml/2006/picture">
+                <pic:pic>
+                  <pic:nvPicPr>
+                    <pic:cNvPr id="0" name="academy-story-ai-6-14-06.png"/>
+                    <pic:cNvPicPr/>
+                  </pic:nvPicPr>
+                  <pic:blipFill>
+                    <a:blip r:embed="rId15"/>
+                    <a:stretch>
+                      <a:fillRect/>
+                    </a:stretch>
+                  </pic:blipFill>
+                  <pic:spPr>
+                    <a:xfrm>
+                      <a:off x="0" y="0"/>
+                      <a:ext cx="5486400" cy="3529584"/>
+                    </a:xfrm>
+                    <a:prstGeom prst="rect"/>
+                  </pic:spPr>
+                </pic:pic>
+              </a:graphicData>
+            </a:graphic>
+          </wp:inline>
+        </w:drawing>
+      </w:r>
+    </w:p>
+    <w:p>
+      <w:pPr>
+        <w:spacing w:line="336" w:lineRule="auto" w:after="180"/>
+      </w:pPr>
+      <w:r>
+        <w:rPr>
+          <w:b w:val="0"/>
+        </w:rPr>
+        <w:t xml:space="preserve">For the Grounded Learning Service, retain an annotated trace and the changed-case result. Name the contract or </w:t>
+      </w:r>
+      <w:r>
+        <w:rPr>
+          <w:b/>
+        </w:rPr>
+        <w:t>evidence</w:t>
+      </w:r>
+      <w:r>
+        <w:rPr>
+          <w:b w:val="0"/>
+        </w:rPr>
+        <w:t xml:space="preserve"> that makes the deciding step valid, so another team can review it.</w:t>
+      </w:r>
+    </w:p>
+    <w:p>
+      <w:pPr>
+        <w:spacing w:line="336" w:lineRule="auto" w:after="180"/>
+      </w:pPr>
+      <w:r>
+        <w:rPr>
+          <w:b w:val="0"/>
+        </w:rPr>
+        <w:t xml:space="preserve">Draw your </w:t>
+      </w:r>
+      <w:r>
+        <w:rPr>
+          <w:b/>
+        </w:rPr>
+        <w:t>input</w:t>
+      </w:r>
+      <w:r>
+        <w:rPr>
+          <w:b w:val="0"/>
+        </w:rPr>
+        <w:t xml:space="preserve">, deciding step, result and limit. Supported question: Choose a permitted </w:t>
+      </w:r>
+      <w:r>
+        <w:rPr>
+          <w:b/>
+        </w:rPr>
+        <w:t>plan</w:t>
+      </w:r>
+      <w:r>
+        <w:rPr>
+          <w:b w:val="0"/>
+        </w:rPr>
+        <w:t xml:space="preserve"> when no approved tower-height card exists.</w:t>
+      </w:r>
+    </w:p>
+    <w:p>
+      <w:pPr>
+        <w:spacing w:line="336" w:lineRule="auto" w:after="180"/>
+      </w:pPr>
+      <w:r>
+        <w:rPr>
+          <w:b w:val="0"/>
+        </w:rPr>
+        <w:t>What new answer becomes supported after a card records 24 metres, and why could the bot not invent it earlier?</w:t>
+      </w:r>
+    </w:p>
+    <w:p>
+      <w:pPr>
+        <w:spacing w:line="336" w:lineRule="auto" w:after="180"/>
+        <w:shd w:fill="F5F1FB"/>
+      </w:pPr>
+      <w:r>
+        <w:rPr>
+          <w:b w:val="0"/>
+        </w:rPr>
+        <w:t xml:space="preserve">Draw your project trace and justify the deciding step using </w:t>
+      </w:r>
+      <w:r>
+        <w:rPr>
+          <w:b/>
+        </w:rPr>
+        <w:t>evidence</w:t>
+      </w:r>
+      <w:r>
+        <w:rPr>
+          <w:b w:val="0"/>
+        </w:rPr>
+        <w:t>.</w:t>
+      </w:r>
+    </w:p>
+    <w:p>
+      <w:pPr>
+        <w:pStyle w:val="Heading3"/>
+      </w:pPr>
+      <w:r>
+        <w:t>My picture explanation, deciding evidence and one limit</w:t>
       </w:r>
     </w:p>
     <w:p>

--- a/downloads/workbook/ai-6-week-14.docx
+++ b/downloads/workbook/ai-6-week-14.docx
@@ -180,6 +180,102 @@
     <w:p>
       <w:r>
         <w:t>________________________________________________________________</w:t>
+      </w:r>
+    </w:p>
+    <w:p>
+      <w:pPr>
+        <w:pStyle w:val="Heading3"/>
+      </w:pPr>
+      <w:r>
+        <w:t>Lesson reference for workbook practice</w:t>
+      </w:r>
+    </w:p>
+    <w:p>
+      <w:pPr>
+        <w:spacing w:line="336" w:lineRule="auto" w:after="180"/>
+        <w:shd w:fill="F1F6F8"/>
+      </w:pPr>
+      <w:r>
+        <w:rPr>
+          <w:b w:val="0"/>
+        </w:rPr>
+        <w:t>Use this reference for the original W1–W3 and W5 exercises. The separately named independent case supplies its own changed facts; use those facts for that attempt before feedback.</w:t>
+      </w:r>
+    </w:p>
+    <w:p>
+      <w:pPr>
+        <w:spacing w:line="336" w:lineRule="auto" w:after="180"/>
+      </w:pPr>
+      <w:r>
+        <w:rPr>
+          <w:b/>
+        </w:rPr>
+        <w:t>Plan</w:t>
+      </w:r>
+      <w:r>
+        <w:rPr>
+          <w:b w:val="0"/>
+        </w:rPr>
+        <w:t xml:space="preserve">ning proposes steps; execution must still validate permissions and </w:t>
+      </w:r>
+      <w:r>
+        <w:rPr>
+          <w:b/>
+        </w:rPr>
+        <w:t>prerequisite</w:t>
+      </w:r>
+      <w:r>
+        <w:rPr>
+          <w:b w:val="0"/>
+        </w:rPr>
+        <w:t>s for each step. Re</w:t>
+      </w:r>
+      <w:r>
+        <w:rPr>
+          <w:b/>
+        </w:rPr>
+        <w:t>plan</w:t>
+      </w:r>
+      <w:r>
+        <w:rPr>
+          <w:b w:val="0"/>
+        </w:rPr>
+        <w:t>ning cannot invent authority.</w:t>
+      </w:r>
+    </w:p>
+    <w:p>
+      <w:pPr>
+        <w:spacing w:line="336" w:lineRule="auto" w:after="180"/>
+      </w:pPr>
+      <w:r>
+        <w:rPr>
+          <w:b w:val="0"/>
+        </w:rPr>
+        <w:t xml:space="preserve">For read-only reporting, allowed </w:t>
+      </w:r>
+      <w:r>
+        <w:rPr>
+          <w:b/>
+        </w:rPr>
+        <w:t>plan</w:t>
+      </w:r>
+      <w:r>
+        <w:rPr>
+          <w:b w:val="0"/>
+        </w:rPr>
+        <w:t xml:space="preserve"> is validate -&gt; retrieve -&gt; verify -&gt; answer. If retrieval lacks </w:t>
+      </w:r>
+      <w:r>
+        <w:rPr>
+          <w:b/>
+        </w:rPr>
+        <w:t>evidence</w:t>
+      </w:r>
+      <w:r>
+        <w:rPr>
+          <w:b w:val="0"/>
+        </w:rPr>
+        <w:t>, route to review. Reject write or send steps before they run.</w:t>
       </w:r>
     </w:p>
     <w:p>

--- a/downloads/workbook/ai-6-week-14.docx
+++ b/downloads/workbook/ai-6-week-14.docx
@@ -25,35 +25,46 @@
         <w:pStyle w:val="Heading1"/>
       </w:pPr>
       <w:r>
-        <w:t>01. Recall and choose your starting point</w:t>
-      </w:r>
-    </w:p>
-    <w:p>
-      <w:r>
-        <w:t>Record your starting explanation for Planning and action selection before opening notes. Show any later correction separately.</w:t>
-      </w:r>
-    </w:p>
-    <w:p>
-      <w:pPr>
-        <w:spacing w:line="336" w:lineRule="auto" w:after="180"/>
-      </w:pPr>
-      <w:r>
-        <w:rPr>
-          <w:b w:val="0"/>
-        </w:rPr>
-        <w:t>Try the recall before opening notes. Then use a different colour or a labelled second line to correct your ex</w:t>
-      </w:r>
-      <w:r>
-        <w:rPr>
-          <w:b/>
-        </w:rPr>
-        <w:t>plan</w:t>
-      </w:r>
-      <w:r>
-        <w:rPr>
-          <w:b w:val="0"/>
-        </w:rPr>
-        <w:t>ation.</w:t>
+        <w:t>One complete plan and action-selection record.</w:t>
+      </w:r>
+    </w:p>
+    <w:p>
+      <w:r>
+        <w:t>Keep task scope, proposed sequence, permission checks, prerequisites, traces and evidence limits together.</w:t>
+      </w:r>
+    </w:p>
+    <w:p>
+      <w:r>
+        <w:t>Recall → W1–W3/W5 → independent message-plan analysis → project action policy → delayed return.</w:t>
+      </w:r>
+    </w:p>
+    <w:p>
+      <w:pPr>
+        <w:pStyle w:val="Heading1"/>
+      </w:pPr>
+      <w:r>
+        <w:t>01. Recall · Retrieve before notes</w:t>
+      </w:r>
+    </w:p>
+    <w:p>
+      <w:r>
+        <w:t>Keep this task’s inputs,rule and response together.</w:t>
+      </w:r>
+    </w:p>
+    <w:p>
+      <w:pPr>
+        <w:pStyle w:val="Heading2"/>
+      </w:pPr>
+      <w:r>
+        <w:t>Complete task and evidence</w:t>
+      </w:r>
+    </w:p>
+    <w:p>
+      <w:pPr>
+        <w:pStyle w:val="ListBullet"/>
+      </w:pPr>
+      <w:r>
+        <w:t>Try the recall before opening notes. Then use a different colour or a labelled second line to correct your explanation.</w:t>
       </w:r>
     </w:p>
     <w:p>
@@ -66,12 +77,9 @@
     </w:p>
     <w:p>
       <w:pPr>
-        <w:spacing w:line="336" w:lineRule="auto" w:after="180"/>
-      </w:pPr>
-      <w:r>
-        <w:rPr>
-          <w:b w:val="0"/>
-        </w:rPr>
+        <w:pStyle w:val="ListBullet"/>
+      </w:pPr>
+      <w:r>
         <w:t>Without opening the old lesson, explain one key idea from State machines for bounded agents. Give an example and a mistake that the idea helps you avoid.</w:t>
       </w:r>
     </w:p>
@@ -108,12 +116,9 @@
     </w:p>
     <w:p>
       <w:pPr>
-        <w:spacing w:line="336" w:lineRule="auto" w:after="180"/>
-      </w:pPr>
-      <w:r>
-        <w:rPr>
-          <w:b w:val="0"/>
-        </w:rPr>
+        <w:pStyle w:val="ListBullet"/>
+      </w:pPr>
+      <w:r>
         <w:t>Without opening the old lesson, explain one key idea from Failure budgets and service objectives. Give an example and a mistake that the idea helps you avoid.</w:t>
       </w:r>
     </w:p>
@@ -150,12 +155,9 @@
     </w:p>
     <w:p>
       <w:pPr>
-        <w:spacing w:line="336" w:lineRule="auto" w:after="180"/>
-      </w:pPr>
-      <w:r>
-        <w:rPr>
-          <w:b w:val="0"/>
-        </w:rPr>
+        <w:pStyle w:val="ListBullet"/>
+      </w:pPr>
+      <w:r>
         <w:t>Without opening the old lesson, explain one key idea from Testing model-dependent behaviour. Give an example and a mistake that the idea helps you avoid.</w:t>
       </w:r>
     </w:p>
@@ -192,90 +194,26 @@
     </w:p>
     <w:p>
       <w:pPr>
-        <w:spacing w:line="336" w:lineRule="auto" w:after="180"/>
-        <w:shd w:fill="F1F6F8"/>
-      </w:pPr>
-      <w:r>
-        <w:rPr>
-          <w:b w:val="0"/>
-        </w:rPr>
+        <w:pStyle w:val="ListBullet"/>
+      </w:pPr>
+      <w:r>
         <w:t>Use this reference for the original W1–W3 and W5 exercises. The separately named independent case supplies its own changed facts; use those facts for that attempt before feedback.</w:t>
       </w:r>
     </w:p>
     <w:p>
       <w:pPr>
-        <w:spacing w:line="336" w:lineRule="auto" w:after="180"/>
-      </w:pPr>
-      <w:r>
-        <w:rPr>
-          <w:b/>
-        </w:rPr>
-        <w:t>Plan</w:t>
-      </w:r>
-      <w:r>
-        <w:rPr>
-          <w:b w:val="0"/>
-        </w:rPr>
-        <w:t xml:space="preserve">ning proposes steps; execution must still validate permissions and </w:t>
-      </w:r>
-      <w:r>
-        <w:rPr>
-          <w:b/>
-        </w:rPr>
-        <w:t>prerequisite</w:t>
-      </w:r>
-      <w:r>
-        <w:rPr>
-          <w:b w:val="0"/>
-        </w:rPr>
-        <w:t>s for each step. Re</w:t>
-      </w:r>
-      <w:r>
-        <w:rPr>
-          <w:b/>
-        </w:rPr>
-        <w:t>plan</w:t>
-      </w:r>
-      <w:r>
-        <w:rPr>
-          <w:b w:val="0"/>
-        </w:rPr>
-        <w:t>ning cannot invent authority.</w:t>
-      </w:r>
-    </w:p>
-    <w:p>
-      <w:pPr>
-        <w:spacing w:line="336" w:lineRule="auto" w:after="180"/>
-      </w:pPr>
-      <w:r>
-        <w:rPr>
-          <w:b w:val="0"/>
-        </w:rPr>
-        <w:t xml:space="preserve">For read-only reporting, allowed </w:t>
-      </w:r>
-      <w:r>
-        <w:rPr>
-          <w:b/>
-        </w:rPr>
-        <w:t>plan</w:t>
-      </w:r>
-      <w:r>
-        <w:rPr>
-          <w:b w:val="0"/>
-        </w:rPr>
-        <w:t xml:space="preserve"> is validate -&gt; retrieve -&gt; verify -&gt; answer. If retrieval lacks </w:t>
-      </w:r>
-      <w:r>
-        <w:rPr>
-          <w:b/>
-        </w:rPr>
-        <w:t>evidence</w:t>
-      </w:r>
-      <w:r>
-        <w:rPr>
-          <w:b w:val="0"/>
-        </w:rPr>
-        <w:t>, route to review. Reject write or send steps before they run.</w:t>
+        <w:pStyle w:val="ListBullet"/>
+      </w:pPr>
+      <w:r>
+        <w:t>Planning proposes steps; execution must still validate permissions and prerequisites for each step. Replanning cannot invent authority.</w:t>
+      </w:r>
+    </w:p>
+    <w:p>
+      <w:pPr>
+        <w:pStyle w:val="ListBullet"/>
+      </w:pPr>
+      <w:r>
+        <w:t>For read-only reporting, allowed plan is validate -&gt; retrieve -&gt; verify -&gt; answer. If retrieval lacks evidence, route to review. Reject write or send steps before they run.</w:t>
       </w:r>
     </w:p>
     <w:p>
@@ -283,147 +221,44 @@
         <w:pStyle w:val="Heading1"/>
       </w:pPr>
       <w:r>
-        <w:t>02. Practise with fading help</w:t>
-      </w:r>
-    </w:p>
-    <w:p>
-      <w:r>
-        <w:t>Complete the supported Planning and action selection trace and record the first step you can explain without help.</w:t>
-      </w:r>
-    </w:p>
-    <w:p>
-      <w:pPr>
-        <w:spacing w:line="336" w:lineRule="auto" w:after="180"/>
-      </w:pPr>
-      <w:r>
-        <w:rPr>
-          <w:b w:val="0"/>
-        </w:rPr>
-        <w:t xml:space="preserve">Use W2: Trace the worked case for </w:t>
-      </w:r>
-      <w:r>
-        <w:rPr>
-          <w:b/>
-        </w:rPr>
-        <w:t>Plan</w:t>
-      </w:r>
-      <w:r>
-        <w:rPr>
-          <w:b w:val="0"/>
-        </w:rPr>
-        <w:t xml:space="preserve">ning and </w:t>
-      </w:r>
-      <w:r>
-        <w:rPr>
-          <w:b/>
-        </w:rPr>
-        <w:t>action selection</w:t>
-      </w:r>
-      <w:r>
-        <w:rPr>
-          <w:b w:val="0"/>
-        </w:rPr>
-        <w:t>. Record the answer once; the lesson and workbook refer to the same attempt.</w:t>
-      </w:r>
-    </w:p>
-    <w:tbl>
-      <w:tblPr>
-        <w:tblStyle w:val="LightShading-Accent1"/>
-        <w:tblW w:type="auto" w:w="0"/>
-        <w:tblLook w:firstColumn="1" w:firstRow="1" w:lastColumn="0" w:lastRow="0" w:noHBand="0" w:noVBand="1" w:val="04A0"/>
-      </w:tblPr>
-      <w:tblGrid>
-        <w:gridCol w:w="2556"/>
-        <w:gridCol w:w="2556"/>
-        <w:gridCol w:w="2556"/>
-        <w:gridCol w:w="2556"/>
-      </w:tblGrid>
-      <w:tr>
-        <w:trPr>
-          <w:tblHeader/>
-        </w:trPr>
-        <w:tc>
-          <w:tcPr>
-            <w:tcW w:type="dxa" w:w="2556"/>
-          </w:tcPr>
-          <w:p>
-            <w:r>
-              <w:t>Given inputs</w:t>
-            </w:r>
-          </w:p>
-        </w:tc>
-        <w:tc>
-          <w:tcPr>
-            <w:tcW w:type="dxa" w:w="2556"/>
-          </w:tcPr>
-          <w:p>
-            <w:r>
-              <w:t>Procedure I chose</w:t>
-            </w:r>
-          </w:p>
-        </w:tc>
-        <w:tc>
-          <w:tcPr>
-            <w:tcW w:type="dxa" w:w="2556"/>
-          </w:tcPr>
-          <w:p>
-            <w:r>
-              <w:t>Middle steps</w:t>
-            </w:r>
-          </w:p>
-        </w:tc>
-        <w:tc>
-          <w:tcPr>
-            <w:tcW w:type="dxa" w:w="2556"/>
-          </w:tcPr>
-          <w:p>
-            <w:r>
-              <w:t>Result and check</w:t>
-            </w:r>
-          </w:p>
-        </w:tc>
-      </w:tr>
-      <w:tr>
-        <w:tc>
-          <w:tcPr>
-            <w:tcW w:type="dxa" w:w="2556"/>
-          </w:tcPr>
-          <w:p>
-            <w:r/>
-          </w:p>
-        </w:tc>
-        <w:tc>
-          <w:tcPr>
-            <w:tcW w:type="dxa" w:w="2556"/>
-          </w:tcPr>
-          <w:p>
-            <w:r/>
-          </w:p>
-        </w:tc>
-        <w:tc>
-          <w:tcPr>
-            <w:tcW w:type="dxa" w:w="2556"/>
-          </w:tcPr>
-          <w:p>
-            <w:r/>
-          </w:p>
-        </w:tc>
-        <w:tc>
-          <w:tcPr>
-            <w:tcW w:type="dxa" w:w="2556"/>
-          </w:tcPr>
-          <w:p>
-            <w:r/>
-          </w:p>
-        </w:tc>
-      </w:tr>
-    </w:tbl>
+        <w:t>05. W1 · Explain the current example</w:t>
+      </w:r>
+    </w:p>
+    <w:p>
+      <w:r>
+        <w:t>Keep this task’s inputs,rule and response together.</w:t>
+      </w:r>
+    </w:p>
+    <w:p>
+      <w:pPr>
+        <w:pStyle w:val="Heading2"/>
+      </w:pPr>
+      <w:r>
+        <w:t>Complete task and evidence</w:t>
+      </w:r>
+    </w:p>
+    <w:p>
+      <w:pPr>
+        <w:pStyle w:val="ListBullet"/>
+      </w:pPr>
+      <w:r>
+        <w:t>Main read-only reporting accepts validate→retrieve→verify→answer. Expanded unsafe proposal validate→retrieve→book→verify→answer rejects book before any simulated stages; helpfulness rationale cannot grant booking. Separately safe plan uses request roomB and supplied approved ROOM-R evidence B/capacity 12 to answer with attribution. Missing source returns review after retrieve; answer-before-verify rejects wrong order; wrong-room/unapproved/invalid evidence reviews. This is one fixed local protocol, not a general planner or real execution. Separate tower policy permits search, clarify, unsupported, or conditionally answer from an approved supporting card; excluded web access remains excluded. With no card, unsupported/clarify. Approved card HEIGHT-CARD says 24 metres, so attributed answering becomes supported within predeclared authority; source truth is not independently verified. Permission and prerequisites remain separate, and an approved evidence flag is a supplied fixture, not actual approval verification.</w:t>
+      </w:r>
+    </w:p>
+    <w:p>
+      <w:pPr>
+        <w:pStyle w:val="ListBullet"/>
+      </w:pPr>
+      <w:r>
+        <w:t>Explain the weekly mechanism in your own words. Use the worked scenario to name its input, decision rule and output.</w:t>
+      </w:r>
+    </w:p>
     <w:p>
       <w:pPr>
         <w:pStyle w:val="Heading3"/>
       </w:pPr>
       <w:r>
-        <w:t>The step I completed without help, and the hint I needed</w:t>
+        <w:t>My reasoning and evidence</w:t>
       </w:r>
     </w:p>
     <w:p>
@@ -442,86 +277,55 @@
       </w:r>
     </w:p>
     <w:p>
+      <w:r>
+        <w:t>________________________________________________________________</w:t>
+      </w:r>
+    </w:p>
+    <w:p>
+      <w:r>
+        <w:t>________________________________________________________________</w:t>
+      </w:r>
+    </w:p>
+    <w:p>
+      <w:r>
+        <w:t>________________________________________________________________</w:t>
+      </w:r>
+    </w:p>
+    <w:p>
       <w:pPr>
         <w:pStyle w:val="Heading1"/>
       </w:pPr>
       <w:r>
-        <w:t>03. Individual reasoning check</w:t>
-      </w:r>
-    </w:p>
-    <w:p>
-      <w:r>
-        <w:t>Check the proposed Planning and action selection explanation against the supplied facts before discussing it.</w:t>
-      </w:r>
-    </w:p>
-    <w:p>
-      <w:pPr>
-        <w:spacing w:line="336" w:lineRule="auto" w:after="180"/>
-      </w:pPr>
-      <w:r>
-        <w:rPr>
-          <w:b w:val="0"/>
-        </w:rPr>
-        <w:t xml:space="preserve">Use the worked case for </w:t>
-      </w:r>
-      <w:r>
-        <w:rPr>
-          <w:b/>
-        </w:rPr>
-        <w:t>Plan</w:t>
-      </w:r>
-      <w:r>
-        <w:rPr>
-          <w:b w:val="0"/>
-        </w:rPr>
-        <w:t xml:space="preserve">ning and </w:t>
-      </w:r>
-      <w:r>
-        <w:rPr>
-          <w:b/>
-        </w:rPr>
-        <w:t>action selection</w:t>
-      </w:r>
-      <w:r>
-        <w:rPr>
-          <w:b w:val="0"/>
-        </w:rPr>
-        <w:t>. Proposed ex</w:t>
-      </w:r>
-      <w:r>
-        <w:rPr>
-          <w:b/>
-        </w:rPr>
-        <w:t>plan</w:t>
-      </w:r>
-      <w:r>
-        <w:rPr>
-          <w:b w:val="0"/>
-        </w:rPr>
-        <w:t>ation: “The worked result establishes every future case”. Decide whether this ex</w:t>
-      </w:r>
-      <w:r>
-        <w:rPr>
-          <w:b/>
-        </w:rPr>
-        <w:t>plan</w:t>
-      </w:r>
-      <w:r>
-        <w:rPr>
-          <w:b w:val="0"/>
-        </w:rPr>
-        <w:t>ation is supported.</w:t>
-      </w:r>
-    </w:p>
-    <w:p>
-      <w:pPr>
-        <w:spacing w:line="336" w:lineRule="auto" w:after="180"/>
-      </w:pPr>
-      <w:r>
-        <w:rPr>
-          <w:b w:val="0"/>
-        </w:rPr>
-        <w:t>Point to the step or supplied fact that decides; explain your repair if needed.</w:t>
+        <w:t>06. W2 · Trace the calculation</w:t>
+      </w:r>
+    </w:p>
+    <w:p>
+      <w:r>
+        <w:t>Keep this task’s inputs,rule and response together.</w:t>
+      </w:r>
+    </w:p>
+    <w:p>
+      <w:pPr>
+        <w:pStyle w:val="Heading2"/>
+      </w:pPr>
+      <w:r>
+        <w:t>Complete task and evidence</w:t>
+      </w:r>
+    </w:p>
+    <w:p>
+      <w:pPr>
+        <w:pStyle w:val="ListBullet"/>
+      </w:pPr>
+      <w:r>
+        <w:t>Main read-only reporting accepts validate→retrieve→verify→answer. Expanded unsafe proposal validate→retrieve→book→verify→answer rejects book before any simulated stages; helpfulness rationale cannot grant booking. Separately safe plan uses request roomB and supplied approved ROOM-R evidence B/capacity 12 to answer with attribution. Missing source returns review after retrieve; answer-before-verify rejects wrong order; wrong-room/unapproved/invalid evidence reviews. This is one fixed local protocol, not a general planner or real execution. Separate tower policy permits search, clarify, unsupported, or conditionally answer from an approved supporting card; excluded web access remains excluded. With no card, unsupported/clarify. Approved card HEIGHT-CARD says 24 metres, so attributed answering becomes supported within predeclared authority; source truth is not independently verified. Permission and prerequisites remain separate, and an approved evidence flag is a supplied fixture, not actual approval verification.</w:t>
+      </w:r>
+    </w:p>
+    <w:p>
+      <w:pPr>
+        <w:pStyle w:val="ListBullet"/>
+      </w:pPr>
+      <w:r>
+        <w:t>Generated plan retrieves a room, books it and then answers. It calls booking necessary for helpfulness. Show the intermediate steps and give the conclusion with its scope.</w:t>
       </w:r>
     </w:p>
     <w:p>
@@ -529,7 +333,7 @@
         <w:pStyle w:val="Heading3"/>
       </w:pPr>
       <w:r>
-        <w:t>My explanation before partner discussion</w:t>
+        <w:t>My reasoning and evidence</w:t>
       </w:r>
     </w:p>
     <w:p>
@@ -553,16 +357,55 @@
       </w:r>
     </w:p>
     <w:p>
+      <w:r>
+        <w:t>________________________________________________________________</w:t>
+      </w:r>
+    </w:p>
+    <w:p>
+      <w:r>
+        <w:t>________________________________________________________________</w:t>
+      </w:r>
+    </w:p>
+    <w:p>
+      <w:r>
+        <w:t>________________________________________________________________</w:t>
+      </w:r>
+    </w:p>
+    <w:p>
       <w:pPr>
         <w:pStyle w:val="Heading1"/>
       </w:pPr>
       <w:r>
-        <w:t>04. Independent transfer case</w:t>
-      </w:r>
-    </w:p>
-    <w:p>
-      <w:r>
-        <w:t>Write one first attempt at the reserved independent case before feedback. Repeated copies of that case refer to the same recorded attempt.</w:t>
+        <w:t>07. W3 · Repair a misconception</w:t>
+      </w:r>
+    </w:p>
+    <w:p>
+      <w:r>
+        <w:t>Keep this task’s inputs,rule and response together.</w:t>
+      </w:r>
+    </w:p>
+    <w:p>
+      <w:pPr>
+        <w:pStyle w:val="Heading2"/>
+      </w:pPr>
+      <w:r>
+        <w:t>Complete task and evidence</w:t>
+      </w:r>
+    </w:p>
+    <w:p>
+      <w:pPr>
+        <w:pStyle w:val="ListBullet"/>
+      </w:pPr>
+      <w:r>
+        <w:t>Main read-only reporting accepts validate→retrieve→verify→answer. Expanded unsafe proposal validate→retrieve→book→verify→answer rejects book before any simulated stages; helpfulness rationale cannot grant booking. Separately safe plan uses request roomB and supplied approved ROOM-R evidence B/capacity 12 to answer with attribution. Missing source returns review after retrieve; answer-before-verify rejects wrong order; wrong-room/unapproved/invalid evidence reviews. This is one fixed local protocol, not a general planner or real execution. Separate tower policy permits search, clarify, unsupported, or conditionally answer from an approved supporting card; excluded web access remains excluded. With no card, unsupported/clarify. Approved card HEIGHT-CARD says 24 metres, so attributed answering becomes supported within predeclared authority; source truth is not independently verified. Permission and prerequisites remain separate, and an approved evidence flag is a supplied fixture, not actual approval verification.</w:t>
+      </w:r>
+    </w:p>
+    <w:p>
+      <w:pPr>
+        <w:pStyle w:val="ListBullet"/>
+      </w:pPr>
+      <w:r>
+        <w:t>A report omits this qualification: A plausible plan is not an approval or proof that its prerequisites hold. Explain how omitting it could change a reader's interpretation, and write an accurate replacement.</w:t>
       </w:r>
     </w:p>
     <w:p>
@@ -570,36 +413,154 @@
         <w:pStyle w:val="Heading3"/>
       </w:pPr>
       <w:r>
+        <w:t>My reasoning and evidence</w:t>
+      </w:r>
+    </w:p>
+    <w:p>
+      <w:r>
+        <w:t>________________________________________________________________</w:t>
+      </w:r>
+    </w:p>
+    <w:p>
+      <w:r>
+        <w:t>________________________________________________________________</w:t>
+      </w:r>
+    </w:p>
+    <w:p>
+      <w:r>
+        <w:t>________________________________________________________________</w:t>
+      </w:r>
+    </w:p>
+    <w:p>
+      <w:r>
+        <w:t>________________________________________________________________</w:t>
+      </w:r>
+    </w:p>
+    <w:p>
+      <w:r>
+        <w:t>________________________________________________________________</w:t>
+      </w:r>
+    </w:p>
+    <w:p>
+      <w:r>
+        <w:t>________________________________________________________________</w:t>
+      </w:r>
+    </w:p>
+    <w:p>
+      <w:pPr>
+        <w:pStyle w:val="Heading1"/>
+      </w:pPr>
+      <w:r>
+        <w:t>09. W5 · Explain the limitation</w:t>
+      </w:r>
+    </w:p>
+    <w:p>
+      <w:r>
+        <w:t>Keep this task’s inputs,rule and response together.</w:t>
+      </w:r>
+    </w:p>
+    <w:p>
+      <w:pPr>
+        <w:pStyle w:val="Heading2"/>
+      </w:pPr>
+      <w:r>
+        <w:t>Complete task and evidence</w:t>
+      </w:r>
+    </w:p>
+    <w:p>
+      <w:pPr>
+        <w:pStyle w:val="ListBullet"/>
+      </w:pPr>
+      <w:r>
+        <w:t>Main read-only reporting accepts validate→retrieve→verify→answer. Expanded unsafe proposal validate→retrieve→book→verify→answer rejects book before any simulated stages; helpfulness rationale cannot grant booking. Separately safe plan uses request roomB and supplied approved ROOM-R evidence B/capacity 12 to answer with attribution. Missing source returns review after retrieve; answer-before-verify rejects wrong order; wrong-room/unapproved/invalid evidence reviews. This is one fixed local protocol, not a general planner or real execution. Separate tower policy permits search, clarify, unsupported, or conditionally answer from an approved supporting card; excluded web access remains excluded. With no card, unsupported/clarify. Approved card HEIGHT-CARD says 24 metres, so attributed answering becomes supported within predeclared authority; source truth is not independently verified. Permission and prerequisites remain separate, and an approved evidence flag is a supplied fixture, not actual approval verification.</w:t>
+      </w:r>
+    </w:p>
+    <w:p>
+      <w:pPr>
+        <w:pStyle w:val="ListBullet"/>
+      </w:pPr>
+      <w:r>
+        <w:t>For the worked scenario, propose one additional case that could reveal a failure, describe its expected outcome before running it, and explain what would need to remain fixed for a fair comparison. Do not reuse W4 as a new final test after receiving feedback.</w:t>
+      </w:r>
+    </w:p>
+    <w:p>
+      <w:pPr>
+        <w:pStyle w:val="Heading3"/>
+      </w:pPr>
+      <w:r>
+        <w:t>My reasoning and evidence</w:t>
+      </w:r>
+    </w:p>
+    <w:p>
+      <w:r>
+        <w:t>________________________________________________________________</w:t>
+      </w:r>
+    </w:p>
+    <w:p>
+      <w:r>
+        <w:t>________________________________________________________________</w:t>
+      </w:r>
+    </w:p>
+    <w:p>
+      <w:r>
+        <w:t>________________________________________________________________</w:t>
+      </w:r>
+    </w:p>
+    <w:p>
+      <w:r>
+        <w:t>________________________________________________________________</w:t>
+      </w:r>
+    </w:p>
+    <w:p>
+      <w:r>
+        <w:t>________________________________________________________________</w:t>
+      </w:r>
+    </w:p>
+    <w:p>
+      <w:r>
+        <w:t>________________________________________________________________</w:t>
+      </w:r>
+    </w:p>
+    <w:p>
+      <w:r>
+        <w:t>________________________________________________________________</w:t>
+      </w:r>
+    </w:p>
+    <w:p>
+      <w:pPr>
+        <w:pStyle w:val="Heading1"/>
+      </w:pPr>
+      <w:r>
+        <w:t>04. Try alone · Selected transfer</w:t>
+      </w:r>
+    </w:p>
+    <w:p>
+      <w:r>
+        <w:t>Keep this task’s inputs,rule and response together.</w:t>
+      </w:r>
+    </w:p>
+    <w:p>
+      <w:pPr>
+        <w:pStyle w:val="Heading2"/>
+      </w:pPr>
+      <w:r>
+        <w:t>Complete task and evidence</w:t>
+      </w:r>
+    </w:p>
+    <w:p>
+      <w:pPr>
+        <w:pStyle w:val="Heading3"/>
+      </w:pPr>
+      <w:r>
         <w:t>Independent case: Apply a new case independently</w:t>
       </w:r>
     </w:p>
     <w:p>
       <w:pPr>
-        <w:spacing w:line="336" w:lineRule="auto" w:after="180"/>
-      </w:pPr>
-      <w:r>
-        <w:rPr>
-          <w:b/>
-        </w:rPr>
-        <w:t>Plan</w:t>
-      </w:r>
-      <w:r>
-        <w:rPr>
-          <w:b w:val="0"/>
-        </w:rPr>
-        <w:t xml:space="preserve"> validates </w:t>
-      </w:r>
-      <w:r>
-        <w:rPr>
-          <w:b/>
-        </w:rPr>
-        <w:t>input</w:t>
-      </w:r>
-      <w:r>
-        <w:rPr>
-          <w:b w:val="0"/>
-        </w:rPr>
-        <w:t xml:space="preserve"> then sends a message before checking recipient approval. The task authorises drafting only. Locate violation.</w:t>
+        <w:pStyle w:val="ListBullet"/>
+      </w:pPr>
+      <w:r>
+        <w:t>Plan validates input then sends a message before checking recipient approval. The task authorises drafting only. Locate violation.</w:t>
       </w:r>
     </w:p>
     <w:p>
@@ -647,12 +608,9 @@
     </w:p>
     <w:p>
       <w:pPr>
-        <w:spacing w:line="336" w:lineRule="auto" w:after="180"/>
-      </w:pPr>
-      <w:r>
-        <w:rPr>
-          <w:b w:val="0"/>
-        </w:rPr>
+        <w:pStyle w:val="ListBullet"/>
+      </w:pPr>
+      <w:r>
         <w:t>Attempt this case before feedback. Record any help. Earlier examples below are further practice; a case already practised with feedback cannot establish fresh transfer.</w:t>
       </w:r>
     </w:p>
@@ -661,59 +619,28 @@
         <w:pStyle w:val="Heading1"/>
       </w:pPr>
       <w:r>
-        <w:t>05. W1 Explain the mechanism</w:t>
-      </w:r>
-    </w:p>
-    <w:p>
-      <w:r>
-        <w:t>Explain the mechanism. Apply the supplied Planning and action selection facts and keep your reasoning.</w:t>
-      </w:r>
-    </w:p>
-    <w:p>
-      <w:pPr>
-        <w:spacing w:line="336" w:lineRule="auto" w:after="180"/>
-      </w:pPr>
-      <w:r>
-        <w:rPr>
-          <w:b w:val="0"/>
-        </w:rPr>
-        <w:t xml:space="preserve">Explain the weekly </w:t>
-      </w:r>
-      <w:r>
-        <w:rPr>
-          <w:b/>
-        </w:rPr>
-        <w:t>mechanism</w:t>
-      </w:r>
-      <w:r>
-        <w:rPr>
-          <w:b w:val="0"/>
-        </w:rPr>
-        <w:t xml:space="preserve"> in your own words. Use the worked scenario to name its </w:t>
-      </w:r>
-      <w:r>
-        <w:rPr>
-          <w:b/>
-        </w:rPr>
-        <w:t>input</w:t>
-      </w:r>
-      <w:r>
-        <w:rPr>
-          <w:b w:val="0"/>
-        </w:rPr>
-        <w:t xml:space="preserve">, decision rule and </w:t>
-      </w:r>
-      <w:r>
-        <w:rPr>
-          <w:b/>
-        </w:rPr>
-        <w:t>output</w:t>
-      </w:r>
-      <w:r>
-        <w:rPr>
-          <w:b w:val="0"/>
-        </w:rPr>
-        <w:t>.</w:t>
+        <w:t>10. Project · Keep the service evidence</w:t>
+      </w:r>
+    </w:p>
+    <w:p>
+      <w:r>
+        <w:t>Preserve the contract, inputs, observed outcomes and limits.</w:t>
+      </w:r>
+    </w:p>
+    <w:p>
+      <w:pPr>
+        <w:pStyle w:val="Heading2"/>
+      </w:pPr>
+      <w:r>
+        <w:t>Complete task and evidence</w:t>
+      </w:r>
+    </w:p>
+    <w:p>
+      <w:pPr>
+        <w:pStyle w:val="ListBullet"/>
+      </w:pPr>
+      <w:r>
+        <w:t>Add a labelled planning and action selection evidence sheet to Grounded Learning Service. Show how you can explain the mechanism and terminology of planning and action selection. Use the supplied fictional case and keep its inputs, intermediate steps, calculation or prediction, and limitation. Connect this record to last week’s record; a matching answer without a trace is insufficient.</w:t>
       </w:r>
     </w:p>
     <w:p>
@@ -721,7 +648,7 @@
         <w:pStyle w:val="Heading3"/>
       </w:pPr>
       <w:r>
-        <w:t>My reasoning and evidence</w:t>
+        <w:t>My project change, supporting evidence and remaining limit</w:t>
       </w:r>
     </w:p>
     <w:p>
@@ -759,514 +686,20 @@
         <w:pStyle w:val="Heading1"/>
       </w:pPr>
       <w:r>
-        <w:t>06. W2 Trace the worked case</w:t>
-      </w:r>
-    </w:p>
-    <w:p>
-      <w:r>
-        <w:t>Trace the worked case. Apply the supplied Planning and action selection facts and keep your reasoning.</w:t>
-      </w:r>
-    </w:p>
-    <w:p>
-      <w:pPr>
-        <w:spacing w:line="336" w:lineRule="auto" w:after="180"/>
-      </w:pPr>
-      <w:r>
-        <w:rPr>
-          <w:b w:val="0"/>
-        </w:rPr>
-        <w:t xml:space="preserve">Generated </w:t>
-      </w:r>
-      <w:r>
-        <w:rPr>
-          <w:b/>
-        </w:rPr>
-        <w:t>plan</w:t>
-      </w:r>
-      <w:r>
-        <w:rPr>
-          <w:b w:val="0"/>
-        </w:rPr>
-        <w:t xml:space="preserve"> retrieves a room, books it and then answers. It calls booking necessary for helpfulness. Show the intermediate steps and give the conclusion with its scope.</w:t>
-      </w:r>
-    </w:p>
-    <w:p>
-      <w:pPr>
-        <w:pStyle w:val="Heading3"/>
-      </w:pPr>
-      <w:r>
-        <w:t>My reasoning and evidence</w:t>
-      </w:r>
-    </w:p>
-    <w:p>
-      <w:r>
-        <w:t>________________________________________________________________</w:t>
-      </w:r>
-    </w:p>
-    <w:p>
-      <w:r>
-        <w:t>________________________________________________________________</w:t>
-      </w:r>
-    </w:p>
-    <w:p>
-      <w:r>
-        <w:t>________________________________________________________________</w:t>
-      </w:r>
-    </w:p>
-    <w:p>
-      <w:r>
-        <w:t>________________________________________________________________</w:t>
-      </w:r>
-    </w:p>
-    <w:p>
-      <w:r>
-        <w:t>________________________________________________________________</w:t>
-      </w:r>
-    </w:p>
-    <w:p>
-      <w:r>
-        <w:t>________________________________________________________________</w:t>
-      </w:r>
-    </w:p>
-    <w:p>
-      <w:r>
-        <w:t>________________________________________________________________</w:t>
-      </w:r>
-    </w:p>
-    <w:p>
-      <w:pPr>
-        <w:pStyle w:val="Heading1"/>
-      </w:pPr>
-      <w:r>
-        <w:t>07. W3 Audit the limit</w:t>
-      </w:r>
-    </w:p>
-    <w:p>
-      <w:r>
-        <w:t>Audit the limit. Apply the supplied Planning and action selection facts and keep your reasoning.</w:t>
-      </w:r>
-    </w:p>
-    <w:p>
-      <w:pPr>
-        <w:spacing w:line="336" w:lineRule="auto" w:after="180"/>
-      </w:pPr>
-      <w:r>
-        <w:rPr>
-          <w:b w:val="0"/>
-        </w:rPr>
-        <w:t xml:space="preserve">A report omits this qualification: A plausible </w:t>
-      </w:r>
-      <w:r>
-        <w:rPr>
-          <w:b/>
-        </w:rPr>
-        <w:t>plan</w:t>
-      </w:r>
-      <w:r>
-        <w:rPr>
-          <w:b w:val="0"/>
-        </w:rPr>
-        <w:t xml:space="preserve"> is not an approval or proof that its </w:t>
-      </w:r>
-      <w:r>
-        <w:rPr>
-          <w:b/>
-        </w:rPr>
-        <w:t>prerequisite</w:t>
-      </w:r>
-      <w:r>
-        <w:rPr>
-          <w:b w:val="0"/>
-        </w:rPr>
-        <w:t>s hold. Explain how omitting it could change a reader's interpretation, and write an accurate replacement.</w:t>
-      </w:r>
-    </w:p>
-    <w:p>
-      <w:pPr>
-        <w:pStyle w:val="Heading3"/>
-      </w:pPr>
-      <w:r>
-        <w:t>My reasoning and evidence</w:t>
-      </w:r>
-    </w:p>
-    <w:p>
-      <w:r>
-        <w:t>________________________________________________________________</w:t>
-      </w:r>
-    </w:p>
-    <w:p>
-      <w:r>
-        <w:t>________________________________________________________________</w:t>
-      </w:r>
-    </w:p>
-    <w:p>
-      <w:r>
-        <w:t>________________________________________________________________</w:t>
-      </w:r>
-    </w:p>
-    <w:p>
-      <w:r>
-        <w:t>________________________________________________________________</w:t>
-      </w:r>
-    </w:p>
-    <w:p>
-      <w:r>
-        <w:t>________________________________________________________________</w:t>
-      </w:r>
-    </w:p>
-    <w:p>
-      <w:r>
-        <w:t>________________________________________________________________</w:t>
-      </w:r>
-    </w:p>
-    <w:p>
-      <w:pPr>
-        <w:pStyle w:val="Heading1"/>
-      </w:pPr>
-      <w:r>
-        <w:t>08. W4 Apply a new case independently</w:t>
-      </w:r>
-    </w:p>
-    <w:p>
-      <w:r>
-        <w:t>Attempt before feedback. If this repeats the selected independent case, reuse that first attempt; otherwise keep a separate record. Apply a new case independently. Apply the supplied Planning and action selection facts and keep your reasoning.</w:t>
-      </w:r>
-    </w:p>
-    <w:p>
-      <w:pPr>
-        <w:spacing w:line="336" w:lineRule="auto" w:after="180"/>
-      </w:pPr>
-      <w:r>
-        <w:rPr>
-          <w:b/>
-        </w:rPr>
-        <w:t>Plan</w:t>
-      </w:r>
-      <w:r>
-        <w:rPr>
-          <w:b w:val="0"/>
-        </w:rPr>
-        <w:t xml:space="preserve"> validates </w:t>
-      </w:r>
-      <w:r>
-        <w:rPr>
-          <w:b/>
-        </w:rPr>
-        <w:t>input</w:t>
-      </w:r>
-      <w:r>
-        <w:rPr>
-          <w:b w:val="0"/>
-        </w:rPr>
-        <w:t xml:space="preserve"> then sends a message before checking recipient approval. The task authorises drafting only. Locate violation.</w:t>
-      </w:r>
-    </w:p>
-    <w:p>
-      <w:pPr>
-        <w:pStyle w:val="Heading3"/>
-      </w:pPr>
-      <w:r>
-        <w:t>My reasoning and evidence</w:t>
-      </w:r>
-    </w:p>
-    <w:p>
-      <w:r>
-        <w:t>________________________________________________________________</w:t>
-      </w:r>
-    </w:p>
-    <w:p>
-      <w:r>
-        <w:t>________________________________________________________________</w:t>
-      </w:r>
-    </w:p>
-    <w:p>
-      <w:r>
-        <w:t>________________________________________________________________</w:t>
-      </w:r>
-    </w:p>
-    <w:p>
-      <w:r>
-        <w:t>________________________________________________________________</w:t>
-      </w:r>
-    </w:p>
-    <w:p>
-      <w:r>
-        <w:t>________________________________________________________________</w:t>
-      </w:r>
-    </w:p>
-    <w:p>
-      <w:r>
-        <w:t>________________________________________________________________</w:t>
-      </w:r>
-    </w:p>
-    <w:p>
-      <w:r>
-        <w:t>________________________________________________________________</w:t>
-      </w:r>
-    </w:p>
-    <w:p>
-      <w:r>
-        <w:t>________________________________________________________________</w:t>
-      </w:r>
-    </w:p>
-    <w:p>
-      <w:pPr>
-        <w:pStyle w:val="Heading1"/>
-      </w:pPr>
-      <w:r>
-        <w:t>09. W5 Design a revealing follow-up</w:t>
-      </w:r>
-    </w:p>
-    <w:p>
-      <w:r>
-        <w:t>Design a revealing follow-up. Apply the supplied Planning and action selection facts and keep your reasoning.</w:t>
-      </w:r>
-    </w:p>
-    <w:p>
-      <w:pPr>
-        <w:spacing w:line="336" w:lineRule="auto" w:after="180"/>
-      </w:pPr>
-      <w:r>
-        <w:rPr>
-          <w:b w:val="0"/>
-        </w:rPr>
-        <w:t>For the worked scenario, propose one additional case that could reveal a failure, describe its expected outcome before running it, and explain what would need to remain fixed for a fair comparison.</w:t>
-      </w:r>
-    </w:p>
-    <w:p>
-      <w:pPr>
-        <w:spacing w:line="336" w:lineRule="auto" w:after="180"/>
-      </w:pPr>
-      <w:r>
-        <w:rPr>
-          <w:b w:val="0"/>
-        </w:rPr>
-        <w:t>Do not reuse W4 as a new final test after receiving feedback.</w:t>
-      </w:r>
-    </w:p>
-    <w:p>
-      <w:pPr>
-        <w:pStyle w:val="Heading3"/>
-      </w:pPr>
-      <w:r>
-        <w:t>My reasoning and evidence</w:t>
-      </w:r>
-    </w:p>
-    <w:p>
-      <w:r>
-        <w:t>________________________________________________________________</w:t>
-      </w:r>
-    </w:p>
-    <w:p>
-      <w:r>
-        <w:t>________________________________________________________________</w:t>
-      </w:r>
-    </w:p>
-    <w:p>
-      <w:r>
-        <w:t>________________________________________________________________</w:t>
-      </w:r>
-    </w:p>
-    <w:p>
-      <w:r>
-        <w:t>________________________________________________________________</w:t>
-      </w:r>
-    </w:p>
-    <w:p>
-      <w:r>
-        <w:t>________________________________________________________________</w:t>
-      </w:r>
-    </w:p>
-    <w:p>
-      <w:r>
-        <w:t>________________________________________________________________</w:t>
-      </w:r>
-    </w:p>
-    <w:p>
-      <w:r>
-        <w:t>________________________________________________________________</w:t>
-      </w:r>
-    </w:p>
-    <w:p>
-      <w:pPr>
-        <w:pStyle w:val="Heading1"/>
-      </w:pPr>
-      <w:r>
-        <w:t>10. Project checkpoint and reflection</w:t>
-      </w:r>
-    </w:p>
-    <w:p>
-      <w:r>
-        <w:t>Connect Planning and action selection to Grounded Learning Service, identify a limit and choose the next useful test.</w:t>
-      </w:r>
-    </w:p>
-    <w:p>
-      <w:pPr>
-        <w:spacing w:line="336" w:lineRule="auto" w:after="180"/>
-      </w:pPr>
-      <w:r>
-        <w:rPr>
-          <w:b w:val="0"/>
-        </w:rPr>
-        <w:t xml:space="preserve">Add a labelled </w:t>
-      </w:r>
-      <w:r>
-        <w:rPr>
-          <w:b/>
-        </w:rPr>
-        <w:t>plan</w:t>
-      </w:r>
-      <w:r>
-        <w:rPr>
-          <w:b w:val="0"/>
-        </w:rPr>
-        <w:t xml:space="preserve">ning and </w:t>
-      </w:r>
-      <w:r>
-        <w:rPr>
-          <w:b/>
-        </w:rPr>
-        <w:t>action selection</w:t>
-      </w:r>
-      <w:r>
-        <w:rPr>
-          <w:b w:val="0"/>
-        </w:rPr>
-        <w:t xml:space="preserve"> </w:t>
-      </w:r>
-      <w:r>
-        <w:rPr>
-          <w:b/>
-        </w:rPr>
-        <w:t>evidence</w:t>
-      </w:r>
-      <w:r>
-        <w:rPr>
-          <w:b w:val="0"/>
-        </w:rPr>
-        <w:t xml:space="preserve"> sheet to Grounded Learning Service. Show how you can explain the </w:t>
-      </w:r>
-      <w:r>
-        <w:rPr>
-          <w:b/>
-        </w:rPr>
-        <w:t>mechanism</w:t>
-      </w:r>
-      <w:r>
-        <w:rPr>
-          <w:b w:val="0"/>
-        </w:rPr>
-        <w:t xml:space="preserve"> and terminology of </w:t>
-      </w:r>
-      <w:r>
-        <w:rPr>
-          <w:b/>
-        </w:rPr>
-        <w:t>plan</w:t>
-      </w:r>
-      <w:r>
-        <w:rPr>
-          <w:b w:val="0"/>
-        </w:rPr>
-        <w:t xml:space="preserve">ning and </w:t>
-      </w:r>
-      <w:r>
-        <w:rPr>
-          <w:b/>
-        </w:rPr>
-        <w:t>action selection</w:t>
-      </w:r>
-      <w:r>
-        <w:rPr>
-          <w:b w:val="0"/>
-        </w:rPr>
-        <w:t>.</w:t>
-      </w:r>
-    </w:p>
-    <w:p>
-      <w:pPr>
-        <w:spacing w:line="336" w:lineRule="auto" w:after="180"/>
-      </w:pPr>
-      <w:r>
-        <w:rPr>
-          <w:b w:val="0"/>
-        </w:rPr>
-        <w:t xml:space="preserve">Use the supplied fictional case and keep its </w:t>
-      </w:r>
-      <w:r>
-        <w:rPr>
-          <w:b/>
-        </w:rPr>
-        <w:t>input</w:t>
-      </w:r>
-      <w:r>
-        <w:rPr>
-          <w:b w:val="0"/>
-        </w:rPr>
-        <w:t xml:space="preserve">s, intermediate steps, calculation or </w:t>
-      </w:r>
-      <w:r>
-        <w:rPr>
-          <w:b/>
-        </w:rPr>
-        <w:t>prediction</w:t>
-      </w:r>
-      <w:r>
-        <w:rPr>
-          <w:b w:val="0"/>
-        </w:rPr>
-        <w:t>, and limitation. Connect this record to last week’s record; a matching answer without a trace is insufficient.</w:t>
-      </w:r>
-    </w:p>
-    <w:p>
-      <w:pPr>
-        <w:pStyle w:val="Heading3"/>
-      </w:pPr>
-      <w:r>
-        <w:t>My project change, supporting evidence and remaining limit</w:t>
-      </w:r>
-    </w:p>
-    <w:p>
-      <w:r>
-        <w:t>________________________________________________________________</w:t>
-      </w:r>
-    </w:p>
-    <w:p>
-      <w:r>
-        <w:t>________________________________________________________________</w:t>
-      </w:r>
-    </w:p>
-    <w:p>
-      <w:r>
-        <w:t>________________________________________________________________</w:t>
-      </w:r>
-    </w:p>
-    <w:p>
-      <w:r>
-        <w:t>________________________________________________________________</w:t>
-      </w:r>
-    </w:p>
-    <w:p>
-      <w:r>
-        <w:t>________________________________________________________________</w:t>
-      </w:r>
-    </w:p>
-    <w:p>
-      <w:r>
-        <w:t>________________________________________________________________</w:t>
-      </w:r>
-    </w:p>
-    <w:p>
-      <w:pPr>
-        <w:pStyle w:val="Heading1"/>
-      </w:pPr>
-      <w:r>
-        <w:t>11. Feedback, return check and learning record</w:t>
-      </w:r>
-    </w:p>
-    <w:p>
-      <w:r>
-        <w:t>Record the first repaired step and a different case to revisit after a delay.</w:t>
+        <w:t>11. Feedback · Repair and return</w:t>
+      </w:r>
+    </w:p>
+    <w:p>
+      <w:r>
+        <w:t>Keep this task’s inputs,rule and response together.</w:t>
+      </w:r>
+    </w:p>
+    <w:p>
+      <w:pPr>
+        <w:pStyle w:val="Heading2"/>
+      </w:pPr>
+      <w:r>
+        <w:t>Complete task and evidence</w:t>
       </w:r>
     </w:p>
     <w:tbl>
@@ -1407,12 +840,9 @@
     </w:tbl>
     <w:p>
       <w:pPr>
-        <w:spacing w:line="336" w:lineRule="auto" w:after="180"/>
-      </w:pPr>
-      <w:r>
-        <w:rPr>
-          <w:b w:val="0"/>
-        </w:rPr>
+        <w:pStyle w:val="ListBullet"/>
+      </w:pPr>
+      <w:r>
         <w:t>Revisit this idea with your teacher after a delay. Familiarity is different from explaining and using it on a changed case.</w:t>
       </w:r>
     </w:p>
@@ -1421,52 +851,322 @@
         <w:pStyle w:val="Heading1"/>
       </w:pPr>
       <w:r>
-        <w:t>12. Pictorial case practice: Planning and action selection</w:t>
-      </w:r>
-    </w:p>
-    <w:p>
-      <w:r>
-        <w:t>Plan around missing evidence. A bot must answer a tower-height question using approved cards only. Explain the labelled step before checking the changed condition.</w:t>
-      </w:r>
-    </w:p>
-    <w:p>
-      <w:pPr>
-        <w:spacing w:line="336" w:lineRule="auto" w:after="180"/>
-      </w:pPr>
-      <w:r>
-        <w:rPr>
-          <w:b/>
-        </w:rPr>
-        <w:t>Plan</w:t>
-      </w:r>
-      <w:r>
-        <w:rPr>
-          <w:b w:val="0"/>
-        </w:rPr>
-        <w:t xml:space="preserve"> around missing </w:t>
-      </w:r>
-      <w:r>
-        <w:rPr>
-          <w:b/>
-        </w:rPr>
-        <w:t>evidence</w:t>
-      </w:r>
-      <w:r>
-        <w:rPr>
-          <w:b w:val="0"/>
-        </w:rPr>
-        <w:t>. A bot must answer a tower-height question using approved cards only.</w:t>
-      </w:r>
-    </w:p>
-    <w:p>
-      <w:pPr>
-        <w:spacing w:line="336" w:lineRule="auto" w:after="180"/>
-      </w:pPr>
-      <w:r>
-        <w:rPr>
-          <w:b w:val="0"/>
-        </w:rPr>
-        <w:t>Search finds no height card. Allowed actions: search, clarify, return unsupported. Unapproved web access is excluded.</w:t>
+        <w:t>Reference bank and extra practice</w:t>
+      </w:r>
+    </w:p>
+    <w:p>
+      <w:pPr>
+        <w:pStyle w:val="Heading1"/>
+      </w:pPr>
+      <w:r>
+        <w:t>02. Reference · Supported W2 record</w:t>
+      </w:r>
+    </w:p>
+    <w:p>
+      <w:r>
+        <w:t>Keep this task’s inputs,rule and response together.</w:t>
+      </w:r>
+    </w:p>
+    <w:p>
+      <w:pPr>
+        <w:pStyle w:val="Heading2"/>
+      </w:pPr>
+      <w:r>
+        <w:t>Complete task and evidence</w:t>
+      </w:r>
+    </w:p>
+    <w:p>
+      <w:pPr>
+        <w:pStyle w:val="ListBullet"/>
+      </w:pPr>
+      <w:r>
+        <w:t>Use W2: Trace the worked case for Planning and action selection. Record the answer once; the lesson and workbook refer to the same attempt.</w:t>
+      </w:r>
+    </w:p>
+    <w:tbl>
+      <w:tblPr>
+        <w:tblStyle w:val="LightShading-Accent1"/>
+        <w:tblW w:type="auto" w:w="0"/>
+        <w:tblLook w:firstColumn="1" w:firstRow="1" w:lastColumn="0" w:lastRow="0" w:noHBand="0" w:noVBand="1" w:val="04A0"/>
+      </w:tblPr>
+      <w:tblGrid>
+        <w:gridCol w:w="2556"/>
+        <w:gridCol w:w="2556"/>
+        <w:gridCol w:w="2556"/>
+        <w:gridCol w:w="2556"/>
+      </w:tblGrid>
+      <w:tr>
+        <w:trPr>
+          <w:tblHeader/>
+        </w:trPr>
+        <w:tc>
+          <w:tcPr>
+            <w:tcW w:type="dxa" w:w="2556"/>
+          </w:tcPr>
+          <w:p>
+            <w:r>
+              <w:t>Given inputs</w:t>
+            </w:r>
+          </w:p>
+        </w:tc>
+        <w:tc>
+          <w:tcPr>
+            <w:tcW w:type="dxa" w:w="2556"/>
+          </w:tcPr>
+          <w:p>
+            <w:r>
+              <w:t>Procedure I chose</w:t>
+            </w:r>
+          </w:p>
+        </w:tc>
+        <w:tc>
+          <w:tcPr>
+            <w:tcW w:type="dxa" w:w="2556"/>
+          </w:tcPr>
+          <w:p>
+            <w:r>
+              <w:t>Middle steps</w:t>
+            </w:r>
+          </w:p>
+        </w:tc>
+        <w:tc>
+          <w:tcPr>
+            <w:tcW w:type="dxa" w:w="2556"/>
+          </w:tcPr>
+          <w:p>
+            <w:r>
+              <w:t>Result and check</w:t>
+            </w:r>
+          </w:p>
+        </w:tc>
+      </w:tr>
+      <w:tr>
+        <w:tc>
+          <w:tcPr>
+            <w:tcW w:type="dxa" w:w="2556"/>
+          </w:tcPr>
+          <w:p>
+            <w:r/>
+          </w:p>
+        </w:tc>
+        <w:tc>
+          <w:tcPr>
+            <w:tcW w:type="dxa" w:w="2556"/>
+          </w:tcPr>
+          <w:p>
+            <w:r/>
+          </w:p>
+        </w:tc>
+        <w:tc>
+          <w:tcPr>
+            <w:tcW w:type="dxa" w:w="2556"/>
+          </w:tcPr>
+          <w:p>
+            <w:r/>
+          </w:p>
+        </w:tc>
+        <w:tc>
+          <w:tcPr>
+            <w:tcW w:type="dxa" w:w="2556"/>
+          </w:tcPr>
+          <w:p>
+            <w:r/>
+          </w:p>
+        </w:tc>
+      </w:tr>
+    </w:tbl>
+    <w:p>
+      <w:pPr>
+        <w:pStyle w:val="Heading3"/>
+      </w:pPr>
+      <w:r>
+        <w:t>The step I completed without help, and the hint I needed</w:t>
+      </w:r>
+    </w:p>
+    <w:p>
+      <w:r>
+        <w:t>________________________________________________________________</w:t>
+      </w:r>
+    </w:p>
+    <w:p>
+      <w:r>
+        <w:t>________________________________________________________________</w:t>
+      </w:r>
+    </w:p>
+    <w:p>
+      <w:r>
+        <w:t>________________________________________________________________</w:t>
+      </w:r>
+    </w:p>
+    <w:p>
+      <w:pPr>
+        <w:pStyle w:val="Heading1"/>
+      </w:pPr>
+      <w:r>
+        <w:t>03. Extra practice · Individual reasoning check</w:t>
+      </w:r>
+    </w:p>
+    <w:p>
+      <w:r>
+        <w:t>Keep this task’s inputs,rule and response together.</w:t>
+      </w:r>
+    </w:p>
+    <w:p>
+      <w:pPr>
+        <w:pStyle w:val="Heading2"/>
+      </w:pPr>
+      <w:r>
+        <w:t>Complete task and evidence</w:t>
+      </w:r>
+    </w:p>
+    <w:p>
+      <w:pPr>
+        <w:pStyle w:val="ListBullet"/>
+      </w:pPr>
+      <w:r>
+        <w:t>Use the worked case for Planning and action selection. Proposed explanation: “The worked result establishes every future case”. Decide whether this explanation is supported. Point to the step or supplied fact that decides; explain your repair if needed.</w:t>
+      </w:r>
+    </w:p>
+    <w:p>
+      <w:pPr>
+        <w:pStyle w:val="Heading3"/>
+      </w:pPr>
+      <w:r>
+        <w:t>My explanation before partner discussion</w:t>
+      </w:r>
+    </w:p>
+    <w:p>
+      <w:r>
+        <w:t>________________________________________________________________</w:t>
+      </w:r>
+    </w:p>
+    <w:p>
+      <w:r>
+        <w:t>________________________________________________________________</w:t>
+      </w:r>
+    </w:p>
+    <w:p>
+      <w:r>
+        <w:t>________________________________________________________________</w:t>
+      </w:r>
+    </w:p>
+    <w:p>
+      <w:r>
+        <w:t>________________________________________________________________</w:t>
+      </w:r>
+    </w:p>
+    <w:p>
+      <w:pPr>
+        <w:pStyle w:val="Heading1"/>
+      </w:pPr>
+      <w:r>
+        <w:t>08. Reference · Earlier W4 response copy</w:t>
+      </w:r>
+    </w:p>
+    <w:p>
+      <w:r>
+        <w:t>Keep this task’s inputs,rule and response together.</w:t>
+      </w:r>
+    </w:p>
+    <w:p>
+      <w:pPr>
+        <w:pStyle w:val="Heading2"/>
+      </w:pPr>
+      <w:r>
+        <w:t>Complete task and evidence</w:t>
+      </w:r>
+    </w:p>
+    <w:p>
+      <w:pPr>
+        <w:pStyle w:val="ListBullet"/>
+      </w:pPr>
+      <w:r>
+        <w:t>Plan validates input then sends a message before checking recipient approval. The task authorises drafting only. Locate violation.</w:t>
+      </w:r>
+    </w:p>
+    <w:p>
+      <w:pPr>
+        <w:pStyle w:val="Heading3"/>
+      </w:pPr>
+      <w:r>
+        <w:t>My reasoning and evidence</w:t>
+      </w:r>
+    </w:p>
+    <w:p>
+      <w:r>
+        <w:t>________________________________________________________________</w:t>
+      </w:r>
+    </w:p>
+    <w:p>
+      <w:r>
+        <w:t>________________________________________________________________</w:t>
+      </w:r>
+    </w:p>
+    <w:p>
+      <w:r>
+        <w:t>________________________________________________________________</w:t>
+      </w:r>
+    </w:p>
+    <w:p>
+      <w:r>
+        <w:t>________________________________________________________________</w:t>
+      </w:r>
+    </w:p>
+    <w:p>
+      <w:r>
+        <w:t>________________________________________________________________</w:t>
+      </w:r>
+    </w:p>
+    <w:p>
+      <w:r>
+        <w:t>________________________________________________________________</w:t>
+      </w:r>
+    </w:p>
+    <w:p>
+      <w:r>
+        <w:t>________________________________________________________________</w:t>
+      </w:r>
+    </w:p>
+    <w:p>
+      <w:r>
+        <w:t>________________________________________________________________</w:t>
+      </w:r>
+    </w:p>
+    <w:p>
+      <w:pPr>
+        <w:pStyle w:val="Heading1"/>
+      </w:pPr>
+      <w:r>
+        <w:t>12. Extra practice · Pictured case</w:t>
+      </w:r>
+    </w:p>
+    <w:p>
+      <w:r>
+        <w:t>Keep this task’s inputs,rule and response together.</w:t>
+      </w:r>
+    </w:p>
+    <w:p>
+      <w:pPr>
+        <w:pStyle w:val="Heading2"/>
+      </w:pPr>
+      <w:r>
+        <w:t>Complete task and evidence</w:t>
+      </w:r>
+    </w:p>
+    <w:p>
+      <w:pPr>
+        <w:pStyle w:val="ListBullet"/>
+      </w:pPr>
+      <w:r>
+        <w:t>Plan around missing evidence. A bot must answer a tower-height question using approved cards only.</w:t>
+      </w:r>
+    </w:p>
+    <w:p>
+      <w:pPr>
+        <w:pStyle w:val="ListBullet"/>
+      </w:pPr>
+      <w:r>
+        <w:t>Search finds no height card. Allowed actions: search, clarify, return unsupported, or answer from an approved card when its supporting record is present. Unapproved web access is excluded.</w:t>
       </w:r>
     </w:p>
     <w:p>
@@ -1507,26 +1207,10 @@
     </w:p>
     <w:p>
       <w:pPr>
-        <w:spacing w:line="336" w:lineRule="auto" w:after="180"/>
-        <w:shd w:fill="F5F1FB"/>
-      </w:pPr>
-      <w:r>
-        <w:rPr>
-          <w:b w:val="0"/>
-        </w:rPr>
-        <w:t xml:space="preserve">Choose a permitted </w:t>
-      </w:r>
-      <w:r>
-        <w:rPr>
-          <w:b/>
-        </w:rPr>
-        <w:t>plan</w:t>
-      </w:r>
-      <w:r>
-        <w:rPr>
-          <w:b w:val="0"/>
-        </w:rPr>
-        <w:t xml:space="preserve"> when no approved tower-height card exists. What new answer becomes supported after a card records 24 metres, and why could the bot not invent it earlier?</w:t>
+        <w:pStyle w:val="ListBullet"/>
+      </w:pPr>
+      <w:r>
+        <w:t>Choose a permitted plan when no approved tower-height card exists. What new answer becomes supported after a card records 24 metres, and why could the bot not invent it earlier?</w:t>
       </w:r>
     </w:p>
     <w:p>
@@ -1569,57 +1253,18 @@
     </w:p>
     <w:p>
       <w:pPr>
-        <w:pStyle w:val="Heading3"/>
-      </w:pPr>
-      <w:r>
-        <w:t>Record the help used</w:t>
-      </w:r>
-    </w:p>
-    <w:p>
-      <w:pPr>
-        <w:spacing w:line="336" w:lineRule="auto" w:after="180"/>
-        <w:shd w:fill="F1F6F8"/>
-      </w:pPr>
-      <w:r>
-        <w:rPr>
-          <w:b w:val="0"/>
-        </w:rPr>
-        <w:t xml:space="preserve">Support used: alone / hint / worked example. This record is practice </w:t>
-      </w:r>
-      <w:r>
-        <w:rPr>
-          <w:b/>
-        </w:rPr>
-        <w:t>evidence</w:t>
-      </w:r>
-      <w:r>
-        <w:rPr>
-          <w:b w:val="0"/>
-        </w:rPr>
-        <w:t>.</w:t>
-      </w:r>
-    </w:p>
-    <w:p>
-      <w:pPr>
-        <w:spacing w:line="336" w:lineRule="auto" w:after="180"/>
-      </w:pPr>
-      <w:r>
-        <w:rPr>
-          <w:b w:val="0"/>
-        </w:rPr>
-        <w:t xml:space="preserve">Project connection: For the Grounded Learning Service, retain an annotated trace and the changed-case result. Name the contract or </w:t>
-      </w:r>
-      <w:r>
-        <w:rPr>
-          <w:b/>
-        </w:rPr>
-        <w:t>evidence</w:t>
-      </w:r>
-      <w:r>
-        <w:rPr>
-          <w:b w:val="0"/>
-        </w:rPr>
-        <w:t xml:space="preserve"> that makes the deciding step valid, so another team can review it.</w:t>
+        <w:pStyle w:val="ListBullet"/>
+      </w:pPr>
+      <w:r>
+        <w:t>Support used: alone / hint / worked example. This record is practice evidence.</w:t>
+      </w:r>
+    </w:p>
+    <w:p>
+      <w:pPr>
+        <w:pStyle w:val="ListBullet"/>
+      </w:pPr>
+      <w:r>
+        <w:t>Project connection: For the Grounded Learning Service, retain an annotated trace and the changed-case result. Name the contract or evidence that makes the deciding step valid, so another team can review it.</w:t>
       </w:r>
     </w:p>
     <w:p>
@@ -1627,57 +1272,44 @@
         <w:pStyle w:val="Heading1"/>
       </w:pPr>
       <w:r>
-        <w:t>13. Project portfolio milestone</w:t>
-      </w:r>
-    </w:p>
-    <w:p>
-      <w:r>
-        <w:t>Keep this week’s input, deciding step, result and limit together in the Grounded Learning Service record.</w:t>
-      </w:r>
-    </w:p>
-    <w:p>
-      <w:pPr>
-        <w:spacing w:line="336" w:lineRule="auto" w:after="180"/>
-      </w:pPr>
-      <w:r>
-        <w:rPr>
-          <w:b w:val="0"/>
-        </w:rPr>
+        <w:t>13. Reference · Project milestone</w:t>
+      </w:r>
+    </w:p>
+    <w:p>
+      <w:r>
+        <w:t>Keep this task’s inputs,rule and response together.</w:t>
+      </w:r>
+    </w:p>
+    <w:p>
+      <w:pPr>
+        <w:pStyle w:val="Heading2"/>
+      </w:pPr>
+      <w:r>
+        <w:t>Complete task and evidence</w:t>
+      </w:r>
+    </w:p>
+    <w:p>
+      <w:pPr>
+        <w:pStyle w:val="ListBullet"/>
+      </w:pPr>
+      <w:r>
         <w:t>Project: Grounded Learning Service</w:t>
       </w:r>
     </w:p>
     <w:p>
       <w:pPr>
-        <w:spacing w:line="336" w:lineRule="auto" w:after="180"/>
-      </w:pPr>
-      <w:r>
-        <w:rPr>
-          <w:b w:val="0"/>
-        </w:rPr>
+        <w:pStyle w:val="ListBullet"/>
+      </w:pPr>
+      <w:r>
         <w:t>Current milestone: Test changed cases. Keep normal, boundary and failure cases; compare expected and observed results.</w:t>
       </w:r>
     </w:p>
     <w:p>
       <w:pPr>
-        <w:spacing w:line="336" w:lineRule="auto" w:after="180"/>
-      </w:pPr>
-      <w:r>
-        <w:rPr>
-          <w:b w:val="0"/>
-        </w:rPr>
-        <w:t xml:space="preserve">For the Grounded Learning Service, retain an annotated trace and the changed-case result. Name the contract or </w:t>
-      </w:r>
-      <w:r>
-        <w:rPr>
-          <w:b/>
-        </w:rPr>
-        <w:t>evidence</w:t>
-      </w:r>
-      <w:r>
-        <w:rPr>
-          <w:b w:val="0"/>
-        </w:rPr>
-        <w:t xml:space="preserve"> that makes the deciding step valid, so another team can review it.</w:t>
+        <w:pStyle w:val="ListBullet"/>
+      </w:pPr>
+      <w:r>
+        <w:t>For the Grounded Learning Service, retain an annotated trace and the changed-case result. Name the contract or evidence that makes the deciding step valid, so another team can review it.</w:t>
       </w:r>
     </w:p>
     <w:tbl>
@@ -1834,12 +1466,492 @@
         <w:pStyle w:val="Heading1"/>
       </w:pPr>
       <w:r>
-        <w:t>14. Supported practice and learning evidence</w:t>
-      </w:r>
-    </w:p>
-    <w:p>
-      <w:r>
-        <w:t>Try the supported questions before comparing with hints and feedback. Record what you repaired and the evidence you retained.</w:t>
+        <w:t>14. Extra practice · Predict,check and repair</w:t>
+      </w:r>
+    </w:p>
+    <w:p>
+      <w:r>
+        <w:t>Keep supported feedback separate from the independent case.</w:t>
+      </w:r>
+    </w:p>
+    <w:p>
+      <w:pPr>
+        <w:pStyle w:val="Heading2"/>
+      </w:pPr>
+      <w:r>
+        <w:t>First supported question and optional hint</w:t>
+      </w:r>
+    </w:p>
+    <w:p>
+      <w:pPr>
+        <w:pStyle w:val="ListBullet"/>
+      </w:pPr>
+      <w:r>
+        <w:t>Plan around missing evidence. A bot must answer a tower-height question using approved cards only.</w:t>
+      </w:r>
+    </w:p>
+    <w:p>
+      <w:pPr>
+        <w:pStyle w:val="Heading3"/>
+      </w:pPr>
+      <w:r>
+        <w:t>Practice 1: explain the deciding evidence</w:t>
+      </w:r>
+    </w:p>
+    <w:p>
+      <w:pPr>
+        <w:pStyle w:val="ListBullet"/>
+      </w:pPr>
+      <w:r>
+        <w:t>Which labelled step matches this detail? Ask for an approved source card if the question should be answered.</w:t>
+      </w:r>
+    </w:p>
+    <w:p>
+      <w:pPr>
+        <w:pStyle w:val="ListBullet"/>
+      </w:pPr>
+      <w:r>
+        <w:t>1. Select allowed action</w:t>
+      </w:r>
+    </w:p>
+    <w:p>
+      <w:pPr>
+        <w:pStyle w:val="ListBullet"/>
+      </w:pPr>
+      <w:r>
+        <w:t>2. Explain next step</w:t>
+      </w:r>
+    </w:p>
+    <w:p>
+      <w:pPr>
+        <w:pStyle w:val="ListBullet"/>
+      </w:pPr>
+      <w:r>
+        <w:t>3. Name missing input</w:t>
+      </w:r>
+    </w:p>
+    <w:p>
+      <w:pPr>
+        <w:pStyle w:val="Heading3"/>
+      </w:pPr>
+      <w:r>
+        <w:t>My selected conclusion, deciding fact and explanation</w:t>
+      </w:r>
+    </w:p>
+    <w:p>
+      <w:r>
+        <w:t>________________________________________________________________</w:t>
+      </w:r>
+    </w:p>
+    <w:p>
+      <w:r>
+        <w:t>________________________________________________________________</w:t>
+      </w:r>
+    </w:p>
+    <w:p>
+      <w:r>
+        <w:t>________________________________________________________________</w:t>
+      </w:r>
+    </w:p>
+    <w:p>
+      <w:r>
+        <w:t>________________________________________________________________</w:t>
+      </w:r>
+    </w:p>
+    <w:p>
+      <w:r>
+        <w:t>________________________________________________________________</w:t>
+      </w:r>
+    </w:p>
+    <w:p>
+      <w:pPr>
+        <w:pStyle w:val="ListBullet"/>
+      </w:pPr>
+      <w:r>
+        <w:t>Hint if needed: Read the steps in the pictorial case. Match the supplied detail to the stage that performs or records it.</w:t>
+      </w:r>
+    </w:p>
+    <w:p>
+      <w:pPr>
+        <w:pStyle w:val="Heading2"/>
+      </w:pPr>
+      <w:r>
+        <w:t>Check after the first attempt · reference / check after trying</w:t>
+      </w:r>
+    </w:p>
+    <w:p>
+      <w:pPr>
+        <w:spacing w:line="336" w:lineRule="auto" w:after="180"/>
+      </w:pPr>
+      <w:r>
+        <w:rPr>
+          <w:b w:val="0"/>
+        </w:rPr>
+        <w:t>After your attempt, compare with the supported ex</w:t>
+      </w:r>
+      <w:r>
+        <w:rPr>
+          <w:b/>
+        </w:rPr>
+        <w:t>plan</w:t>
+      </w:r>
+      <w:r>
+        <w:rPr>
+          <w:b w:val="0"/>
+        </w:rPr>
+        <w:t xml:space="preserve">ation: Explain next step Ask for an approved source card if the question should be answered. </w:t>
+      </w:r>
+      <w:r>
+        <w:rPr>
+          <w:b/>
+        </w:rPr>
+        <w:t>Plan</w:t>
+      </w:r>
+      <w:r>
+        <w:rPr>
+          <w:b w:val="0"/>
+        </w:rPr>
+        <w:t xml:space="preserve">ning selects useful actions within available </w:t>
+      </w:r>
+      <w:r>
+        <w:rPr>
+          <w:b/>
+        </w:rPr>
+        <w:t>evidence</w:t>
+      </w:r>
+      <w:r>
+        <w:rPr>
+          <w:b w:val="0"/>
+        </w:rPr>
+        <w:t xml:space="preserve"> and authority.</w:t>
+      </w:r>
+    </w:p>
+    <w:p>
+      <w:pPr>
+        <w:spacing w:line="336" w:lineRule="auto" w:after="180"/>
+      </w:pPr>
+      <w:r>
+        <w:rPr>
+          <w:b w:val="0"/>
+        </w:rPr>
+        <w:t>More steps cannot create permission to access an excluded source.</w:t>
+      </w:r>
+    </w:p>
+    <w:p>
+      <w:pPr>
+        <w:pStyle w:val="Heading2"/>
+      </w:pPr>
+      <w:r>
+        <w:t>Changed-case question and optional hint</w:t>
+      </w:r>
+    </w:p>
+    <w:p>
+      <w:pPr>
+        <w:pStyle w:val="Heading3"/>
+      </w:pPr>
+      <w:r>
+        <w:t>Practice 2: explain the deciding evidence</w:t>
+      </w:r>
+    </w:p>
+    <w:p>
+      <w:pPr>
+        <w:pStyle w:val="ListBullet"/>
+      </w:pPr>
+      <w:r>
+        <w:t>Changed-case practice: Supply an approved card giving height 24 metres. Which conclusion is supported by the supplied facts?</w:t>
+      </w:r>
+    </w:p>
+    <w:p>
+      <w:pPr>
+        <w:pStyle w:val="ListBullet"/>
+      </w:pPr>
+      <w:r>
+        <w:t>1. We can decide the result without examining the changed input or the procedure.</w:t>
+      </w:r>
+    </w:p>
+    <w:p>
+      <w:pPr>
+        <w:pStyle w:val="ListBullet"/>
+      </w:pPr>
+      <w:r>
+        <w:t>2. This one example guarantees correct results for every future input.</w:t>
+      </w:r>
+    </w:p>
+    <w:p>
+      <w:pPr>
+        <w:pStyle w:val="ListBullet"/>
+      </w:pPr>
+      <w:r>
+        <w:t>3. The bot can retrieve it and answer 24 metres with attribution.</w:t>
+      </w:r>
+    </w:p>
+    <w:p>
+      <w:pPr>
+        <w:pStyle w:val="Heading3"/>
+      </w:pPr>
+      <w:r>
+        <w:t>My selected conclusion, deciding fact and explanation</w:t>
+      </w:r>
+    </w:p>
+    <w:p>
+      <w:r>
+        <w:t>________________________________________________________________</w:t>
+      </w:r>
+    </w:p>
+    <w:p>
+      <w:r>
+        <w:t>________________________________________________________________</w:t>
+      </w:r>
+    </w:p>
+    <w:p>
+      <w:r>
+        <w:t>________________________________________________________________</w:t>
+      </w:r>
+    </w:p>
+    <w:p>
+      <w:r>
+        <w:t>________________________________________________________________</w:t>
+      </w:r>
+    </w:p>
+    <w:p>
+      <w:r>
+        <w:t>________________________________________________________________</w:t>
+      </w:r>
+    </w:p>
+    <w:p>
+      <w:pPr>
+        <w:pStyle w:val="ListBullet"/>
+      </w:pPr>
+      <w:r>
+        <w:t>Hint if needed: Use the changed condition and the deciding step in the pictorial trace. The answer must say what follows from those facts.</w:t>
+      </w:r>
+    </w:p>
+    <w:p>
+      <w:pPr>
+        <w:pStyle w:val="Heading2"/>
+      </w:pPr>
+      <w:r>
+        <w:t>Check after the changed attempt · reference / check after trying</w:t>
+      </w:r>
+    </w:p>
+    <w:p>
+      <w:pPr>
+        <w:spacing w:line="336" w:lineRule="auto" w:after="180"/>
+      </w:pPr>
+      <w:r>
+        <w:rPr>
+          <w:b w:val="0"/>
+        </w:rPr>
+        <w:t>After your attempt, compare with the supported ex</w:t>
+      </w:r>
+      <w:r>
+        <w:rPr>
+          <w:b/>
+        </w:rPr>
+        <w:t>plan</w:t>
+      </w:r>
+      <w:r>
+        <w:rPr>
+          <w:b w:val="0"/>
+        </w:rPr>
+        <w:t xml:space="preserve">ation: The bot can retrieve it and answer 24 metres with attribution. The missing factual </w:t>
+      </w:r>
+      <w:r>
+        <w:rPr>
+          <w:b/>
+        </w:rPr>
+        <w:t>input</w:t>
+      </w:r>
+      <w:r>
+        <w:rPr>
+          <w:b w:val="0"/>
+        </w:rPr>
+        <w:t xml:space="preserve"> is now available within the allowed collection.</w:t>
+      </w:r>
+    </w:p>
+    <w:p>
+      <w:pPr>
+        <w:pStyle w:val="Heading2"/>
+      </w:pPr>
+      <w:r>
+        <w:t>Repair and retain the record</w:t>
+      </w:r>
+    </w:p>
+    <w:p>
+      <w:pPr>
+        <w:spacing w:line="336" w:lineRule="auto" w:after="180"/>
+      </w:pPr>
+      <w:r>
+        <w:rPr>
+          <w:b w:val="0"/>
+        </w:rPr>
+        <w:t xml:space="preserve">Review State machines for bounded agents (ai-6/13). Goal: Explain the </w:t>
+      </w:r>
+      <w:r>
+        <w:rPr>
+          <w:b/>
+        </w:rPr>
+        <w:t>mechanism</w:t>
+      </w:r>
+      <w:r>
+        <w:rPr>
+          <w:b w:val="0"/>
+        </w:rPr>
+        <w:t xml:space="preserve"> and terminology of state machines for bounded agents. Short practice: Trace A and B through the state diagram.</w:t>
+      </w:r>
+    </w:p>
+    <w:p>
+      <w:pPr>
+        <w:spacing w:line="336" w:lineRule="auto" w:after="180"/>
+      </w:pPr>
+      <w:r>
+        <w:rPr>
+          <w:b w:val="0"/>
+        </w:rPr>
+        <w:t>Name B’s forbidden transition and explain whether adding checking→querying permits that shortcut.. Return to this week and explain what you changed.</w:t>
+      </w:r>
+    </w:p>
+    <w:p>
+      <w:pPr>
+        <w:spacing w:line="336" w:lineRule="auto" w:after="180"/>
+      </w:pPr>
+      <w:r>
+        <w:rPr>
+          <w:b w:val="0"/>
+        </w:rPr>
+        <w:t xml:space="preserve">Review Failure budgets and service objectives (ai-6/11). Goal: Explain the </w:t>
+      </w:r>
+      <w:r>
+        <w:rPr>
+          <w:b/>
+        </w:rPr>
+        <w:t>mechanism</w:t>
+      </w:r>
+      <w:r>
+        <w:rPr>
+          <w:b w:val="0"/>
+        </w:rPr>
+        <w:t xml:space="preserve"> and terminology of failure budgets and service objectives. Short practice: Calculate the maximum allowed failures among 100 requests.</w:t>
+      </w:r>
+    </w:p>
+    <w:p>
+      <w:pPr>
+        <w:spacing w:line="336" w:lineRule="auto" w:after="180"/>
+      </w:pPr>
+      <w:r>
+        <w:rPr>
+          <w:b w:val="0"/>
+        </w:rPr>
+        <w:t>Does 97 successes and 3 failures meet the target, and what changes after one failure becomes a success?. Return to this week and explain what you changed.</w:t>
+      </w:r>
+    </w:p>
+    <w:p>
+      <w:pPr>
+        <w:spacing w:line="336" w:lineRule="auto" w:after="180"/>
+      </w:pPr>
+      <w:r>
+        <w:rPr>
+          <w:b w:val="0"/>
+        </w:rPr>
+        <w:t xml:space="preserve">Review Testing model-dependent behaviour (ai-6/8). Goal: Explain the </w:t>
+      </w:r>
+      <w:r>
+        <w:rPr>
+          <w:b/>
+        </w:rPr>
+        <w:t>mechanism</w:t>
+      </w:r>
+      <w:r>
+        <w:rPr>
+          <w:b w:val="0"/>
+        </w:rPr>
+        <w:t xml:space="preserve"> and terminology of testing model-dependent behaviour.</w:t>
+      </w:r>
+    </w:p>
+    <w:p>
+      <w:pPr>
+        <w:spacing w:line="336" w:lineRule="auto" w:after="180"/>
+      </w:pPr>
+      <w:r>
+        <w:rPr>
+          <w:b w:val="0"/>
+        </w:rPr>
+        <w:t>Short practice: Score "Friday in room B" and "Friday in room D" against both mandatory criteria. Would a correct 25-word response pass, and why?. Return to this week and explain what you changed.</w:t>
+      </w:r>
+    </w:p>
+    <w:p>
+      <w:pPr>
+        <w:spacing w:line="336" w:lineRule="auto" w:after="180"/>
+      </w:pPr>
+      <w:r>
+        <w:rPr>
+          <w:b w:val="0"/>
+        </w:rPr>
+        <w:t xml:space="preserve">Use Download completed work in the hosted lesson to export your answers, reflections, practice feedback and code-run </w:t>
+      </w:r>
+      <w:r>
+        <w:rPr>
+          <w:b/>
+        </w:rPr>
+        <w:t>evidence</w:t>
+      </w:r>
+      <w:r>
+        <w:rPr>
+          <w:b w:val="0"/>
+        </w:rPr>
+        <w:t>. Open the HTML copy to read or print it.</w:t>
+      </w:r>
+    </w:p>
+    <w:p>
+      <w:pPr>
+        <w:spacing w:line="336" w:lineRule="auto" w:after="180"/>
+      </w:pPr>
+      <w:r>
+        <w:rPr>
+          <w:b w:val="0"/>
+        </w:rPr>
+        <w:t>Drafts stay in this browser when storage is available; clear drafts on a shared device.</w:t>
+      </w:r>
+    </w:p>
+    <w:p>
+      <w:pPr>
+        <w:pStyle w:val="Heading3"/>
+      </w:pPr>
+      <w:r>
+        <w:t>What I repaired, the evidence I kept and the next test</w:t>
+      </w:r>
+    </w:p>
+    <w:p>
+      <w:r>
+        <w:t>________________________________________________________________</w:t>
+      </w:r>
+    </w:p>
+    <w:p>
+      <w:r>
+        <w:t>________________________________________________________________</w:t>
+      </w:r>
+    </w:p>
+    <w:p>
+      <w:r>
+        <w:t>________________________________________________________________</w:t>
+      </w:r>
+    </w:p>
+    <w:p>
+      <w:r>
+        <w:t>________________________________________________________________</w:t>
+      </w:r>
+    </w:p>
+    <w:p>
+      <w:r>
+        <w:t>________________________________________________________________</w:t>
+      </w:r>
+    </w:p>
+    <w:p>
+      <w:pPr>
+        <w:pStyle w:val="Heading2"/>
+      </w:pPr>
+      <w:r>
+        <w:t>Earlier wording, alternatives and picture transcripts · reference / check after trying</w:t>
       </w:r>
     </w:p>
     <w:p>
@@ -1855,92 +1967,10 @@
     </w:p>
     <w:p>
       <w:pPr>
-        <w:spacing w:line="336" w:lineRule="auto" w:after="180"/>
-      </w:pPr>
-      <w:r>
-        <w:rPr>
-          <w:b/>
-        </w:rPr>
-        <w:t>Plan</w:t>
-      </w:r>
-      <w:r>
-        <w:rPr>
-          <w:b w:val="0"/>
-        </w:rPr>
-        <w:t xml:space="preserve"> around missing </w:t>
-      </w:r>
-      <w:r>
-        <w:rPr>
-          <w:b/>
-        </w:rPr>
-        <w:t>evidence</w:t>
-      </w:r>
-      <w:r>
-        <w:rPr>
-          <w:b w:val="0"/>
-        </w:rPr>
-        <w:t>. A bot must answer a tower-height question using approved cards only.</w:t>
-      </w:r>
-    </w:p>
-    <w:p>
-      <w:pPr>
         <w:pStyle w:val="Heading3"/>
       </w:pPr>
       <w:r>
-        <w:t>Practice 1: explain the deciding evidence</w:t>
-      </w:r>
-    </w:p>
-    <w:p>
-      <w:pPr>
-        <w:spacing w:line="336" w:lineRule="auto" w:after="180"/>
-      </w:pPr>
-      <w:r>
-        <w:rPr>
-          <w:b w:val="0"/>
-        </w:rPr>
-        <w:t>Which labelled step matches this detail? Ask for an approved source card if the question should be answered.</w:t>
-      </w:r>
-    </w:p>
-    <w:p>
-      <w:pPr>
-        <w:spacing w:line="336" w:lineRule="auto" w:after="180"/>
-        <w:shd w:fill="F4F9FC"/>
-      </w:pPr>
-      <w:r>
-        <w:rPr>
-          <w:b w:val="0"/>
-        </w:rPr>
-        <w:t>1. Select allowed action</w:t>
-      </w:r>
-    </w:p>
-    <w:p>
-      <w:pPr>
-        <w:spacing w:line="336" w:lineRule="auto" w:after="180"/>
-        <w:shd w:fill="F4F9FC"/>
-      </w:pPr>
-      <w:r>
-        <w:rPr>
-          <w:b w:val="0"/>
-        </w:rPr>
-        <w:t>2. Explain next step</w:t>
-      </w:r>
-    </w:p>
-    <w:p>
-      <w:pPr>
-        <w:spacing w:line="336" w:lineRule="auto" w:after="180"/>
-        <w:shd w:fill="F4F9FC"/>
-      </w:pPr>
-      <w:r>
-        <w:rPr>
-          <w:b w:val="0"/>
-        </w:rPr>
-        <w:t xml:space="preserve">3. Name missing </w:t>
-      </w:r>
-      <w:r>
-        <w:rPr>
-          <w:b/>
-        </w:rPr>
-        <w:t>input</w:t>
+        <w:t>Repair a missing building block</w:t>
       </w:r>
     </w:p>
     <w:p>
@@ -1948,508 +1978,25 @@
         <w:pStyle w:val="Heading3"/>
       </w:pPr>
       <w:r>
-        <w:t>My selected conclusion, deciding fact and explanation</w:t>
-      </w:r>
-    </w:p>
-    <w:p>
-      <w:r>
-        <w:t>________________________________________________________________</w:t>
-      </w:r>
-    </w:p>
-    <w:p>
-      <w:r>
-        <w:t>________________________________________________________________</w:t>
-      </w:r>
-    </w:p>
-    <w:p>
-      <w:r>
-        <w:t>________________________________________________________________</w:t>
-      </w:r>
-    </w:p>
-    <w:p>
-      <w:r>
-        <w:t>________________________________________________________________</w:t>
-      </w:r>
-    </w:p>
-    <w:p>
-      <w:r>
-        <w:t>________________________________________________________________</w:t>
-      </w:r>
-    </w:p>
-    <w:p>
-      <w:pPr>
-        <w:pStyle w:val="Heading3"/>
-      </w:pPr>
-      <w:r>
-        <w:t>Hint · try first</w:t>
-      </w:r>
-    </w:p>
-    <w:p>
-      <w:pPr>
-        <w:spacing w:line="336" w:lineRule="auto" w:after="180"/>
-        <w:shd w:fill="F1F6F8"/>
-      </w:pPr>
-      <w:r>
-        <w:rPr>
-          <w:b w:val="0"/>
-        </w:rPr>
-        <w:t>Hint if needed: Read the steps in the pictorial case. Match the supplied detail to the stage that performs or records it.</w:t>
-      </w:r>
-    </w:p>
-    <w:p>
-      <w:pPr>
-        <w:pStyle w:val="Heading3"/>
-      </w:pPr>
-      <w:r>
-        <w:t>Feedback · compare after trying</w:t>
-      </w:r>
-    </w:p>
-    <w:p>
-      <w:pPr>
-        <w:spacing w:line="336" w:lineRule="auto" w:after="180"/>
-        <w:shd w:fill="F1F6FC"/>
-      </w:pPr>
-      <w:r>
-        <w:rPr>
-          <w:b w:val="0"/>
-        </w:rPr>
-        <w:t>After your attempt, compare with the supported ex</w:t>
-      </w:r>
-      <w:r>
-        <w:rPr>
-          <w:b/>
-        </w:rPr>
-        <w:t>plan</w:t>
-      </w:r>
-      <w:r>
-        <w:rPr>
-          <w:b w:val="0"/>
-        </w:rPr>
-        <w:t xml:space="preserve">ation: Explain next step Ask for an approved source card if the question should be answered. </w:t>
-      </w:r>
-      <w:r>
-        <w:rPr>
-          <w:b/>
-        </w:rPr>
-        <w:t>Plan</w:t>
-      </w:r>
-      <w:r>
-        <w:rPr>
-          <w:b w:val="0"/>
-        </w:rPr>
-        <w:t xml:space="preserve">ning selects useful actions within available </w:t>
-      </w:r>
-      <w:r>
-        <w:rPr>
-          <w:b/>
-        </w:rPr>
-        <w:t>evidence</w:t>
-      </w:r>
-      <w:r>
-        <w:rPr>
-          <w:b w:val="0"/>
-        </w:rPr>
-        <w:t xml:space="preserve"> and authority.</w:t>
-      </w:r>
-    </w:p>
-    <w:p>
-      <w:pPr>
-        <w:spacing w:line="336" w:lineRule="auto" w:after="180"/>
-        <w:shd w:fill="F1F6FC"/>
-      </w:pPr>
-      <w:r>
-        <w:rPr>
-          <w:b w:val="0"/>
-        </w:rPr>
-        <w:t>More steps cannot create permission to access an excluded source.</w:t>
-      </w:r>
-    </w:p>
-    <w:p>
-      <w:pPr>
-        <w:pStyle w:val="Heading3"/>
-      </w:pPr>
-      <w:r>
-        <w:t>Practice 2: explain the deciding evidence</w:t>
-      </w:r>
-    </w:p>
-    <w:p>
-      <w:pPr>
-        <w:pStyle w:val="Heading3"/>
-      </w:pPr>
-      <w:r>
-        <w:t>Changed case · predict first</w:t>
-      </w:r>
-    </w:p>
-    <w:p>
-      <w:pPr>
-        <w:spacing w:line="336" w:lineRule="auto" w:after="180"/>
-        <w:shd w:fill="F5F1FB"/>
-      </w:pPr>
-      <w:r>
-        <w:rPr>
-          <w:b w:val="0"/>
-        </w:rPr>
-        <w:t>Changed-case practice: Supply an approved card giving height 24 metres. Which conclusion is supported by the supplied facts?</w:t>
-      </w:r>
-    </w:p>
-    <w:p>
-      <w:pPr>
-        <w:spacing w:line="336" w:lineRule="auto" w:after="180"/>
-        <w:shd w:fill="F4F9FC"/>
-      </w:pPr>
-      <w:r>
-        <w:rPr>
-          <w:b w:val="0"/>
-        </w:rPr>
-        <w:t xml:space="preserve">1. We can decide the result without examining the changed </w:t>
-      </w:r>
-      <w:r>
-        <w:rPr>
-          <w:b/>
-        </w:rPr>
-        <w:t>input</w:t>
-      </w:r>
-      <w:r>
-        <w:rPr>
-          <w:b w:val="0"/>
-        </w:rPr>
-        <w:t xml:space="preserve"> or the procedure.</w:t>
-      </w:r>
-    </w:p>
-    <w:p>
-      <w:pPr>
-        <w:spacing w:line="336" w:lineRule="auto" w:after="180"/>
-        <w:shd w:fill="F4F9FC"/>
-      </w:pPr>
-      <w:r>
-        <w:rPr>
-          <w:b w:val="0"/>
-        </w:rPr>
-        <w:t xml:space="preserve">2. This one example guarantees correct results for every future </w:t>
-      </w:r>
-      <w:r>
-        <w:rPr>
-          <w:b/>
-        </w:rPr>
-        <w:t>input</w:t>
-      </w:r>
-      <w:r>
-        <w:rPr>
-          <w:b w:val="0"/>
-        </w:rPr>
-        <w:t>.</w:t>
-      </w:r>
-    </w:p>
-    <w:p>
-      <w:pPr>
-        <w:spacing w:line="336" w:lineRule="auto" w:after="180"/>
-        <w:shd w:fill="F4F9FC"/>
-      </w:pPr>
-      <w:r>
-        <w:rPr>
-          <w:b w:val="0"/>
-        </w:rPr>
-        <w:t>3. The bot can retrieve it and answer 24 metres with attribution.</w:t>
-      </w:r>
-    </w:p>
-    <w:p>
-      <w:pPr>
-        <w:pStyle w:val="Heading3"/>
-      </w:pPr>
-      <w:r>
-        <w:t>My selected conclusion, deciding fact and explanation</w:t>
-      </w:r>
-    </w:p>
-    <w:p>
-      <w:r>
-        <w:t>________________________________________________________________</w:t>
-      </w:r>
-    </w:p>
-    <w:p>
-      <w:r>
-        <w:t>________________________________________________________________</w:t>
-      </w:r>
-    </w:p>
-    <w:p>
-      <w:r>
-        <w:t>________________________________________________________________</w:t>
-      </w:r>
-    </w:p>
-    <w:p>
-      <w:r>
-        <w:t>________________________________________________________________</w:t>
-      </w:r>
-    </w:p>
-    <w:p>
-      <w:r>
-        <w:t>________________________________________________________________</w:t>
-      </w:r>
-    </w:p>
-    <w:p>
-      <w:pPr>
-        <w:pStyle w:val="Heading3"/>
-      </w:pPr>
-      <w:r>
-        <w:t>Hint · try first</w:t>
-      </w:r>
-    </w:p>
-    <w:p>
-      <w:pPr>
-        <w:spacing w:line="336" w:lineRule="auto" w:after="180"/>
-        <w:shd w:fill="F1F6F8"/>
-      </w:pPr>
-      <w:r>
-        <w:rPr>
-          <w:b w:val="0"/>
-        </w:rPr>
-        <w:t>Hint if needed: Use the changed condition and the deciding step in the pictorial trace. The answer must say what follows from those facts.</w:t>
-      </w:r>
-    </w:p>
-    <w:p>
-      <w:pPr>
-        <w:pStyle w:val="Heading3"/>
-      </w:pPr>
-      <w:r>
-        <w:t>Feedback · compare after trying</w:t>
-      </w:r>
-    </w:p>
-    <w:p>
-      <w:pPr>
-        <w:spacing w:line="336" w:lineRule="auto" w:after="180"/>
-        <w:shd w:fill="F1F6FC"/>
-      </w:pPr>
-      <w:r>
-        <w:rPr>
-          <w:b w:val="0"/>
-        </w:rPr>
-        <w:t>After your attempt, compare with the supported ex</w:t>
-      </w:r>
-      <w:r>
-        <w:rPr>
-          <w:b/>
-        </w:rPr>
-        <w:t>plan</w:t>
-      </w:r>
-      <w:r>
-        <w:rPr>
-          <w:b w:val="0"/>
-        </w:rPr>
-        <w:t xml:space="preserve">ation: The bot can retrieve it and answer 24 metres with attribution. The missing factual </w:t>
-      </w:r>
-      <w:r>
-        <w:rPr>
-          <w:b/>
-        </w:rPr>
-        <w:t>input</w:t>
-      </w:r>
-      <w:r>
-        <w:rPr>
-          <w:b w:val="0"/>
-        </w:rPr>
-        <w:t xml:space="preserve"> is now available within the allowed collection.</w:t>
-      </w:r>
-    </w:p>
-    <w:p>
-      <w:pPr>
-        <w:pStyle w:val="Heading3"/>
-      </w:pPr>
-      <w:r>
-        <w:t>Repair a missing building block</w:t>
-      </w:r>
-    </w:p>
-    <w:p>
-      <w:pPr>
-        <w:spacing w:line="336" w:lineRule="auto" w:after="180"/>
-      </w:pPr>
-      <w:r>
-        <w:rPr>
-          <w:b w:val="0"/>
-        </w:rPr>
-        <w:t xml:space="preserve">Review State machines for bounded agents (ai-6/13). Goal: Explain the </w:t>
-      </w:r>
-      <w:r>
-        <w:rPr>
-          <w:b/>
-        </w:rPr>
-        <w:t>mechanism</w:t>
-      </w:r>
-      <w:r>
-        <w:rPr>
-          <w:b w:val="0"/>
-        </w:rPr>
-        <w:t xml:space="preserve"> and terminology of state machines for bounded agents. Short practice: Trace A and B through the state diagram.</w:t>
-      </w:r>
-    </w:p>
-    <w:p>
-      <w:pPr>
-        <w:spacing w:line="336" w:lineRule="auto" w:after="180"/>
-      </w:pPr>
-      <w:r>
-        <w:rPr>
-          <w:b w:val="0"/>
-        </w:rPr>
-        <w:t>Name B’s forbidden transition and explain whether adding checking→querying permits that shortcut.. Return to this week and explain what you changed.</w:t>
-      </w:r>
-    </w:p>
-    <w:p>
-      <w:pPr>
-        <w:spacing w:line="336" w:lineRule="auto" w:after="180"/>
-      </w:pPr>
-      <w:r>
-        <w:rPr>
-          <w:b w:val="0"/>
-        </w:rPr>
-        <w:t xml:space="preserve">Review Failure budgets and service objectives (ai-6/11). Goal: Explain the </w:t>
-      </w:r>
-      <w:r>
-        <w:rPr>
-          <w:b/>
-        </w:rPr>
-        <w:t>mechanism</w:t>
-      </w:r>
-      <w:r>
-        <w:rPr>
-          <w:b w:val="0"/>
-        </w:rPr>
-        <w:t xml:space="preserve"> and terminology of failure budgets and service objectives. Short practice: Calculate the maximum allowed failures among 100 requests.</w:t>
-      </w:r>
-    </w:p>
-    <w:p>
-      <w:pPr>
-        <w:spacing w:line="336" w:lineRule="auto" w:after="180"/>
-      </w:pPr>
-      <w:r>
-        <w:rPr>
-          <w:b w:val="0"/>
-        </w:rPr>
-        <w:t>Does 97 successes and 3 failures meet the target, and what changes after one failure becomes a success?. Return to this week and explain what you changed.</w:t>
-      </w:r>
-    </w:p>
-    <w:p>
-      <w:pPr>
-        <w:spacing w:line="336" w:lineRule="auto" w:after="180"/>
-      </w:pPr>
-      <w:r>
-        <w:rPr>
-          <w:b w:val="0"/>
-        </w:rPr>
-        <w:t xml:space="preserve">Review Testing model-dependent behaviour (ai-6/8). Goal: Explain the </w:t>
-      </w:r>
-      <w:r>
-        <w:rPr>
-          <w:b/>
-        </w:rPr>
-        <w:t>mechanism</w:t>
-      </w:r>
-      <w:r>
-        <w:rPr>
-          <w:b w:val="0"/>
-        </w:rPr>
-        <w:t xml:space="preserve"> and terminology of testing model-dependent behaviour.</w:t>
-      </w:r>
-    </w:p>
-    <w:p>
-      <w:pPr>
-        <w:spacing w:line="336" w:lineRule="auto" w:after="180"/>
-      </w:pPr>
-      <w:r>
-        <w:rPr>
-          <w:b w:val="0"/>
-        </w:rPr>
-        <w:t>Short practice: Score "Friday in room B" and "Friday in room D" against both mandatory criteria. Would a correct 25-word response pass, and why?. Return to this week and explain what you changed.</w:t>
-      </w:r>
-    </w:p>
-    <w:p>
-      <w:pPr>
-        <w:pStyle w:val="Heading3"/>
-      </w:pPr>
-      <w:r>
         <w:t>Keep your completed work</w:t>
       </w:r>
     </w:p>
     <w:p>
       <w:pPr>
-        <w:spacing w:line="336" w:lineRule="auto" w:after="180"/>
-      </w:pPr>
-      <w:r>
-        <w:rPr>
-          <w:b w:val="0"/>
-        </w:rPr>
-        <w:t xml:space="preserve">Use Download completed work in the hosted lesson to export your answers, reflections, practice feedback and code-run </w:t>
-      </w:r>
-      <w:r>
-        <w:rPr>
-          <w:b/>
-        </w:rPr>
-        <w:t>evidence</w:t>
-      </w:r>
-      <w:r>
-        <w:rPr>
-          <w:b w:val="0"/>
-        </w:rPr>
-        <w:t>. Open the HTML copy to read or print it.</w:t>
-      </w:r>
-    </w:p>
-    <w:p>
-      <w:pPr>
-        <w:spacing w:line="336" w:lineRule="auto" w:after="180"/>
-      </w:pPr>
-      <w:r>
-        <w:rPr>
-          <w:b w:val="0"/>
-        </w:rPr>
-        <w:t>Drafts stay in this browser when storage is available; clear drafts on a shared device.</w:t>
-      </w:r>
-    </w:p>
-    <w:p>
-      <w:pPr>
-        <w:pStyle w:val="Heading3"/>
-      </w:pPr>
-      <w:r>
-        <w:t>What I repaired, the evidence I kept and the next test</w:t>
-      </w:r>
-    </w:p>
-    <w:p>
-      <w:r>
-        <w:t>________________________________________________________________</w:t>
-      </w:r>
-    </w:p>
-    <w:p>
-      <w:r>
-        <w:t>________________________________________________________________</w:t>
-      </w:r>
-    </w:p>
-    <w:p>
-      <w:r>
-        <w:t>________________________________________________________________</w:t>
-      </w:r>
-    </w:p>
-    <w:p>
-      <w:r>
-        <w:t>________________________________________________________________</w:t>
-      </w:r>
-    </w:p>
-    <w:p>
-      <w:r>
-        <w:t>________________________________________________________________</w:t>
-      </w:r>
-    </w:p>
-    <w:p>
-      <w:pPr>
         <w:pStyle w:val="Heading1"/>
       </w:pPr>
       <w:r>
-        <w:t>15. Visual concept journey</w:t>
-      </w:r>
-    </w:p>
-    <w:p>
-      <w:r>
-        <w:t>Explain each Planning and action selection picture from its labels, then record a relevant limit.</w:t>
-      </w:r>
-    </w:p>
-    <w:p>
-      <w:pPr>
-        <w:pStyle w:val="Heading3"/>
+        <w:t>15. Reference · Six-picture response sheets</w:t>
+      </w:r>
+    </w:p>
+    <w:p>
+      <w:r>
+        <w:t>Choose the picture that helps explain the current step.</w:t>
+      </w:r>
+    </w:p>
+    <w:p>
+      <w:pPr>
+        <w:pStyle w:val="Heading2"/>
       </w:pPr>
       <w:r>
         <w:t>01. Planning and action selection: the case</w:t>
@@ -2460,7 +2007,7 @@
         <w:drawing>
           <wp:inline xmlns:a="http://schemas.openxmlformats.org/drawingml/2006/main" xmlns:pic="http://schemas.openxmlformats.org/drawingml/2006/picture">
             <wp:extent cx="5486400" cy="2834640"/>
-            <wp:docPr id="2" name="Picture 2" descr="Plan around missing evidence. A bot must answer a tower-height question using approved cards only. Supplied facts: Search finds no height card. Allowed actions: search, clarify, return unsupported. Unapproved web access is excluded."/>
+            <wp:docPr id="2" name="Picture 2" descr="Plan around missing evidence. A bot must answer a tower-height question using approved cards only. Supplied facts: Search finds no height card. Allowed actions: search, clarify, return unsupported, or answer from an approved card when its supporting record is present. Unapproved web access is excluded."/>
             <wp:cNvGraphicFramePr>
               <a:graphicFrameLocks noChangeAspect="1"/>
             </wp:cNvGraphicFramePr>
@@ -2517,24 +2064,12 @@
         <w:rPr>
           <w:b w:val="0"/>
         </w:rPr>
-        <w:t>. A bot must answer a tower-height question using approved cards only. Supplied facts: Search finds no height card. Allowed actions: search, clarify, return unsupported.</w:t>
+        <w:t>. A bot must answer a tower-height question using approved cards only. Supplied facts: Search finds no height card. Allowed actions: search, clarify, return unsupported, or answer from an approved card when its supporting record is present. Unapproved web access is excluded.</w:t>
       </w:r>
     </w:p>
     <w:p>
       <w:pPr>
         <w:spacing w:line="336" w:lineRule="auto" w:after="180"/>
-      </w:pPr>
-      <w:r>
-        <w:rPr>
-          <w:b w:val="0"/>
-        </w:rPr>
-        <w:t>Unapproved web access is excluded.</w:t>
-      </w:r>
-    </w:p>
-    <w:p>
-      <w:pPr>
-        <w:spacing w:line="336" w:lineRule="auto" w:after="180"/>
-        <w:shd w:fill="F5F1FB"/>
       </w:pPr>
       <w:r>
         <w:rPr>
@@ -2573,7 +2108,7 @@
     </w:p>
     <w:p>
       <w:pPr>
-        <w:pStyle w:val="Heading3"/>
+        <w:pStyle w:val="Heading2"/>
       </w:pPr>
       <w:r>
         <w:t>02. Follow the deciding steps</w:t>
@@ -2641,7 +2176,6 @@
     <w:p>
       <w:pPr>
         <w:spacing w:line="336" w:lineRule="auto" w:after="180"/>
-        <w:shd w:fill="F5F1FB"/>
       </w:pPr>
       <w:r>
         <w:rPr>
@@ -2692,7 +2226,7 @@
     </w:p>
     <w:p>
       <w:pPr>
-        <w:pStyle w:val="Heading3"/>
+        <w:pStyle w:val="Heading2"/>
       </w:pPr>
       <w:r>
         <w:t>03. Planning and action selection — evidence trace</w:t>
@@ -2848,7 +2382,6 @@
     <w:p>
       <w:pPr>
         <w:spacing w:line="336" w:lineRule="auto" w:after="180"/>
-        <w:shd w:fill="F5F1FB"/>
       </w:pPr>
       <w:r>
         <w:rPr>
@@ -2887,7 +2420,7 @@
     </w:p>
     <w:p>
       <w:pPr>
-        <w:pStyle w:val="Heading3"/>
+        <w:pStyle w:val="Heading2"/>
       </w:pPr>
       <w:r>
         <w:t>04. Change one thing. Trace what follows.</w:t>
@@ -2966,7 +2499,6 @@
     <w:p>
       <w:pPr>
         <w:spacing w:line="336" w:lineRule="auto" w:after="180"/>
-        <w:shd w:fill="F5F1FB"/>
       </w:pPr>
       <w:r>
         <w:rPr>
@@ -3005,7 +2537,7 @@
     </w:p>
     <w:p>
       <w:pPr>
-        <w:pStyle w:val="Heading3"/>
+        <w:pStyle w:val="Heading2"/>
       </w:pPr>
       <w:r>
         <w:t>05. Connect the explanation to its limit</w:t>
@@ -3090,7 +2622,6 @@
     <w:p>
       <w:pPr>
         <w:spacing w:line="336" w:lineRule="auto" w:after="180"/>
-        <w:shd w:fill="F5F1FB"/>
       </w:pPr>
       <w:r>
         <w:rPr>
@@ -3129,7 +2660,7 @@
     </w:p>
     <w:p>
       <w:pPr>
-        <w:pStyle w:val="Heading3"/>
+        <w:pStyle w:val="Heading2"/>
       </w:pPr>
       <w:r>
         <w:t>06. Make the idea visible in your project</w:t>
@@ -3243,7 +2774,6 @@
     <w:p>
       <w:pPr>
         <w:spacing w:line="336" w:lineRule="auto" w:after="180"/>
-        <w:shd w:fill="F5F1FB"/>
       </w:pPr>
       <w:r>
         <w:rPr>
@@ -3290,6 +2820,62 @@
     <w:p>
       <w:r>
         <w:t>________________________________________________________________</w:t>
+      </w:r>
+    </w:p>
+    <w:p>
+      <w:pPr>
+        <w:pStyle w:val="Heading2"/>
+      </w:pPr>
+      <w:r>
+        <w:t>Earlier wording, alternatives and picture transcripts · reference / check after trying</w:t>
+      </w:r>
+    </w:p>
+    <w:p>
+      <w:pPr>
+        <w:pStyle w:val="Heading3"/>
+      </w:pPr>
+      <w:r>
+        <w:t>01. Planning and action selection: the case</w:t>
+      </w:r>
+    </w:p>
+    <w:p>
+      <w:pPr>
+        <w:pStyle w:val="Heading3"/>
+      </w:pPr>
+      <w:r>
+        <w:t>02. Follow the deciding steps</w:t>
+      </w:r>
+    </w:p>
+    <w:p>
+      <w:pPr>
+        <w:pStyle w:val="Heading3"/>
+      </w:pPr>
+      <w:r>
+        <w:t>03. Planning and action selection — evidence trace</w:t>
+      </w:r>
+    </w:p>
+    <w:p>
+      <w:pPr>
+        <w:pStyle w:val="Heading3"/>
+      </w:pPr>
+      <w:r>
+        <w:t>04. Change one thing. Trace what follows.</w:t>
+      </w:r>
+    </w:p>
+    <w:p>
+      <w:pPr>
+        <w:pStyle w:val="Heading3"/>
+      </w:pPr>
+      <w:r>
+        <w:t>05. Connect the explanation to its limit</w:t>
+      </w:r>
+    </w:p>
+    <w:p>
+      <w:pPr>
+        <w:pStyle w:val="Heading3"/>
+      </w:pPr>
+      <w:r>
+        <w:t>06. Make the idea visible in your project</w:t>
       </w:r>
     </w:p>
     <w:sectPr>
